--- a/docs/Pack_Aliado_Gabriel_Barrios/docx/08_Estructura_Legal.docx
+++ b/docs/Pack_Aliado_Gabriel_Barrios/docx/08_Estructura_Legal.docx
@@ -202,7 +202,7 @@
               <w:rPr>
                 <w:sz w:val="20"/>
               </w:rPr>
-              <w:t>**~USD 112.000**</w:t>
+              <w:t>**~USD 112.000** *(111.988 en modelo)*</w:t>
             </w:r>
           </w:p>
         </w:tc>
@@ -1022,7 +1022,7 @@
               <w:rPr>
                 <w:sz w:val="20"/>
               </w:rPr>
-              <w:t>**Total referencia**</w:t>
+              <w:t>**Total referencia pack mínimo**</w:t>
             </w:r>
           </w:p>
         </w:tc>
@@ -1057,7 +1057,7 @@
     <w:p/>
     <w:p>
       <w:r>
-        <w:t xml:space="preserve">El presupuesto Lean agrupa </w:t>
+        <w:t xml:space="preserve">El modelo financiero agrupa </w:t>
       </w:r>
       <w:r>
         <w:rPr>
@@ -1066,7 +1066,7 @@
         <w:t>~5.050 USD</w:t>
       </w:r>
       <w:r>
-        <w:t xml:space="preserve"> en trámites operativos prioritarios al arranque (constitución ampliada con partidas HQ). Validar montos con abogado antes de ejecutar.</w:t>
+        <w:t xml:space="preserve"> en trámites operativos prioritarios al arranque (constitución ampliada con partidas HQ, municipales, bomberos). Validar montos con abogado antes de ejecutar — la tabla mínima y el Excel pueden diferir porque el Excel refleja costos «sinceros» de local operativo.</w:t>
       </w:r>
     </w:p>
     <w:p>
@@ -1109,7 +1109,7 @@
         <w:rPr>
           <w:i/>
         </w:rPr>
-        <w:t>*“Hoy recibes ~112.000 USD. Cuando hagamos una ronda futura con valuación de mercado, tu inversión se convierte en acciones. Si esa valuación supera el **cap** acordado, conviertes como si la empresa valiera **600.000 USD** — te protege el upside del inversor temprano.”*</w:t>
+        <w:t>*«Hoy recibes ~112.000 USD. Cuando hagamos una ronda futura con valuación de mercado, tu inversión se convierte en acciones. Si esa valuación supera el **cap** acordado, conviertes como si la empresa valiera **600.000 USD** — te protege el upside del inversor temprano.»*</w:t>
       </w:r>
     </w:p>
     <w:p>
@@ -1665,6 +1665,60 @@
                 <w:sz w:val="20"/>
               </w:rPr>
               <w:t>~15,55%</w:t>
+            </w:r>
+          </w:p>
+        </w:tc>
+      </w:tr>
+      <w:tr>
+        <w:tc>
+          <w:tcPr>
+            <w:tcW w:type="dxa" w:w="2160"/>
+          </w:tcPr>
+          <w:p>
+            <w:r>
+              <w:rPr>
+                <w:sz w:val="20"/>
+              </w:rPr>
+              <w:t>Blitz (6× Sales stretch)</w:t>
+            </w:r>
+          </w:p>
+        </w:tc>
+        <w:tc>
+          <w:tcPr>
+            <w:tcW w:type="dxa" w:w="2160"/>
+          </w:tcPr>
+          <w:p>
+            <w:r>
+              <w:rPr>
+                <w:sz w:val="20"/>
+              </w:rPr>
+              <w:t>~185.000</w:t>
+            </w:r>
+          </w:p>
+        </w:tc>
+        <w:tc>
+          <w:tcPr>
+            <w:tcW w:type="dxa" w:w="2160"/>
+          </w:tcPr>
+          <w:p>
+            <w:r>
+              <w:rPr>
+                <w:sz w:val="20"/>
+              </w:rPr>
+              <w:t>~1.288.000</w:t>
+            </w:r>
+          </w:p>
+        </w:tc>
+        <w:tc>
+          <w:tcPr>
+            <w:tcW w:type="dxa" w:w="2160"/>
+          </w:tcPr>
+          <w:p>
+            <w:r>
+              <w:rPr>
+                <w:sz w:val="20"/>
+              </w:rPr>
+              <w:t>~14,36%</w:t>
             </w:r>
           </w:p>
         </w:tc>
@@ -2498,7 +2552,7 @@
               <w:rPr>
                 <w:sz w:val="20"/>
               </w:rPr>
-              <w:t>Consentimiento explícito, minimización, DPA con proveedores (hosting, Firebase, etc.) — textos **[PENDIENTE abogado]**</w:t>
+              <w:t>Consentimiento explícito, minimización, acuerdos con proveedores (hosting, notificaciones push, verificación SMS) — textos **[PENDIENTE abogado]**</w:t>
             </w:r>
           </w:p>
         </w:tc>
@@ -2526,7 +2580,7 @@
               <w:rPr>
                 <w:sz w:val="20"/>
               </w:rPr>
-              <w:t>Registro SAPI “Zonix Pharma” — 60–90 días, ~250–400 USD</w:t>
+              <w:t>Registro SAPI «Zonix Pharma» — 60–90 días, ~250–400 USD</w:t>
             </w:r>
           </w:p>
         </w:tc>
@@ -2554,7 +2608,201 @@
               <w:rPr>
                 <w:sz w:val="20"/>
               </w:rPr>
-              <w:t>Piloto: Zonix **no** es PSP centralizado; flujo documentado farmacia–paciente</w:t>
+              <w:t>Piloto: Zonix **no** es procesador de pagos centralizado; flujo documentado farmacia–paciente</w:t>
+            </w:r>
+          </w:p>
+        </w:tc>
+      </w:tr>
+    </w:tbl>
+    <w:p/>
+    <w:p>
+      <w:pPr>
+        <w:pStyle w:val="Heading2"/>
+      </w:pPr>
+      <w:r>
+        <w:t>Datos de salud — roles y responsabilidades</w:t>
+      </w:r>
+    </w:p>
+    <w:tbl>
+      <w:tblPr>
+        <w:tblStyle w:val="TableGrid"/>
+        <w:tblW w:type="auto" w:w="0"/>
+        <w:tblLook w:firstColumn="1" w:firstRow="1" w:lastColumn="0" w:lastRow="0" w:noHBand="0" w:noVBand="1" w:val="04A0"/>
+      </w:tblPr>
+      <w:tblGrid>
+        <w:gridCol w:w="2880"/>
+        <w:gridCol w:w="2880"/>
+        <w:gridCol w:w="2880"/>
+      </w:tblGrid>
+      <w:tr>
+        <w:tc>
+          <w:tcPr>
+            <w:tcW w:type="dxa" w:w="2880"/>
+            <w:shd w:fill="1E2A5A"/>
+          </w:tcPr>
+          <w:p>
+            <w:r>
+              <w:rPr>
+                <w:b/>
+                <w:color w:val="FFFFFF"/>
+                <w:sz w:val="20"/>
+              </w:rPr>
+              <w:t>Rol</w:t>
+            </w:r>
+          </w:p>
+        </w:tc>
+        <w:tc>
+          <w:tcPr>
+            <w:tcW w:type="dxa" w:w="2880"/>
+            <w:shd w:fill="1E2A5A"/>
+          </w:tcPr>
+          <w:p>
+            <w:r>
+              <w:rPr>
+                <w:b/>
+                <w:color w:val="FFFFFF"/>
+                <w:sz w:val="20"/>
+              </w:rPr>
+              <w:t>Quién</w:t>
+            </w:r>
+          </w:p>
+        </w:tc>
+        <w:tc>
+          <w:tcPr>
+            <w:tcW w:type="dxa" w:w="2880"/>
+            <w:shd w:fill="1E2A5A"/>
+          </w:tcPr>
+          <w:p>
+            <w:r>
+              <w:rPr>
+                <w:b/>
+                <w:color w:val="FFFFFF"/>
+                <w:sz w:val="20"/>
+              </w:rPr>
+              <w:t>Función</w:t>
+            </w:r>
+          </w:p>
+        </w:tc>
+      </w:tr>
+      <w:tr>
+        <w:tc>
+          <w:tcPr>
+            <w:tcW w:type="dxa" w:w="2880"/>
+          </w:tcPr>
+          <w:p>
+            <w:r>
+              <w:rPr>
+                <w:sz w:val="20"/>
+              </w:rPr>
+              <w:t>**Responsable del tratamiento**</w:t>
+            </w:r>
+          </w:p>
+        </w:tc>
+        <w:tc>
+          <w:tcPr>
+            <w:tcW w:type="dxa" w:w="2880"/>
+          </w:tcPr>
+          <w:p>
+            <w:r>
+              <w:rPr>
+                <w:sz w:val="20"/>
+              </w:rPr>
+              <w:t>**ZONIX PHARMA, C.A.** (una vez constituida)</w:t>
+            </w:r>
+          </w:p>
+        </w:tc>
+        <w:tc>
+          <w:tcPr>
+            <w:tcW w:type="dxa" w:w="2880"/>
+          </w:tcPr>
+          <w:p>
+            <w:r>
+              <w:rPr>
+                <w:sz w:val="20"/>
+              </w:rPr>
+              <w:t>Decide fines y medios del tratamiento de datos de usuarios</w:t>
+            </w:r>
+          </w:p>
+        </w:tc>
+      </w:tr>
+      <w:tr>
+        <w:tc>
+          <w:tcPr>
+            <w:tcW w:type="dxa" w:w="2880"/>
+          </w:tcPr>
+          <w:p>
+            <w:r>
+              <w:rPr>
+                <w:sz w:val="20"/>
+              </w:rPr>
+              <w:t>**Responsables independientes**</w:t>
+            </w:r>
+          </w:p>
+        </w:tc>
+        <w:tc>
+          <w:tcPr>
+            <w:tcW w:type="dxa" w:w="2880"/>
+          </w:tcPr>
+          <w:p>
+            <w:r>
+              <w:rPr>
+                <w:sz w:val="20"/>
+              </w:rPr>
+              <w:t>**Cada farmacia afiliada**</w:t>
+            </w:r>
+          </w:p>
+        </w:tc>
+        <w:tc>
+          <w:tcPr>
+            <w:tcW w:type="dxa" w:w="2880"/>
+          </w:tcPr>
+          <w:p>
+            <w:r>
+              <w:rPr>
+                <w:sz w:val="20"/>
+              </w:rPr>
+              <w:t>Receta retenida, libro de control, dispensación en sucursal</w:t>
+            </w:r>
+          </w:p>
+        </w:tc>
+      </w:tr>
+      <w:tr>
+        <w:tc>
+          <w:tcPr>
+            <w:tcW w:type="dxa" w:w="2880"/>
+          </w:tcPr>
+          <w:p>
+            <w:r>
+              <w:rPr>
+                <w:sz w:val="20"/>
+              </w:rPr>
+              <w:t>**Encargados (subcontratistas)**</w:t>
+            </w:r>
+          </w:p>
+        </w:tc>
+        <w:tc>
+          <w:tcPr>
+            <w:tcW w:type="dxa" w:w="2880"/>
+          </w:tcPr>
+          <w:p>
+            <w:r>
+              <w:rPr>
+                <w:sz w:val="20"/>
+              </w:rPr>
+              <w:t>Hosting, notificaciones push, verificación SMS, email</w:t>
+            </w:r>
+          </w:p>
+        </w:tc>
+        <w:tc>
+          <w:tcPr>
+            <w:tcW w:type="dxa" w:w="2880"/>
+          </w:tcPr>
+          <w:p>
+            <w:r>
+              <w:rPr>
+                <w:sz w:val="20"/>
+              </w:rPr>
+              <w:t>Tratan datos por cuenta de Zonix; lista cerrada y revisión anual</w:t>
             </w:r>
           </w:p>
         </w:tc>
@@ -2570,7 +2818,29 @@
         <w:t>Riesgo laboral:</w:t>
       </w:r>
       <w:r>
-        <w:t xml:space="preserve"> relaciones “freelance” con subordinación real pueden reclasificarse — contratos por entregables + asesor laboral antes de T+30.</w:t>
+        <w:t xml:space="preserve"> relaciones «freelance» con subordinación real pueden reclasificarse — contratos por entregables + asesor laboral antes de T+30. Si una persona tiene horario fijo, exclusividad y remuneración recurrente, SUNASS puede reclasificar como laboral con prestaciones retroactivas.</w:t>
+      </w:r>
+    </w:p>
+    <w:p>
+      <w:pPr>
+        <w:pStyle w:val="Heading2"/>
+      </w:pPr>
+      <w:r>
+        <w:t>Contrato marco farmacia–Zonix (mínimos)</w:t>
+      </w:r>
+    </w:p>
+    <w:p>
+      <w:r>
+        <w:t xml:space="preserve">Debe cubrir: (1) quién valida Rx; (2) custodia de receta física; (3) uso de marca; (4) límites de responsabilidad; (5) tratamiento de datos del paciente; (6) salida de datos al cierre. Plantilla: abogado corporativo + visado </w:t>
+      </w:r>
+      <w:r>
+        <w:rPr>
+          <w:b/>
+        </w:rPr>
+        <w:t>farmacéutico asesor</w:t>
+      </w:r>
+      <w:r>
+        <w:t xml:space="preserve"> en cláusulas de dispensación.</w:t>
       </w:r>
     </w:p>
     <w:p>
@@ -2591,18 +2861,203 @@
         <w:t>Si el interesado fuera cadena, distribuidor o agregador (no ángel pre-seed):</w:t>
       </w:r>
     </w:p>
+    <w:tbl>
+      <w:tblPr>
+        <w:tblStyle w:val="TableGrid"/>
+        <w:tblW w:type="auto" w:w="0"/>
+        <w:tblLook w:firstColumn="1" w:firstRow="1" w:lastColumn="0" w:lastRow="0" w:noHBand="0" w:noVBand="1" w:val="04A0"/>
+      </w:tblPr>
+      <w:tblGrid>
+        <w:gridCol w:w="4320"/>
+        <w:gridCol w:w="4320"/>
+      </w:tblGrid>
+      <w:tr>
+        <w:tc>
+          <w:tcPr>
+            <w:tcW w:type="dxa" w:w="4320"/>
+            <w:shd w:fill="1E2A5A"/>
+          </w:tcPr>
+          <w:p>
+            <w:r>
+              <w:rPr>
+                <w:b/>
+                <w:color w:val="FFFFFF"/>
+                <w:sz w:val="20"/>
+              </w:rPr>
+              <w:t>Red flag</w:t>
+            </w:r>
+          </w:p>
+        </w:tc>
+        <w:tc>
+          <w:tcPr>
+            <w:tcW w:type="dxa" w:w="4320"/>
+            <w:shd w:fill="1E2A5A"/>
+          </w:tcPr>
+          <w:p>
+            <w:r>
+              <w:rPr>
+                <w:b/>
+                <w:color w:val="FFFFFF"/>
+                <w:sz w:val="20"/>
+              </w:rPr>
+              <w:t>Por qué importa</w:t>
+            </w:r>
+          </w:p>
+        </w:tc>
+      </w:tr>
+      <w:tr>
+        <w:tc>
+          <w:tcPr>
+            <w:tcW w:type="dxa" w:w="4320"/>
+          </w:tcPr>
+          <w:p>
+            <w:r>
+              <w:rPr>
+                <w:sz w:val="20"/>
+              </w:rPr>
+              <w:t>**Exclusividad** territorial</w:t>
+            </w:r>
+          </w:p>
+        </w:tc>
+        <w:tc>
+          <w:tcPr>
+            <w:tcW w:type="dxa" w:w="4320"/>
+          </w:tcPr>
+          <w:p>
+            <w:r>
+              <w:rPr>
+                <w:sz w:val="20"/>
+              </w:rPr>
+              <w:t>Bloquea firmar otras farmacias en el piloto</w:t>
+            </w:r>
+          </w:p>
+        </w:tc>
+      </w:tr>
+      <w:tr>
+        <w:tc>
+          <w:tcPr>
+            <w:tcW w:type="dxa" w:w="4320"/>
+          </w:tcPr>
+          <w:p>
+            <w:r>
+              <w:rPr>
+                <w:sz w:val="20"/>
+              </w:rPr>
+              <w:t>**Nación más favorecida** comercial</w:t>
+            </w:r>
+          </w:p>
+        </w:tc>
+        <w:tc>
+          <w:tcPr>
+            <w:tcW w:type="dxa" w:w="4320"/>
+          </w:tcPr>
+          <w:p>
+            <w:r>
+              <w:rPr>
+                <w:sz w:val="20"/>
+              </w:rPr>
+              <w:t>Obliga siempre el mejor trato vs terceros</w:t>
+            </w:r>
+          </w:p>
+        </w:tc>
+      </w:tr>
+      <w:tr>
+        <w:tc>
+          <w:tcPr>
+            <w:tcW w:type="dxa" w:w="4320"/>
+          </w:tcPr>
+          <w:p>
+            <w:r>
+              <w:rPr>
+                <w:sz w:val="20"/>
+              </w:rPr>
+              <w:t>Acceso a **datos de salud** como contraprestación</w:t>
+            </w:r>
+          </w:p>
+        </w:tc>
+        <w:tc>
+          <w:tcPr>
+            <w:tcW w:type="dxa" w:w="4320"/>
+          </w:tcPr>
+          <w:p>
+            <w:r>
+              <w:rPr>
+                <w:sz w:val="20"/>
+              </w:rPr>
+              <w:t>Los datos de salud **nunca** son moneda de negociación</w:t>
+            </w:r>
+          </w:p>
+        </w:tc>
+      </w:tr>
+      <w:tr>
+        <w:tc>
+          <w:tcPr>
+            <w:tcW w:type="dxa" w:w="4320"/>
+          </w:tcPr>
+          <w:p>
+            <w:r>
+              <w:rPr>
+                <w:sz w:val="20"/>
+              </w:rPr>
+              <w:t>**Veto** en M&amp;A o Serie A</w:t>
+            </w:r>
+          </w:p>
+        </w:tc>
+        <w:tc>
+          <w:tcPr>
+            <w:tcW w:type="dxa" w:w="4320"/>
+          </w:tcPr>
+          <w:p>
+            <w:r>
+              <w:rPr>
+                <w:sz w:val="20"/>
+              </w:rPr>
+              <w:t>Reduce opcionalidad de salida</w:t>
+            </w:r>
+          </w:p>
+        </w:tc>
+      </w:tr>
+    </w:tbl>
+    <w:p/>
     <w:p>
       <w:r>
-        <w:t xml:space="preserve">- </w:t>
+        <w:t xml:space="preserve">Todo término corporativo → </w:t>
       </w:r>
       <w:r>
         <w:rPr>
           <w:b/>
         </w:rPr>
-        <w:t>Red flags en term sheet:</w:t>
+        <w:t>abogado cross-border</w:t>
       </w:r>
       <w:r>
-        <w:t xml:space="preserve"> exclusividad territorial, nación más favorecida comercial, acceso a datos de salud como moneda, veto en M&amp;A.</w:t>
+        <w:t>.</w:t>
+      </w:r>
+    </w:p>
+    <w:p>
+      <w:r>
+        <w:t>────────────────────────────────────────</w:t>
+      </w:r>
+    </w:p>
+    <w:p>
+      <w:pPr>
+        <w:pStyle w:val="Heading1"/>
+      </w:pPr>
+      <w:r>
+        <w:t>Single-founder y mitigación</w:t>
+      </w:r>
+    </w:p>
+    <w:p>
+      <w:r>
+        <w:t xml:space="preserve">Zonix arranca con </w:t>
+      </w:r>
+      <w:r>
+        <w:rPr>
+          <w:b/>
+        </w:rPr>
+        <w:t>un founder técnico</w:t>
+      </w:r>
+      <w:r>
+        <w:t xml:space="preserve"> (CEO + CTO). Mitigación documentada:</w:t>
       </w:r>
     </w:p>
     <w:p>
@@ -2613,24 +3068,418 @@
         <w:rPr>
           <w:b/>
         </w:rPr>
-        <w:t>Datos de salud nunca</w:t>
+        <w:t>Co-CEO</w:t>
       </w:r>
       <w:r>
-        <w:t xml:space="preserve"> son contraprestación de inversión.</w:t>
+        <w:t xml:space="preserve"> para dirección comercial y operación.</w:t>
       </w:r>
     </w:p>
     <w:p>
       <w:r>
-        <w:t xml:space="preserve">- Todo término corporativo → </w:t>
+        <w:t xml:space="preserve">- </w:t>
       </w:r>
       <w:r>
         <w:rPr>
           <w:b/>
         </w:rPr>
-        <w:t>abogado cross-border</w:t>
+        <w:t>4× Sales B2B</w:t>
       </w:r>
       <w:r>
-        <w:t>.</w:t>
+        <w:t xml:space="preserve"> en calle desde T+30.</w:t>
+      </w:r>
+    </w:p>
+    <w:p>
+      <w:r>
+        <w:t>- Post-Serie A: primer hire técnico senior para desacoplar producto de la persona única.</w:t>
+      </w:r>
+    </w:p>
+    <w:p>
+      <w:r>
+        <w:t>- Advisors potenciales mes 6–12: regulatorio farmacéutico (0,5–1% equity) y comercial retail VE (0,25–0,5%).</w:t>
+      </w:r>
+    </w:p>
+    <w:p>
+      <w:r>
+        <w:t xml:space="preserve">Pool reservado post-SAFE: </w:t>
+      </w:r>
+      <w:r>
+        <w:rPr>
+          <w:b/>
+        </w:rPr>
+        <w:t>~10%</w:t>
+      </w:r>
+      <w:r>
+        <w:t xml:space="preserve"> para empleados clave y advisors; ampliación a 15–20% post Serie A.</w:t>
+      </w:r>
+    </w:p>
+    <w:p>
+      <w:r>
+        <w:t>────────────────────────────────────────</w:t>
+      </w:r>
+    </w:p>
+    <w:p>
+      <w:pPr>
+        <w:pStyle w:val="Heading1"/>
+      </w:pPr>
+      <w:r>
+        <w:t>Riesgos legales y mitigaciones (resumen)</w:t>
+      </w:r>
+    </w:p>
+    <w:tbl>
+      <w:tblPr>
+        <w:tblStyle w:val="TableGrid"/>
+        <w:tblW w:type="auto" w:w="0"/>
+        <w:tblLook w:firstColumn="1" w:firstRow="1" w:lastColumn="0" w:lastRow="0" w:noHBand="0" w:noVBand="1" w:val="04A0"/>
+      </w:tblPr>
+      <w:tblGrid>
+        <w:gridCol w:w="2880"/>
+        <w:gridCol w:w="2880"/>
+        <w:gridCol w:w="2880"/>
+      </w:tblGrid>
+      <w:tr>
+        <w:tc>
+          <w:tcPr>
+            <w:tcW w:type="dxa" w:w="2880"/>
+            <w:shd w:fill="1E2A5A"/>
+          </w:tcPr>
+          <w:p>
+            <w:r>
+              <w:rPr>
+                <w:b/>
+                <w:color w:val="FFFFFF"/>
+                <w:sz w:val="20"/>
+              </w:rPr>
+              <w:t>Riesgo</w:t>
+            </w:r>
+          </w:p>
+        </w:tc>
+        <w:tc>
+          <w:tcPr>
+            <w:tcW w:type="dxa" w:w="2880"/>
+            <w:shd w:fill="1E2A5A"/>
+          </w:tcPr>
+          <w:p>
+            <w:r>
+              <w:rPr>
+                <w:b/>
+                <w:color w:val="FFFFFF"/>
+                <w:sz w:val="20"/>
+              </w:rPr>
+              <w:t>Probabilidad</w:t>
+            </w:r>
+          </w:p>
+        </w:tc>
+        <w:tc>
+          <w:tcPr>
+            <w:tcW w:type="dxa" w:w="2880"/>
+            <w:shd w:fill="1E2A5A"/>
+          </w:tcPr>
+          <w:p>
+            <w:r>
+              <w:rPr>
+                <w:b/>
+                <w:color w:val="FFFFFF"/>
+                <w:sz w:val="20"/>
+              </w:rPr>
+              <w:t>Mitigación</w:t>
+            </w:r>
+          </w:p>
+        </w:tc>
+      </w:tr>
+      <w:tr>
+        <w:tc>
+          <w:tcPr>
+            <w:tcW w:type="dxa" w:w="2880"/>
+          </w:tcPr>
+          <w:p>
+            <w:r>
+              <w:rPr>
+                <w:sz w:val="20"/>
+              </w:rPr>
+              <w:t>Cambio regulación marketplace / Rx digital</w:t>
+            </w:r>
+          </w:p>
+        </w:tc>
+        <w:tc>
+          <w:tcPr>
+            <w:tcW w:type="dxa" w:w="2880"/>
+          </w:tcPr>
+          <w:p>
+            <w:r>
+              <w:rPr>
+                <w:sz w:val="20"/>
+              </w:rPr>
+              <w:t>Media</w:t>
+            </w:r>
+          </w:p>
+        </w:tc>
+        <w:tc>
+          <w:tcPr>
+            <w:tcW w:type="dxa" w:w="2880"/>
+          </w:tcPr>
+          <w:p>
+            <w:r>
+              <w:rPr>
+                <w:sz w:val="20"/>
+              </w:rPr>
+              <w:t>Asesor regulatorio + revisión Gaceta</w:t>
+            </w:r>
+          </w:p>
+        </w:tc>
+      </w:tr>
+      <w:tr>
+        <w:tc>
+          <w:tcPr>
+            <w:tcW w:type="dxa" w:w="2880"/>
+          </w:tcPr>
+          <w:p>
+            <w:r>
+              <w:rPr>
+                <w:sz w:val="20"/>
+              </w:rPr>
+              <w:t>MPPS cuestiona validación digital</w:t>
+            </w:r>
+          </w:p>
+        </w:tc>
+        <w:tc>
+          <w:tcPr>
+            <w:tcW w:type="dxa" w:w="2880"/>
+          </w:tcPr>
+          <w:p>
+            <w:r>
+              <w:rPr>
+                <w:sz w:val="20"/>
+              </w:rPr>
+              <w:t>Baja–media</w:t>
+            </w:r>
+          </w:p>
+        </w:tc>
+        <w:tc>
+          <w:tcPr>
+            <w:tcW w:type="dxa" w:w="2880"/>
+          </w:tcPr>
+          <w:p>
+            <w:r>
+              <w:rPr>
+                <w:sz w:val="20"/>
+              </w:rPr>
+              <w:t>Trazabilidad + export audit log</w:t>
+            </w:r>
+          </w:p>
+        </w:tc>
+      </w:tr>
+      <w:tr>
+        <w:tc>
+          <w:tcPr>
+            <w:tcW w:type="dxa" w:w="2880"/>
+          </w:tcPr>
+          <w:p>
+            <w:r>
+              <w:rPr>
+                <w:sz w:val="20"/>
+              </w:rPr>
+              <w:t>Reclasificación laboral freelance → nómina</w:t>
+            </w:r>
+          </w:p>
+        </w:tc>
+        <w:tc>
+          <w:tcPr>
+            <w:tcW w:type="dxa" w:w="2880"/>
+          </w:tcPr>
+          <w:p>
+            <w:r>
+              <w:rPr>
+                <w:sz w:val="20"/>
+              </w:rPr>
+              <w:t>Media</w:t>
+            </w:r>
+          </w:p>
+        </w:tc>
+        <w:tc>
+          <w:tcPr>
+            <w:tcW w:type="dxa" w:w="2880"/>
+          </w:tcPr>
+          <w:p>
+            <w:r>
+              <w:rPr>
+                <w:sz w:val="20"/>
+              </w:rPr>
+              <w:t>Contratos por entregables + asesor T+30</w:t>
+            </w:r>
+          </w:p>
+        </w:tc>
+      </w:tr>
+      <w:tr>
+        <w:tc>
+          <w:tcPr>
+            <w:tcW w:type="dxa" w:w="2880"/>
+          </w:tcPr>
+          <w:p>
+            <w:r>
+              <w:rPr>
+                <w:sz w:val="20"/>
+              </w:rPr>
+              <w:t>SENIAT exige factura digital antes de mes 2</w:t>
+            </w:r>
+          </w:p>
+        </w:tc>
+        <w:tc>
+          <w:tcPr>
+            <w:tcW w:type="dxa" w:w="2880"/>
+          </w:tcPr>
+          <w:p>
+            <w:r>
+              <w:rPr>
+                <w:sz w:val="20"/>
+              </w:rPr>
+              <w:t>Media</w:t>
+            </w:r>
+          </w:p>
+        </w:tc>
+        <w:tc>
+          <w:tcPr>
+            <w:tcW w:type="dxa" w:w="2880"/>
+          </w:tcPr>
+          <w:p>
+            <w:r>
+              <w:rPr>
+                <w:sz w:val="20"/>
+              </w:rPr>
+              <w:t>Habilitar desde mes 1</w:t>
+            </w:r>
+          </w:p>
+        </w:tc>
+      </w:tr>
+      <w:tr>
+        <w:tc>
+          <w:tcPr>
+            <w:tcW w:type="dxa" w:w="2880"/>
+          </w:tcPr>
+          <w:p>
+            <w:r>
+              <w:rPr>
+                <w:sz w:val="20"/>
+              </w:rPr>
+              <w:t>Inversor SAFE pide exit antes de Serie A</w:t>
+            </w:r>
+          </w:p>
+        </w:tc>
+        <w:tc>
+          <w:tcPr>
+            <w:tcW w:type="dxa" w:w="2880"/>
+          </w:tcPr>
+          <w:p>
+            <w:r>
+              <w:rPr>
+                <w:sz w:val="20"/>
+              </w:rPr>
+              <w:t>Baja</w:t>
+            </w:r>
+          </w:p>
+        </w:tc>
+        <w:tc>
+          <w:tcPr>
+            <w:tcW w:type="dxa" w:w="2880"/>
+          </w:tcPr>
+          <w:p>
+            <w:r>
+              <w:rPr>
+                <w:sz w:val="20"/>
+              </w:rPr>
+              <w:t>Cláusula conversión en liquidity event</w:t>
+            </w:r>
+          </w:p>
+        </w:tc>
+      </w:tr>
+      <w:tr>
+        <w:tc>
+          <w:tcPr>
+            <w:tcW w:type="dxa" w:w="2880"/>
+          </w:tcPr>
+          <w:p>
+            <w:r>
+              <w:rPr>
+                <w:sz w:val="20"/>
+              </w:rPr>
+              <w:t>Disputa contractual con farmacia</w:t>
+            </w:r>
+          </w:p>
+        </w:tc>
+        <w:tc>
+          <w:tcPr>
+            <w:tcW w:type="dxa" w:w="2880"/>
+          </w:tcPr>
+          <w:p>
+            <w:r>
+              <w:rPr>
+                <w:sz w:val="20"/>
+              </w:rPr>
+              <w:t>Media</w:t>
+            </w:r>
+          </w:p>
+        </w:tc>
+        <w:tc>
+          <w:tcPr>
+            <w:tcW w:type="dxa" w:w="2880"/>
+          </w:tcPr>
+          <w:p>
+            <w:r>
+              <w:rPr>
+                <w:sz w:val="20"/>
+              </w:rPr>
+              <w:t>T&amp;C bilaterales + mediación CS</w:t>
+            </w:r>
+          </w:p>
+        </w:tc>
+      </w:tr>
+    </w:tbl>
+    <w:p/>
+    <w:p>
+      <w:r>
+        <w:t>────────────────────────────────────────</w:t>
+      </w:r>
+    </w:p>
+    <w:p>
+      <w:pPr>
+        <w:pStyle w:val="Heading1"/>
+      </w:pPr>
+      <w:r>
+        <w:t>Documentos que recibe el inversor al cierre (referencia)</w:t>
+      </w:r>
+    </w:p>
+    <w:p>
+      <w:r>
+        <w:t>1. SAFE firmado (PDF).</w:t>
+      </w:r>
+    </w:p>
+    <w:p>
+      <w:r>
+        <w:t>2. Acta constitutiva y estatutos C.A. (~30 días post-wire).</w:t>
+      </w:r>
+    </w:p>
+    <w:p>
+      <w:r>
+        <w:t>3. Registro Mercantil estampado + RIF.</w:t>
+      </w:r>
+    </w:p>
+    <w:p>
+      <w:r>
+        <w:t>4. Cap table actualizado.</w:t>
+      </w:r>
+    </w:p>
+    <w:p>
+      <w:r>
+        <w:t>5. Carta del founder: SAFE como única deuda al firmar.</w:t>
+      </w:r>
+    </w:p>
+    <w:p>
+      <w:r>
+        <w:t>6. Pack operativo completo (este pack Gabriel + modelo Excel).</w:t>
+      </w:r>
+    </w:p>
+    <w:p>
+      <w:r>
+        <w:t>Gabriel no necesita estos documentos para una reunión de alianza; solo si Morr evoluciona hacia intro inversor formal.</w:t>
       </w:r>
     </w:p>
     <w:p>
@@ -2825,7 +3674,7 @@
               <w:rPr>
                 <w:sz w:val="20"/>
               </w:rPr>
-              <w:t>**Day-D** — go-live piloto (T+90 desde wire)</w:t>
+              <w:t>**Day-D** — go-live piloto (T+90 desde wire); **caja Day-D ~78.153**</w:t>
             </w:r>
           </w:p>
         </w:tc>
@@ -2926,7 +3775,7 @@
         <w:pStyle w:val="Heading1"/>
       </w:pPr>
       <w:r>
-        <w:t>Qué revisar juntos</w:t>
+        <w:t>Qué nos gustaría que revises, Gabriel</w:t>
       </w:r>
     </w:p>
     <w:p>
@@ -2940,7 +3789,7 @@
         <w:t>C.A. en Carabobo</w:t>
       </w:r>
       <w:r>
-        <w:t xml:space="preserve"> — ¿Algún requisito local adicional que Morr vea en consultorías similares?</w:t>
+        <w:t xml:space="preserve"> — ¿Algún requisito local adicional que Morr vea en consultorías similares (municipales, bomberos, HQ)?</w:t>
       </w:r>
     </w:p>
     <w:p>
@@ -2954,7 +3803,7 @@
         <w:t>Cap 600k / ~18,66%</w:t>
       </w:r>
       <w:r>
-        <w:t xml:space="preserve"> — ¿Cómo lo percibe un ángel venezolano vs ticket ~112k?</w:t>
+        <w:t xml:space="preserve"> — ¿Cómo lo percibe un ángel venezolano vs ticket ~112k? ¿Es coherente con el riesgo del piloto pharma?</w:t>
       </w:r>
     </w:p>
     <w:p>
@@ -2968,7 +3817,7 @@
         <w:t>Honorarios vs nómina</w:t>
       </w:r>
       <w:r>
-        <w:t xml:space="preserve"> — Riesgo SUNASS en equipos de ventas con horario fijo.</w:t>
+        <w:t xml:space="preserve"> — Riesgo SUNASS en equipos de ventas con horario fijo; ¿recomiendas asesor laboral local antes de contratar los 4 vendedores?</w:t>
       </w:r>
     </w:p>
     <w:p>
@@ -2979,24 +3828,10 @@
         <w:rPr>
           <w:b/>
         </w:rPr>
-        <w:t>Contrato marco farmacia–Zonix</w:t>
-      </w:r>
-      <w:r>
-        <w:t xml:space="preserve"> — Cláusulas de Rx, datos del paciente y salida de la plataforma.</w:t>
-      </w:r>
-    </w:p>
-    <w:p>
-      <w:r>
-        <w:t xml:space="preserve">5. </w:t>
-      </w:r>
-      <w:r>
-        <w:rPr>
-          <w:b/>
-        </w:rPr>
         <w:t>SAFE enforceability en VE</w:t>
       </w:r>
       <w:r>
-        <w:t xml:space="preserve"> — ¿Abogados que recomiendes para adaptación YC + ley aplicable?</w:t>
+        <w:t xml:space="preserve"> — ¿Abogados o contactos que recomiendes para adaptación YC + cláusula de ley aplicable?</w:t>
       </w:r>
     </w:p>
     <w:p>
@@ -3080,6 +3915,38 @@
       </w:r>
       <w:r>
         <w:t xml:space="preserve"> ni solicitud de inversión salvo acuerdo aparte y documentación legal definitiva.</w:t>
+      </w:r>
+    </w:p>
+    <w:p>
+      <w:r>
+        <w:t>────────────────────────────────────────</w:t>
+      </w:r>
+    </w:p>
+    <w:p>
+      <w:r/>
+      <w:r>
+        <w:rPr>
+          <w:b/>
+        </w:rPr>
+        <w:t>Abrahan Pulido</w:t>
+      </w:r>
+      <w:r>
+        <w:t xml:space="preserve">  </w:t>
+      </w:r>
+    </w:p>
+    <w:p>
+      <w:r>
+        <w:t xml:space="preserve">Founder / CEO / CTO — Zonix Pharma  </w:t>
+      </w:r>
+    </w:p>
+    <w:p>
+      <w:r>
+        <w:t>ing.pulido.abrahan@gmail.com · +58 412 4352014</w:t>
+      </w:r>
+    </w:p>
+    <w:p>
+      <w:r>
+        <w:t>*Zonix Pharma — junio 2026*</w:t>
       </w:r>
     </w:p>
     <w:sectPr>

--- a/docs/Pack_Aliado_Gabriel_Barrios/docx/08_Estructura_Legal.docx
+++ b/docs/Pack_Aliado_Gabriel_Barrios/docx/08_Estructura_Legal.docx
@@ -3,11 +3,43 @@
 <w:document xmlns:wpc="http://schemas.microsoft.com/office/word/2010/wordprocessingCanvas" xmlns:mo="http://schemas.microsoft.com/office/mac/office/2008/main" xmlns:mc="http://schemas.openxmlformats.org/markup-compatibility/2006" xmlns:mv="urn:schemas-microsoft-com:mac:vml" xmlns:o="urn:schemas-microsoft-com:office:office" xmlns:r="http://schemas.openxmlformats.org/officeDocument/2006/relationships" xmlns:m="http://schemas.openxmlformats.org/officeDocument/2006/math" xmlns:v="urn:schemas-microsoft-com:vml" xmlns:wp14="http://schemas.microsoft.com/office/word/2010/wordprocessingDrawing" xmlns:wp="http://schemas.openxmlformats.org/drawingml/2006/wordprocessingDrawing" xmlns:w10="urn:schemas-microsoft-com:office:word" xmlns:w="http://schemas.openxmlformats.org/wordprocessingml/2006/main" xmlns:w14="http://schemas.microsoft.com/office/word/2010/wordml" xmlns:wpg="http://schemas.microsoft.com/office/word/2010/wordprocessingGroup" xmlns:wpi="http://schemas.microsoft.com/office/word/2010/wordprocessingInk" xmlns:wne="http://schemas.microsoft.com/office/word/2006/wordml" xmlns:wps="http://schemas.microsoft.com/office/word/2010/wordprocessingShape" mc:Ignorable="w14 wp14">
   <w:body>
     <w:p>
+      <w:r>
+        <w:rPr>
+          <w:i/>
+        </w:rPr>
+        <w:t>**Espejo Pack Aliado** (sync v8 7-ago-2026) desde Lanzamiento. Canon SAFE **237.412**; equity **~39,57%**. Mecánica SAFE corregida (under-cap → más %, no menos).</w:t>
+      </w:r>
+    </w:p>
+    <w:p>
       <w:pPr>
         <w:pStyle w:val="Title"/>
       </w:pPr>
       <w:r>
-        <w:t>Estructura legal y equity — Zonix Pharma</w:t>
+        <w:t>Estructura legal y equity (SAFE + cap table)</w:t>
+      </w:r>
+    </w:p>
+    <w:p>
+      <w:r>
+        <w:rPr>
+          <w:i/>
+        </w:rPr>
+        <w:t>**Última actualización:** 30 julio 2026 (anclas SAFE **v4 Excel** — **USD 237.412** @ cap **600k** → **~39,57%**).</w:t>
+      </w:r>
+    </w:p>
+    <w:p>
+      <w:r>
+        <w:rPr>
+          <w:i/>
+        </w:rPr>
+        <w:t>Documento que captura el vehículo legal, instrumento de inversión y cap table de Zonix Pharma.</w:t>
+      </w:r>
+    </w:p>
+    <w:p>
+      <w:r>
+        <w:rPr>
+          <w:i/>
+        </w:rPr>
+        <w:t>Marco regulatorio **Pharma:** [`../PLAN_REGULATORIO_PHARMA_VE.md`](../PLAN_REGULATORIO_PHARMA_VE.md). Pagos/Sudeban: [PLAN_METODOS_PAGO.md](PLAN_METODOS_PAGO.md) §10. Archivo Eats (solo referencia): [`../REQUISITOS_OPERAR_VENEZUELA.md`](../REQUISITOS_OPERAR_VENEZUELA.md).</w:t>
       </w:r>
     </w:p>
     <w:p>
@@ -16,10 +48,82 @@
         <w:rPr>
           <w:b/>
         </w:rPr>
-        <w:t>Para:</w:t>
-      </w:r>
-      <w:r>
-        <w:t xml:space="preserve"> Gabriel Barrios — Gerente de Consultoría, Grupo Morr (Valencia, Venezuela)  </w:t>
+        <w:t>Roles operativos vs gobernanza:</w:t>
+      </w:r>
+      <w:r>
+        <w:t xml:space="preserve"> el pack usa </w:t>
+      </w:r>
+      <w:r>
+        <w:rPr>
+          <w:b/>
+        </w:rPr>
+        <w:t>Co-CEO / CEO operativo</w:t>
+      </w:r>
+      <w:r>
+        <w:t xml:space="preserve"> junto al </w:t>
+      </w:r>
+      <w:r>
+        <w:rPr>
+          <w:b/>
+        </w:rPr>
+        <w:t>CEO+CTO (founder)</w:t>
+      </w:r>
+      <w:r>
+        <w:t xml:space="preserve"> como </w:t>
+      </w:r>
+      <w:r>
+        <w:rPr>
+          <w:b/>
+        </w:rPr>
+        <w:t>rótulos de trabajo</w:t>
+      </w:r>
+      <w:r>
+        <w:t xml:space="preserve"> (comercial / operación vs producto-tech). El </w:t>
+      </w:r>
+      <w:r>
+        <w:rPr>
+          <w:b/>
+        </w:rPr>
+        <w:t>representante legal</w:t>
+      </w:r>
+      <w:r>
+        <w:t xml:space="preserve">, </w:t>
+      </w:r>
+      <w:r>
+        <w:rPr>
+          <w:b/>
+        </w:rPr>
+        <w:t>junta</w:t>
+      </w:r>
+      <w:r>
+        <w:t xml:space="preserve">, </w:t>
+      </w:r>
+      <w:r>
+        <w:rPr>
+          <w:b/>
+        </w:rPr>
+        <w:t>relación laboral</w:t>
+      </w:r>
+      <w:r>
+        <w:t xml:space="preserve"> y el </w:t>
+      </w:r>
+      <w:r>
+        <w:rPr>
+          <w:b/>
+        </w:rPr>
+        <w:t>SAFE</w:t>
+      </w:r>
+      <w:r>
+        <w:t xml:space="preserve"> siguen lo que acuerden </w:t>
+      </w:r>
+      <w:r>
+        <w:rPr>
+          <w:b/>
+        </w:rPr>
+        <w:t>abogado + partes</w:t>
+      </w:r>
+      <w:r>
+        <w:t>; no se asume que “dos CEO” dupliquen obligaciones legales sin documentarlo.</w:t>
       </w:r>
     </w:p>
     <w:p>
@@ -28,47 +132,10 @@
         <w:rPr>
           <w:b/>
         </w:rPr>
-        <w:t>De:</w:t>
-      </w:r>
-      <w:r>
-        <w:t xml:space="preserve"> Abrahan Pulido — Founder / CEO / CTO, Zonix Pharma  </w:t>
-      </w:r>
-    </w:p>
-    <w:p>
-      <w:r/>
-      <w:r>
-        <w:rPr>
-          <w:b/>
-        </w:rPr>
-        <w:t>Fecha:</w:t>
-      </w:r>
-      <w:r>
-        <w:t xml:space="preserve"> junio 2026</w:t>
-      </w:r>
-    </w:p>
-    <w:p>
-      <w:r/>
-      <w:r>
-        <w:rPr>
-          <w:b/>
-        </w:rPr>
-        <w:t>No es una solicitud de inversión</w:t>
-      </w:r>
-      <w:r>
-        <w:t xml:space="preserve"> salvo que acordemos otra cosa en reunión. Es material para alinear visión y revisar números con alguien que conoce el mercado local.</w:t>
-      </w:r>
-    </w:p>
-    <w:p>
-      <w:r>
-        <w:rPr>
-          <w:i/>
-        </w:rPr>
-        <w:t>**Aviso legal:** este documento es **orientación para conversación**. Términos definitivos del SAFE, estatutos, contratos laborales y textos regulatorios requieren **revisión y firma de abogado** venezolano (idealmente con experiencia cross-border). **No es asesoría legal.**</w:t>
-      </w:r>
-    </w:p>
-    <w:p>
-      <w:r>
-        <w:t>────────────────────────────────────────</w:t>
+        <w:t>Lectura inversor (30 min):</w:t>
+      </w:r>
+      <w:r>
+        <w:t xml:space="preserve"> §2 SAFE (cap según tier) → §3 cap table post-conversión → §4 datos personales / subencargados → anexo template YC cuando abogado lo adjunte `[PENDIENTE]`.</w:t>
       </w:r>
     </w:p>
     <w:p>
@@ -76,328 +143,7 @@
         <w:pStyle w:val="Heading1"/>
       </w:pPr>
       <w:r>
-        <w:t>En 60 segundos</w:t>
-      </w:r>
-    </w:p>
-    <w:tbl>
-      <w:tblPr>
-        <w:tblStyle w:val="TableGrid"/>
-        <w:tblW w:type="auto" w:w="0"/>
-        <w:tblLook w:firstColumn="1" w:firstRow="1" w:lastColumn="0" w:lastRow="0" w:noHBand="0" w:noVBand="1" w:val="04A0"/>
-      </w:tblPr>
-      <w:tblGrid>
-        <w:gridCol w:w="4320"/>
-        <w:gridCol w:w="4320"/>
-      </w:tblGrid>
-      <w:tr>
-        <w:tc>
-          <w:tcPr>
-            <w:tcW w:type="dxa" w:w="4320"/>
-            <w:shd w:fill="1E2A5A"/>
-          </w:tcPr>
-          <w:p>
-            <w:r>
-              <w:rPr>
-                <w:b/>
-                <w:color w:val="FFFFFF"/>
-                <w:sz w:val="20"/>
-              </w:rPr>
-              <w:t>Concepto</w:t>
-            </w:r>
-          </w:p>
-        </w:tc>
-        <w:tc>
-          <w:tcPr>
-            <w:tcW w:type="dxa" w:w="4320"/>
-            <w:shd w:fill="1E2A5A"/>
-          </w:tcPr>
-          <w:p>
-            <w:r>
-              <w:rPr>
-                <w:b/>
-                <w:color w:val="FFFFFF"/>
-                <w:sz w:val="20"/>
-              </w:rPr>
-              <w:t>Detalle</w:t>
-            </w:r>
-          </w:p>
-        </w:tc>
-      </w:tr>
-      <w:tr>
-        <w:tc>
-          <w:tcPr>
-            <w:tcW w:type="dxa" w:w="4320"/>
-          </w:tcPr>
-          <w:p>
-            <w:r>
-              <w:rPr>
-                <w:sz w:val="20"/>
-              </w:rPr>
-              <w:t>**Vehículo**</w:t>
-            </w:r>
-          </w:p>
-        </w:tc>
-        <w:tc>
-          <w:tcPr>
-            <w:tcW w:type="dxa" w:w="4320"/>
-          </w:tcPr>
-          <w:p>
-            <w:r>
-              <w:rPr>
-                <w:sz w:val="20"/>
-              </w:rPr>
-              <w:t>**ZONIX PHARMA, C.A.** — Compañía Anónima, Registro Mercantil Carabobo</w:t>
-            </w:r>
-          </w:p>
-        </w:tc>
-      </w:tr>
-      <w:tr>
-        <w:tc>
-          <w:tcPr>
-            <w:tcW w:type="dxa" w:w="4320"/>
-          </w:tcPr>
-          <w:p>
-            <w:r>
-              <w:rPr>
-                <w:sz w:val="20"/>
-              </w:rPr>
-              <w:t>**Instrumento**</w:t>
-            </w:r>
-          </w:p>
-        </w:tc>
-        <w:tc>
-          <w:tcPr>
-            <w:tcW w:type="dxa" w:w="4320"/>
-          </w:tcPr>
-          <w:p>
-            <w:r>
-              <w:rPr>
-                <w:sz w:val="20"/>
-              </w:rPr>
-              <w:t>**SAFE post-money cap** (template Y Combinator, adaptado localmente)</w:t>
-            </w:r>
-          </w:p>
-        </w:tc>
-      </w:tr>
-      <w:tr>
-        <w:tc>
-          <w:tcPr>
-            <w:tcW w:type="dxa" w:w="4320"/>
-          </w:tcPr>
-          <w:p>
-            <w:r>
-              <w:rPr>
-                <w:sz w:val="20"/>
-              </w:rPr>
-              <w:t>**Monto Lean (ask principal)**</w:t>
-            </w:r>
-          </w:p>
-        </w:tc>
-        <w:tc>
-          <w:tcPr>
-            <w:tcW w:type="dxa" w:w="4320"/>
-          </w:tcPr>
-          <w:p>
-            <w:r>
-              <w:rPr>
-                <w:sz w:val="20"/>
-              </w:rPr>
-              <w:t>**~USD 112.000** *(111.988 en modelo)*</w:t>
-            </w:r>
-          </w:p>
-        </w:tc>
-      </w:tr>
-      <w:tr>
-        <w:tc>
-          <w:tcPr>
-            <w:tcW w:type="dxa" w:w="4320"/>
-          </w:tcPr>
-          <w:p>
-            <w:r>
-              <w:rPr>
-                <w:sz w:val="20"/>
-              </w:rPr>
-              <w:t>**Cap post-money Lean**</w:t>
-            </w:r>
-          </w:p>
-        </w:tc>
-        <w:tc>
-          <w:tcPr>
-            <w:tcW w:type="dxa" w:w="4320"/>
-          </w:tcPr>
-          <w:p>
-            <w:r>
-              <w:rPr>
-                <w:sz w:val="20"/>
-              </w:rPr>
-              <w:t>**USD 600.000**</w:t>
-            </w:r>
-          </w:p>
-        </w:tc>
-      </w:tr>
-      <w:tr>
-        <w:tc>
-          <w:tcPr>
-            <w:tcW w:type="dxa" w:w="4320"/>
-          </w:tcPr>
-          <w:p>
-            <w:r>
-              <w:rPr>
-                <w:sz w:val="20"/>
-              </w:rPr>
-              <w:t>**Equity ref. inversor Lean**</w:t>
-            </w:r>
-          </w:p>
-        </w:tc>
-        <w:tc>
-          <w:tcPr>
-            <w:tcW w:type="dxa" w:w="4320"/>
-          </w:tcPr>
-          <w:p>
-            <w:r>
-              <w:rPr>
-                <w:sz w:val="20"/>
-              </w:rPr>
-              <w:t>**~18,66%** *(112.000 ÷ 600.000)*</w:t>
-            </w:r>
-          </w:p>
-        </w:tc>
-      </w:tr>
-      <w:tr>
-        <w:tc>
-          <w:tcPr>
-            <w:tcW w:type="dxa" w:w="4320"/>
-          </w:tcPr>
-          <w:p>
-            <w:r>
-              <w:rPr>
-                <w:sz w:val="20"/>
-              </w:rPr>
-              <w:t>**Founder hoy**</w:t>
-            </w:r>
-          </w:p>
-        </w:tc>
-        <w:tc>
-          <w:tcPr>
-            <w:tcW w:type="dxa" w:w="4320"/>
-          </w:tcPr>
-          <w:p>
-            <w:r>
-              <w:rPr>
-                <w:sz w:val="20"/>
-              </w:rPr>
-              <w:t>100% acciones pre-inversión</w:t>
-            </w:r>
-          </w:p>
-        </w:tc>
-      </w:tr>
-      <w:tr>
-        <w:tc>
-          <w:tcPr>
-            <w:tcW w:type="dxa" w:w="4320"/>
-          </w:tcPr>
-          <w:p>
-            <w:r>
-              <w:rPr>
-                <w:sz w:val="20"/>
-              </w:rPr>
-              <w:t>**Post-conversión SAFE (ilustrativo)**</w:t>
-            </w:r>
-          </w:p>
-        </w:tc>
-        <w:tc>
-          <w:tcPr>
-            <w:tcW w:type="dxa" w:w="4320"/>
-          </w:tcPr>
-          <w:p>
-            <w:r>
-              <w:rPr>
-                <w:sz w:val="20"/>
-              </w:rPr>
-              <w:t>Founder **~81,34%** · Inversor **~18,66%**</w:t>
-            </w:r>
-          </w:p>
-        </w:tc>
-      </w:tr>
-    </w:tbl>
-    <w:p/>
-    <w:p>
-      <w:r/>
-      <w:r>
-        <w:rPr>
-          <w:b/>
-        </w:rPr>
-        <w:t>En una frase:</w:t>
-      </w:r>
-      <w:r>
-        <w:t xml:space="preserve"> se plantea constituir una </w:t>
-      </w:r>
-      <w:r>
-        <w:rPr>
-          <w:b/>
-        </w:rPr>
-        <w:t>C.A.</w:t>
-      </w:r>
-      <w:r>
-        <w:t xml:space="preserve"> en Carabobo, levantar </w:t>
-      </w:r>
-      <w:r>
-        <w:rPr>
-          <w:b/>
-        </w:rPr>
-        <w:t>~112k</w:t>
-      </w:r>
-      <w:r>
-        <w:t xml:space="preserve"> vía </w:t>
-      </w:r>
-      <w:r>
-        <w:rPr>
-          <w:b/>
-        </w:rPr>
-        <w:t>SAFE</w:t>
-      </w:r>
-      <w:r>
-        <w:t xml:space="preserve"> con techo de valuación </w:t>
-      </w:r>
-      <w:r>
-        <w:rPr>
-          <w:b/>
-        </w:rPr>
-        <w:t>600k</w:t>
-      </w:r>
-      <w:r>
-        <w:t xml:space="preserve">, lo que implica </w:t>
-      </w:r>
-      <w:r>
-        <w:rPr>
-          <w:b/>
-        </w:rPr>
-        <w:t>~18,66%</w:t>
-      </w:r>
-      <w:r>
-        <w:t xml:space="preserve"> para el primer inversor </w:t>
-      </w:r>
-      <w:r>
-        <w:rPr>
-          <w:b/>
-        </w:rPr>
-        <w:t>al convertir</w:t>
-      </w:r>
-      <w:r>
-        <w:t xml:space="preserve"> en la próxima ronda — sin crear acciones el día del wire.</w:t>
-      </w:r>
-    </w:p>
-    <w:p>
-      <w:r>
-        <w:t>────────────────────────────────────────</w:t>
-      </w:r>
-    </w:p>
-    <w:p>
-      <w:pPr>
-        <w:pStyle w:val="Heading1"/>
-      </w:pPr>
-      <w:r>
-        <w:t>Vehículo legal</w:t>
+        <w:t>1. Vehículo legal</w:t>
       </w:r>
     </w:p>
     <w:p>
@@ -405,255 +151,101 @@
         <w:pStyle w:val="Heading2"/>
       </w:pPr>
       <w:r>
-        <w:t>Forma societaria: C.A.</w:t>
+        <w:t>1.1 Forma societaria</w:t>
       </w:r>
     </w:p>
-    <w:tbl>
-      <w:tblPr>
-        <w:tblStyle w:val="TableGrid"/>
-        <w:tblW w:type="auto" w:w="0"/>
-        <w:tblLook w:firstColumn="1" w:firstRow="1" w:lastColumn="0" w:lastRow="0" w:noHBand="0" w:noVBand="1" w:val="04A0"/>
-      </w:tblPr>
-      <w:tblGrid>
-        <w:gridCol w:w="4320"/>
-        <w:gridCol w:w="4320"/>
-      </w:tblGrid>
-      <w:tr>
-        <w:tc>
-          <w:tcPr>
-            <w:tcW w:type="dxa" w:w="4320"/>
-            <w:shd w:fill="1E2A5A"/>
-          </w:tcPr>
-          <w:p>
-            <w:r>
-              <w:rPr>
-                <w:b/>
-                <w:color w:val="FFFFFF"/>
-                <w:sz w:val="20"/>
-              </w:rPr>
-              <w:t>Aspecto</w:t>
-            </w:r>
-          </w:p>
-        </w:tc>
-        <w:tc>
-          <w:tcPr>
-            <w:tcW w:type="dxa" w:w="4320"/>
-            <w:shd w:fill="1E2A5A"/>
-          </w:tcPr>
-          <w:p>
-            <w:r>
-              <w:rPr>
-                <w:b/>
-                <w:color w:val="FFFFFF"/>
-                <w:sz w:val="20"/>
-              </w:rPr>
-              <w:t>Decisión</w:t>
-            </w:r>
-          </w:p>
-        </w:tc>
-      </w:tr>
-      <w:tr>
-        <w:tc>
-          <w:tcPr>
-            <w:tcW w:type="dxa" w:w="4320"/>
-          </w:tcPr>
-          <w:p>
-            <w:r>
-              <w:rPr>
-                <w:sz w:val="20"/>
-              </w:rPr>
-              <w:t>Forma</w:t>
-            </w:r>
-          </w:p>
-        </w:tc>
-        <w:tc>
-          <w:tcPr>
-            <w:tcW w:type="dxa" w:w="4320"/>
-          </w:tcPr>
-          <w:p>
-            <w:r>
-              <w:rPr>
-                <w:sz w:val="20"/>
-              </w:rPr>
-              <w:t>**Compañía Anónima (C.A.)**</w:t>
-            </w:r>
-          </w:p>
-        </w:tc>
-      </w:tr>
-      <w:tr>
-        <w:tc>
-          <w:tcPr>
-            <w:tcW w:type="dxa" w:w="4320"/>
-          </w:tcPr>
-          <w:p>
-            <w:r>
-              <w:rPr>
-                <w:sz w:val="20"/>
-              </w:rPr>
-              <w:t>Jurisdicción</w:t>
-            </w:r>
-          </w:p>
-        </w:tc>
-        <w:tc>
-          <w:tcPr>
-            <w:tcW w:type="dxa" w:w="4320"/>
-          </w:tcPr>
-          <w:p>
-            <w:r>
-              <w:rPr>
-                <w:sz w:val="20"/>
-              </w:rPr>
-              <w:t>Venezuela — Registro Mercantil **Estado Carabobo**</w:t>
-            </w:r>
-          </w:p>
-        </w:tc>
-      </w:tr>
-      <w:tr>
-        <w:tc>
-          <w:tcPr>
-            <w:tcW w:type="dxa" w:w="4320"/>
-          </w:tcPr>
-          <w:p>
-            <w:r>
-              <w:rPr>
-                <w:sz w:val="20"/>
-              </w:rPr>
-              <w:t>Razón social propuesta</w:t>
-            </w:r>
-          </w:p>
-        </w:tc>
-        <w:tc>
-          <w:tcPr>
-            <w:tcW w:type="dxa" w:w="4320"/>
-          </w:tcPr>
-          <w:p>
-            <w:r>
-              <w:rPr>
-                <w:sz w:val="20"/>
-              </w:rPr>
-              <w:t>**ZONIX PHARMA, C.A.** o **ZONIXPHARMA, C.A.** *(según disponibilidad)*</w:t>
-            </w:r>
-          </w:p>
-        </w:tc>
-      </w:tr>
-      <w:tr>
-        <w:tc>
-          <w:tcPr>
-            <w:tcW w:type="dxa" w:w="4320"/>
-          </w:tcPr>
-          <w:p>
-            <w:r>
-              <w:rPr>
-                <w:sz w:val="20"/>
-              </w:rPr>
-              <w:t>Capital social inicial</w:t>
-            </w:r>
-          </w:p>
-        </w:tc>
-        <w:tc>
-          <w:tcPr>
-            <w:tcW w:type="dxa" w:w="4320"/>
-          </w:tcPr>
-          <w:p>
-            <w:r>
-              <w:rPr>
-                <w:sz w:val="20"/>
-              </w:rPr>
-              <w:t>**USD 1.000** equivalente en Bs. al tipo del día</w:t>
-            </w:r>
-          </w:p>
-        </w:tc>
-      </w:tr>
-      <w:tr>
-        <w:tc>
-          <w:tcPr>
-            <w:tcW w:type="dxa" w:w="4320"/>
-          </w:tcPr>
-          <w:p>
-            <w:r>
-              <w:rPr>
-                <w:sz w:val="20"/>
-              </w:rPr>
-              <w:t>Acciones</w:t>
-            </w:r>
-          </w:p>
-        </w:tc>
-        <w:tc>
-          <w:tcPr>
-            <w:tcW w:type="dxa" w:w="4320"/>
-          </w:tcPr>
-          <w:p>
-            <w:r>
-              <w:rPr>
-                <w:sz w:val="20"/>
-              </w:rPr>
-              <w:t>**1.000.000** acciones a USD 0,001 c/u</w:t>
-            </w:r>
-          </w:p>
-        </w:tc>
-      </w:tr>
-      <w:tr>
-        <w:tc>
-          <w:tcPr>
-            <w:tcW w:type="dxa" w:w="4320"/>
-          </w:tcPr>
-          <w:p>
-            <w:r>
-              <w:rPr>
-                <w:sz w:val="20"/>
-              </w:rPr>
-              <w:t>Propiedad inicial</w:t>
-            </w:r>
-          </w:p>
-        </w:tc>
-        <w:tc>
-          <w:tcPr>
-            <w:tcW w:type="dxa" w:w="4320"/>
-          </w:tcPr>
-          <w:p>
-            <w:r>
-              <w:rPr>
-                <w:sz w:val="20"/>
-              </w:rPr>
-              <w:t>**100% founder** (1.000.000 acciones)</w:t>
-            </w:r>
-          </w:p>
-        </w:tc>
-      </w:tr>
-    </w:tbl>
-    <w:p/>
     <w:p>
       <w:r/>
       <w:r>
         <w:rPr>
           <w:b/>
         </w:rPr>
-        <w:t>Por qué C.A. y no otra figura:</w:t>
+        <w:t>Compañía Anónima (C.A.)</w:t>
+      </w:r>
+      <w:r>
+        <w:t xml:space="preserve"> registrada en el Registro Mercantil del Estado Carabobo.</w:t>
+      </w:r>
+    </w:p>
+    <w:p>
+      <w:r/>
+      <w:r>
+        <w:rPr>
+          <w:b/>
+        </w:rPr>
+        <w:t>Por qué C.A.:</w:t>
       </w:r>
       <w:r/>
     </w:p>
     <w:p>
       <w:r>
-        <w:t>- Estándar para PYMES en Venezuela; aceptada por SENIAT, bancos y contrapartes B2B.</w:t>
+        <w:t>- Forma societaria estándar en Venezuela.</w:t>
       </w:r>
     </w:p>
     <w:p>
       <w:r>
-        <w:t xml:space="preserve">- Compatible con SAFE: el inversor recibe acciones </w:t>
-      </w:r>
+        <w:t>- Permite varios accionistas con responsabilidad limitada.</w:t>
+      </w:r>
+    </w:p>
+    <w:p>
+      <w:r>
+        <w:t>- Aceptada por SENIAT, bancos, contrapartes B2B.</w:t>
+      </w:r>
+    </w:p>
+    <w:p>
+      <w:r>
+        <w:t>- Compatible con SAFE: el inversor recibe shares al momento de conversión.</w:t>
+      </w:r>
+    </w:p>
+    <w:p>
+      <w:r/>
       <w:r>
         <w:rPr>
           <w:b/>
         </w:rPr>
-        <w:t>en la conversión</w:t>
-      </w:r>
-      <w:r>
-        <w:t>, no el día del cheque.</w:t>
-      </w:r>
+        <w:t>Alternativas descartadas:</w:t>
+      </w:r>
+      <w:r/>
     </w:p>
     <w:p>
       <w:r>
-        <w:t>- Alternativas descartadas: firma personal (sin separación patrimonial), offshore prematura (costo y complejidad sin justificar piloto).</w:t>
+        <w:t xml:space="preserve">- </w:t>
+      </w:r>
+      <w:r>
+        <w:rPr>
+          <w:b/>
+        </w:rPr>
+        <w:t>Firma personal del founder:</w:t>
+      </w:r>
+      <w:r>
+        <w:t xml:space="preserve"> sin separación patrimonial. Inseguro para el inversor.</w:t>
+      </w:r>
+    </w:p>
+    <w:p>
+      <w:r>
+        <w:t xml:space="preserve">- </w:t>
+      </w:r>
+      <w:r>
+        <w:rPr>
+          <w:b/>
+        </w:rPr>
+        <w:t>C.A. en Panamá / Delaware:</w:t>
+      </w:r>
+      <w:r>
+        <w:t xml:space="preserve"> complejidad regulatoria + costo &gt; USD 5.000 + reporte cross-border. No justificado en piloto.</w:t>
+      </w:r>
+    </w:p>
+    <w:p>
+      <w:r>
+        <w:t xml:space="preserve">- </w:t>
+      </w:r>
+      <w:r>
+        <w:rPr>
+          <w:b/>
+        </w:rPr>
+        <w:t>S.A. (Sociedad Anónima):</w:t>
+      </w:r>
+      <w:r>
+        <w:t xml:space="preserve"> equivalente a C.A. en VE pero con más formalidades. C.A. es más liviana para PYMES.</w:t>
       </w:r>
     </w:p>
     <w:p>
@@ -661,7 +253,102 @@
         <w:pStyle w:val="Heading2"/>
       </w:pPr>
       <w:r>
-        <w:t>Constitución — tiempos y costos orientativos</w:t>
+        <w:t>1.2 Razón social propuesta</w:t>
+      </w:r>
+    </w:p>
+    <w:p>
+      <w:r/>
+      <w:r>
+        <w:rPr>
+          <w:b/>
+        </w:rPr>
+        <w:t>ZONIX PHARMA, C.A.</w:t>
+      </w:r>
+      <w:r>
+        <w:t xml:space="preserve"> o </w:t>
+      </w:r>
+      <w:r>
+        <w:rPr>
+          <w:b/>
+        </w:rPr>
+        <w:t>ZONIXPHARMA, C.A.</w:t>
+      </w:r>
+      <w:r>
+        <w:t xml:space="preserve"> (según disponibilidad en Registro Mercantil al momento del trámite).</w:t>
+      </w:r>
+    </w:p>
+    <w:p>
+      <w:pPr>
+        <w:pStyle w:val="Heading2"/>
+      </w:pPr>
+      <w:r>
+        <w:t>1.3 Capital social propuesto</w:t>
+      </w:r>
+    </w:p>
+    <w:p>
+      <w:r>
+        <w:t xml:space="preserve">- Capital social de constitución: </w:t>
+      </w:r>
+      <w:r>
+        <w:rPr>
+          <w:b/>
+        </w:rPr>
+        <w:t>USD 1.000 equivalente en bolívares al cambio del día</w:t>
+      </w:r>
+      <w:r>
+        <w:t>.</w:t>
+      </w:r>
+    </w:p>
+    <w:p>
+      <w:r>
+        <w:t xml:space="preserve">- Acciones: </w:t>
+      </w:r>
+      <w:r>
+        <w:rPr>
+          <w:b/>
+        </w:rPr>
+        <w:t>1.000.000 acciones</w:t>
+      </w:r>
+      <w:r>
+        <w:t xml:space="preserve"> a USD 0,001 cada una.</w:t>
+      </w:r>
+    </w:p>
+    <w:p>
+      <w:r>
+        <w:t>- 100% propiedad inicial del founder (1.000.000 acciones).</w:t>
+      </w:r>
+    </w:p>
+    <w:p>
+      <w:r/>
+      <w:r>
+        <w:rPr>
+          <w:b/>
+        </w:rPr>
+        <w:t>Por qué USD 1.000:</w:t>
+      </w:r>
+      <w:r/>
+    </w:p>
+    <w:p>
+      <w:r>
+        <w:t>- Capital mínimo simbólico para constitución.</w:t>
+      </w:r>
+    </w:p>
+    <w:p>
+      <w:r>
+        <w:t>- Aprovecha valuación implícita de USD 0,001 por acción para dilución limpia post-SAFE.</w:t>
+      </w:r>
+    </w:p>
+    <w:p>
+      <w:r>
+        <w:t>- Costo de constitución se mantiene bajo.</w:t>
+      </w:r>
+    </w:p>
+    <w:p>
+      <w:pPr>
+        <w:pStyle w:val="Heading2"/>
+      </w:pPr>
+      <w:r>
+        <w:t>1.4 Trámites de constitución (~30 días, USD 1.150)</w:t>
       </w:r>
     </w:p>
     <w:tbl>
@@ -720,7 +407,7 @@
                 <w:color w:val="FFFFFF"/>
                 <w:sz w:val="20"/>
               </w:rPr>
-              <w:t>Costo USD (ref.)</w:t>
+              <w:t>Costo USD</w:t>
             </w:r>
           </w:p>
         </w:tc>
@@ -735,7 +422,7 @@
               <w:rPr>
                 <w:sz w:val="20"/>
               </w:rPr>
-              <w:t>Denominación en Registro Mercantil</w:t>
+              <w:t>Solicitud de denominación en Registro Mercantil</w:t>
             </w:r>
           </w:p>
         </w:tc>
@@ -748,7 +435,7 @@
               <w:rPr>
                 <w:sz w:val="20"/>
               </w:rPr>
-              <w:t>~5 días</w:t>
+              <w:t>5 días</w:t>
             </w:r>
           </w:p>
         </w:tc>
@@ -776,7 +463,7 @@
               <w:rPr>
                 <w:sz w:val="20"/>
               </w:rPr>
-              <w:t>Acta + estatutos (abogado)</w:t>
+              <w:t>Acta constitutiva + estatutos (con abogado)</w:t>
             </w:r>
           </w:p>
         </w:tc>
@@ -789,7 +476,7 @@
               <w:rPr>
                 <w:sz w:val="20"/>
               </w:rPr>
-              <w:t>~7 días</w:t>
+              <w:t>7 días</w:t>
             </w:r>
           </w:p>
         </w:tc>
@@ -817,7 +504,7 @@
               <w:rPr>
                 <w:sz w:val="20"/>
               </w:rPr>
-              <w:t>Registro Mercantil Carabobo</w:t>
+              <w:t>Registro Mercantil del Estado Carabobo</w:t>
             </w:r>
           </w:p>
         </w:tc>
@@ -830,7 +517,7 @@
               <w:rPr>
                 <w:sz w:val="20"/>
               </w:rPr>
-              <w:t>~10 días</w:t>
+              <w:t>10 días</w:t>
             </w:r>
           </w:p>
         </w:tc>
@@ -858,7 +545,7 @@
               <w:rPr>
                 <w:sz w:val="20"/>
               </w:rPr>
-              <w:t>RIF SENIAT</w:t>
+              <w:t>RIF empresa (SENIAT)</w:t>
             </w:r>
           </w:p>
         </w:tc>
@@ -871,7 +558,7 @@
               <w:rPr>
                 <w:sz w:val="20"/>
               </w:rPr>
-              <w:t>~2 días</w:t>
+              <w:t>2 días</w:t>
             </w:r>
           </w:p>
         </w:tc>
@@ -899,7 +586,7 @@
               <w:rPr>
                 <w:sz w:val="20"/>
               </w:rPr>
-              <w:t>Cuenta bancaria empresa</w:t>
+              <w:t>Apertura cuenta bancaria empresa</w:t>
             </w:r>
           </w:p>
         </w:tc>
@@ -912,7 +599,7 @@
               <w:rPr>
                 <w:sz w:val="20"/>
               </w:rPr>
-              <w:t>~5 días</w:t>
+              <w:t>5 días</w:t>
             </w:r>
           </w:p>
         </w:tc>
@@ -940,7 +627,7 @@
               <w:rPr>
                 <w:sz w:val="20"/>
               </w:rPr>
-              <w:t>Sello digital + factura SENIAT</w:t>
+              <w:t>Sello digital + factura digital SENIAT</w:t>
             </w:r>
           </w:p>
         </w:tc>
@@ -953,7 +640,7 @@
               <w:rPr>
                 <w:sz w:val="20"/>
               </w:rPr>
-              <w:t>~3 días</w:t>
+              <w:t>3 días</w:t>
             </w:r>
           </w:p>
         </w:tc>
@@ -981,7 +668,7 @@
               <w:rPr>
                 <w:sz w:val="20"/>
               </w:rPr>
-              <w:t>Marca SAPI (paralelo, 60–90 días)</w:t>
+              <w:t>Registro de marca SAPI (paralelo)</w:t>
             </w:r>
           </w:p>
         </w:tc>
@@ -994,7 +681,7 @@
               <w:rPr>
                 <w:sz w:val="20"/>
               </w:rPr>
-              <w:t>paralelo</w:t>
+              <w:t>60-90 días</w:t>
             </w:r>
           </w:p>
         </w:tc>
@@ -1022,7 +709,7 @@
               <w:rPr>
                 <w:sz w:val="20"/>
               </w:rPr>
-              <w:t>**Total referencia pack mínimo**</w:t>
+              <w:t>**Total**</w:t>
             </w:r>
           </w:p>
         </w:tc>
@@ -1035,7 +722,7 @@
               <w:rPr>
                 <w:sz w:val="20"/>
               </w:rPr>
-              <w:t>**~30 días + SAPI**</w:t>
+              <w:t>**~30 días + 60-90 marca SAPI**</w:t>
             </w:r>
           </w:p>
         </w:tc>
@@ -1057,21 +744,419 @@
     <w:p/>
     <w:p>
       <w:r>
-        <w:t xml:space="preserve">El modelo financiero agrupa </w:t>
-      </w:r>
+        <w:rPr>
+          <w:i/>
+        </w:rPr>
+        <w:t>**Nota:** esta tabla detalla cada trámite (total **~USD 1.450** con SAPI y sello digital en la misma lista). El [PRESUPUESTO_12_MESES_REFERENCIA.md](PRESUPUESTO_12_MESES_REFERENCIA.md) §2.1 agrupa los trámites operativos prioritarios en el **one-shot Lean de USD 1.150** (constitución + RIF + apertura cuenta + sello; SAPI puede correr en paralelo como gasto diferido). El delta (**~USD 300**) corresponde principalmente a **SAPI** y partidas opcionales según avance del trámite.</w:t>
+      </w:r>
+    </w:p>
+    <w:p>
+      <w:r>
+        <w:t>&gt;</w:t>
+      </w:r>
+    </w:p>
+    <w:p>
+      <w:r>
+        <w:rPr>
+          <w:i/>
+        </w:rPr>
+        <w:t>**Lectura CFO (1.150 vs 1.450):** **constitución operativa prioritaria** (C.A. + RIF + cuenta + sello, **sin** contabilizar SAPI como caja obligatoria el mes cero) **USD ~1.100–1.150**. **Con SAPI** en la misma ventana de planificación: **~USD 1.450**. El presupuesto §2.1 usa **USD 1.150** como **one-shot prioritario** al arranque; **SAPI** puede tratarse como **gasto diferido / paralelo** según caja y dictamen contable.</w:t>
+      </w:r>
+    </w:p>
+    <w:p>
+      <w:r>
+        <w:rPr>
+          <w:i/>
+        </w:rPr>
+        <w:t>**Excel v4 (Detallado de la inversión.):** el modelo financiero usa **~USD 5.050** para constitución de **Zonix Pharma C.A.** (Registro+acta **1.200**, SENIAT **600**, municipales HQ **1.500**, bomberos **1.100**, banco **100**, sello **200**, SAPI **350**). Referencia de **costos reales de trámites VE** tomada del template Pizza QLQ — **solo partidas aplicables** a startup tech con local operativo; **excluye** BPF, CPE y permisos sanitarios de operación farmacéutica. Validar con abogado **[PENDIENTE]** antes de pitch.</w:t>
+      </w:r>
+    </w:p>
+    <w:p>
+      <w:pPr>
+        <w:pStyle w:val="Heading2"/>
+      </w:pPr>
+      <w:r>
+        <w:t>1.5 Propiedad intelectual y cesión de derechos (PIIA) — **bloquea wire**</w:t>
+      </w:r>
+    </w:p>
+    <w:p>
+      <w:r>
+        <w:rPr>
+          <w:i/>
+        </w:rPr>
+        <w:t>**[PENDIENTE abogado — condición suspensiva del wire]**</w:t>
+      </w:r>
+    </w:p>
+    <w:p>
+      <w:r/>
       <w:r>
         <w:rPr>
           <w:b/>
         </w:rPr>
-        <w:t>~5.050 USD</w:t>
-      </w:r>
-      <w:r>
-        <w:t xml:space="preserve"> en trámites operativos prioritarios al arranque (constitución ampliada con partidas HQ, municipales, bomberos). Validar montos con abogado antes de ejecutar — la tabla mínima y el Excel pueden diferir porque el Excel refleja costos «sinceros» de local operativo.</w:t>
+        <w:t>Problema:</w:t>
+      </w:r>
+      <w:r>
+        <w:t xml:space="preserve"> el código (Laravel backend + Flutter frontend), la marca "Zonix Pharma", los dominios y el know-how desarrollados pre-constitución pertenecen actualmente al </w:t>
+      </w:r>
+      <w:r>
+        <w:rPr>
+          <w:b/>
+        </w:rPr>
+        <w:t>founder personalmente</w:t>
+      </w:r>
+      <w:r>
+        <w:t>, no a ZONIX PHARMA C.A. Un VC invierte en la C.A., no en el founder; sin cesión formal, el activo central del SAFE queda sin titularidad clara y el cierre se bloquea.</w:t>
       </w:r>
     </w:p>
     <w:p>
-      <w:r>
-        <w:t>────────────────────────────────────────</w:t>
+      <w:r/>
+      <w:r>
+        <w:rPr>
+          <w:b/>
+        </w:rPr>
+        <w:t>Inventario de activos intangibles a ceder:</w:t>
+      </w:r>
+      <w:r/>
+    </w:p>
+    <w:tbl>
+      <w:tblPr>
+        <w:tblStyle w:val="TableGrid"/>
+        <w:tblW w:type="auto" w:w="0"/>
+        <w:tblLook w:firstColumn="1" w:firstRow="1" w:lastColumn="0" w:lastRow="0" w:noHBand="0" w:noVBand="1" w:val="04A0"/>
+      </w:tblPr>
+      <w:tblGrid>
+        <w:gridCol w:w="2880"/>
+        <w:gridCol w:w="2880"/>
+        <w:gridCol w:w="2880"/>
+      </w:tblGrid>
+      <w:tr>
+        <w:tc>
+          <w:tcPr>
+            <w:tcW w:type="dxa" w:w="2880"/>
+            <w:shd w:fill="1E2A5A"/>
+          </w:tcPr>
+          <w:p>
+            <w:r>
+              <w:rPr>
+                <w:b/>
+                <w:color w:val="FFFFFF"/>
+                <w:sz w:val="20"/>
+              </w:rPr>
+              <w:t>Activo</w:t>
+            </w:r>
+          </w:p>
+        </w:tc>
+        <w:tc>
+          <w:tcPr>
+            <w:tcW w:type="dxa" w:w="2880"/>
+            <w:shd w:fill="1E2A5A"/>
+          </w:tcPr>
+          <w:p>
+            <w:r>
+              <w:rPr>
+                <w:b/>
+                <w:color w:val="FFFFFF"/>
+                <w:sz w:val="20"/>
+              </w:rPr>
+              <w:t>Descripción</w:t>
+            </w:r>
+          </w:p>
+        </w:tc>
+        <w:tc>
+          <w:tcPr>
+            <w:tcW w:type="dxa" w:w="2880"/>
+            <w:shd w:fill="1E2A5A"/>
+          </w:tcPr>
+          <w:p>
+            <w:r>
+              <w:rPr>
+                <w:b/>
+                <w:color w:val="FFFFFF"/>
+                <w:sz w:val="20"/>
+              </w:rPr>
+              <w:t>Estado</w:t>
+            </w:r>
+          </w:p>
+        </w:tc>
+      </w:tr>
+      <w:tr>
+        <w:tc>
+          <w:tcPr>
+            <w:tcW w:type="dxa" w:w="2880"/>
+          </w:tcPr>
+          <w:p>
+            <w:r>
+              <w:rPr>
+                <w:sz w:val="20"/>
+              </w:rPr>
+              <w:t>Código backend</w:t>
+            </w:r>
+          </w:p>
+        </w:tc>
+        <w:tc>
+          <w:tcPr>
+            <w:tcW w:type="dxa" w:w="2880"/>
+          </w:tcPr>
+          <w:p>
+            <w:r>
+              <w:rPr>
+                <w:sz w:val="20"/>
+              </w:rPr>
+              <w:t>Repositorios ZonixPharma-Backend (Laravel 10, PHP 8.1, MySQL, Sanctum)</w:t>
+            </w:r>
+          </w:p>
+        </w:tc>
+        <w:tc>
+          <w:tcPr>
+            <w:tcW w:type="dxa" w:w="2880"/>
+          </w:tcPr>
+          <w:p>
+            <w:r>
+              <w:rPr>
+                <w:sz w:val="20"/>
+              </w:rPr>
+              <w:t>En GitHub, sin cesión a C.A.</w:t>
+            </w:r>
+          </w:p>
+        </w:tc>
+      </w:tr>
+      <w:tr>
+        <w:tc>
+          <w:tcPr>
+            <w:tcW w:type="dxa" w:w="2880"/>
+          </w:tcPr>
+          <w:p>
+            <w:r>
+              <w:rPr>
+                <w:sz w:val="20"/>
+              </w:rPr>
+              <w:t>Código frontend</w:t>
+            </w:r>
+          </w:p>
+        </w:tc>
+        <w:tc>
+          <w:tcPr>
+            <w:tcW w:type="dxa" w:w="2880"/>
+          </w:tcPr>
+          <w:p>
+            <w:r>
+              <w:rPr>
+                <w:sz w:val="20"/>
+              </w:rPr>
+              <w:t>Repositorios ZonixPharma-Front (Flutter, Dart, Provider)</w:t>
+            </w:r>
+          </w:p>
+        </w:tc>
+        <w:tc>
+          <w:tcPr>
+            <w:tcW w:type="dxa" w:w="2880"/>
+          </w:tcPr>
+          <w:p>
+            <w:r>
+              <w:rPr>
+                <w:sz w:val="20"/>
+              </w:rPr>
+              <w:t>En GitHub, sin cesión a C.A.</w:t>
+            </w:r>
+          </w:p>
+        </w:tc>
+      </w:tr>
+      <w:tr>
+        <w:tc>
+          <w:tcPr>
+            <w:tcW w:type="dxa" w:w="2880"/>
+          </w:tcPr>
+          <w:p>
+            <w:r>
+              <w:rPr>
+                <w:sz w:val="20"/>
+              </w:rPr>
+              <w:t>Marca "Zonix Pharma"</w:t>
+            </w:r>
+          </w:p>
+        </w:tc>
+        <w:tc>
+          <w:tcPr>
+            <w:tcW w:type="dxa" w:w="2880"/>
+          </w:tcPr>
+          <w:p>
+            <w:r>
+              <w:rPr>
+                <w:sz w:val="20"/>
+              </w:rPr>
+              <w:t>Símbolo Z geométrico + wordmark</w:t>
+            </w:r>
+          </w:p>
+        </w:tc>
+        <w:tc>
+          <w:tcPr>
+            <w:tcW w:type="dxa" w:w="2880"/>
+          </w:tcPr>
+          <w:p>
+            <w:r>
+              <w:rPr>
+                <w:sz w:val="20"/>
+              </w:rPr>
+              <w:t>Registro SAPI en trámite (§4.5)</w:t>
+            </w:r>
+          </w:p>
+        </w:tc>
+      </w:tr>
+      <w:tr>
+        <w:tc>
+          <w:tcPr>
+            <w:tcW w:type="dxa" w:w="2880"/>
+          </w:tcPr>
+          <w:p>
+            <w:r>
+              <w:rPr>
+                <w:sz w:val="20"/>
+              </w:rPr>
+              <w:t>Dominios</w:t>
+            </w:r>
+          </w:p>
+        </w:tc>
+        <w:tc>
+          <w:tcPr>
+            <w:tcW w:type="dxa" w:w="2880"/>
+          </w:tcPr>
+          <w:p>
+            <w:r>
+              <w:rPr>
+                <w:sz w:val="20"/>
+              </w:rPr>
+              <w:t>zonixpharma.com y variantes</w:t>
+            </w:r>
+          </w:p>
+        </w:tc>
+        <w:tc>
+          <w:tcPr>
+            <w:tcW w:type="dxa" w:w="2880"/>
+          </w:tcPr>
+          <w:p>
+            <w:r>
+              <w:rPr>
+                <w:sz w:val="20"/>
+              </w:rPr>
+              <w:t>[PENDIENTE inventario]</w:t>
+            </w:r>
+          </w:p>
+        </w:tc>
+      </w:tr>
+      <w:tr>
+        <w:tc>
+          <w:tcPr>
+            <w:tcW w:type="dxa" w:w="2880"/>
+          </w:tcPr>
+          <w:p>
+            <w:r>
+              <w:rPr>
+                <w:sz w:val="20"/>
+              </w:rPr>
+              <w:t>Know-how</w:t>
+            </w:r>
+          </w:p>
+        </w:tc>
+        <w:tc>
+          <w:tcPr>
+            <w:tcW w:type="dxa" w:w="2880"/>
+          </w:tcPr>
+          <w:p>
+            <w:r>
+              <w:rPr>
+                <w:sz w:val="20"/>
+              </w:rPr>
+              <w:t>Modelo de negocio, procesos, documentación</w:t>
+            </w:r>
+          </w:p>
+        </w:tc>
+        <w:tc>
+          <w:tcPr>
+            <w:tcW w:type="dxa" w:w="2880"/>
+          </w:tcPr>
+          <w:p>
+            <w:r>
+              <w:rPr>
+                <w:sz w:val="20"/>
+              </w:rPr>
+              <w:t>En repos, sin cesión</w:t>
+            </w:r>
+          </w:p>
+        </w:tc>
+      </w:tr>
+    </w:tbl>
+    <w:p/>
+    <w:p>
+      <w:r/>
+      <w:r>
+        <w:rPr>
+          <w:b/>
+        </w:rPr>
+        <w:t>Mecanismo de cesión (a elegir con abogado):</w:t>
+      </w:r>
+      <w:r/>
+    </w:p>
+    <w:p>
+      <w:r>
+        <w:t xml:space="preserve">1. </w:t>
+      </w:r>
+      <w:r>
+        <w:rPr>
+          <w:b/>
+        </w:rPr>
+        <w:t>PIIA (Proprietary Information and Inventions Assignment Agreement):</w:t>
+      </w:r>
+      <w:r>
+        <w:t xml:space="preserve"> el founder cede al constituir la C.A. (o como </w:t>
+      </w:r>
+      <w:r>
+        <w:rPr>
+          <w:b/>
+        </w:rPr>
+        <w:t>condición suspensiva del wire</w:t>
+      </w:r>
+      <w:r>
+        <w:t>) todos los derechos sobre código, marca, dominios y know-how desarrollados pre y post-incorporación, a favor de ZONIX PHARMA C.A.</w:t>
+      </w:r>
+    </w:p>
+    <w:p>
+      <w:r>
+        <w:t xml:space="preserve">2. </w:t>
+      </w:r>
+      <w:r>
+        <w:rPr>
+          <w:b/>
+        </w:rPr>
+        <w:t>Cesión en acta constitutiva:</w:t>
+      </w:r>
+      <w:r>
+        <w:t xml:space="preserve"> cláusula explícita en estatutos de la C.A. que declara los aportes intangibles del founder como capital en especie.</w:t>
+      </w:r>
+    </w:p>
+    <w:p>
+      <w:r>
+        <w:t xml:space="preserve">3. </w:t>
+      </w:r>
+      <w:r>
+        <w:rPr>
+          <w:b/>
+        </w:rPr>
+        <w:t>Lista de licencias OSS:</w:t>
+      </w:r>
+      <w:r>
+        <w:t xml:space="preserve"> inventario de dependencias open-source (composer.json, pubspec.yaml) con verificación de compatibilidad de licencias (MIT, Apache 2.0, BSD — evitar GPL contaminante en stack comercial).</w:t>
+      </w:r>
+    </w:p>
+    <w:p>
+      <w:r/>
+      <w:r>
+        <w:rPr>
+          <w:b/>
+        </w:rPr>
+        <w:t>Gate de cierre:</w:t>
+      </w:r>
+      <w:r>
+        <w:t xml:space="preserve"> ningún wire se ejecuta sin PIIA firmada + inventario de activos en data room. Checkbox P0 en [CHECKLIST_PRE_INVERSOR.md](CHECKLIST_PRE_INVERSOR.md) §3.</w:t>
       </w:r>
     </w:p>
     <w:p>
@@ -1079,7 +1164,7 @@
         <w:pStyle w:val="Heading1"/>
       </w:pPr>
       <w:r>
-        <w:t>Instrumento: SAFE post-money cap</w:t>
+        <w:t>2. Instrumento de inversión: SAFE post-money cap</w:t>
       </w:r>
     </w:p>
     <w:p>
@@ -1087,13 +1172,11 @@
         <w:pStyle w:val="Heading2"/>
       </w:pPr>
       <w:r>
-        <w:t>Qué es (en lenguaje claro)</w:t>
+        <w:t>2.1 Qué es un SAFE post-money cap</w:t>
       </w:r>
     </w:p>
     <w:p>
-      <w:r>
-        <w:t xml:space="preserve">Un </w:t>
-      </w:r>
+      <w:r/>
       <w:r>
         <w:rPr>
           <w:b/>
@@ -1101,7 +1184,7 @@
         <w:t>SAFE</w:t>
       </w:r>
       <w:r>
-        <w:t xml:space="preserve"> (*Simple Agreement for Future Equity*) dice, en esencia:</w:t>
+        <w:t xml:space="preserve"> = Simple Agreement for Future Equity. Es un contrato de Y Combinator (template público y gratuito en [`https://www.ycombinator.com/documents`](https://www.ycombinator.com/documents)) que dice:</w:t>
       </w:r>
     </w:p>
     <w:p>
@@ -1109,7 +1192,7 @@
         <w:rPr>
           <w:i/>
         </w:rPr>
-        <w:t>*«Hoy recibes ~112.000 USD. Cuando hagamos una ronda futura con valuación de mercado, tu inversión se convierte en acciones. Si esa valuación supera el **cap** acordado, conviertes como si la empresa valiera **600.000 USD** — te protege el upside del inversor temprano.»*</w:t>
+        <w:t>"Yo, inversor, te doy **USD 237.412** hoy (canon Excel v4). Tú, founder, prometes que cuando levantes la próxima ronda con valuación de mercado, mi inversión convierte automáticamente en acciones, con un cap (techo de valuación) o un descuento — lo que me dé más equity."</w:t>
       </w:r>
     </w:p>
     <w:p>
@@ -1118,28 +1201,27 @@
         <w:rPr>
           <w:b/>
         </w:rPr>
-        <w:t>Post-money cap (YC moderno):</w:t>
-      </w:r>
-      <w:r>
-        <w:t xml:space="preserve"> el inversor sabe </w:t>
+        <w:t>Por qué post-money cap (no pre-money):</w:t>
+      </w:r>
+      <w:r/>
+    </w:p>
+    <w:p>
+      <w:r>
+        <w:t>- Versión moderna del SAFE (YC 2018 onwards). Más clara para founder e inversor.</w:t>
+      </w:r>
+    </w:p>
+    <w:p>
+      <w:r>
+        <w:t xml:space="preserve">- El cap es la valuación post-money (después de la inversión nueva). El inversor sabe </w:t>
       </w:r>
       <w:r>
         <w:rPr>
           <w:b/>
         </w:rPr>
-        <w:t>desde hoy</w:t>
-      </w:r>
-      <w:r>
-        <w:t xml:space="preserve"> qué porcentaje compra si el cap aplica (</w:t>
-      </w:r>
-      <w:r>
-        <w:rPr>
-          <w:b/>
-        </w:rPr>
-        <w:t>~18,66%</w:t>
-      </w:r>
-      <w:r>
-        <w:t xml:space="preserve"> en Lean).</w:t>
+        <w:t>exactamente</w:t>
+      </w:r>
+      <w:r>
+        <w:t xml:space="preserve"> qué % de equity está comprando hoy.</w:t>
       </w:r>
     </w:p>
     <w:p>
@@ -1147,7 +1229,7 @@
         <w:pStyle w:val="Heading2"/>
       </w:pPr>
       <w:r>
-        <w:t>Términos propuestos — escenario Lean (principal)</w:t>
+        <w:t>2.2 Términos propuestos</w:t>
       </w:r>
     </w:p>
     <w:tbl>
@@ -1189,7 +1271,7 @@
                 <w:color w:val="FFFFFF"/>
                 <w:sz w:val="20"/>
               </w:rPr>
-              <w:t>Valor</w:t>
+              <w:t>Valor (canon v4)</w:t>
             </w:r>
           </w:p>
         </w:tc>
@@ -1217,7 +1299,7 @@
               <w:rPr>
                 <w:sz w:val="20"/>
               </w:rPr>
-              <w:t>**~USD 112.000**</w:t>
+              <w:t>**USD 237.412**</w:t>
             </w:r>
           </w:p>
         </w:tc>
@@ -1260,7 +1342,7 @@
               <w:rPr>
                 <w:sz w:val="20"/>
               </w:rPr>
-              <w:t>Equity implícito (si cap aplica)</w:t>
+              <w:t>Equity implícito si cap aplica</w:t>
             </w:r>
           </w:p>
         </w:tc>
@@ -1273,7 +1355,7 @@
               <w:rPr>
                 <w:sz w:val="20"/>
               </w:rPr>
-              <w:t>**~18,66%**</w:t>
+              <w:t>**~39,57%** *(237.412 / 600k)*</w:t>
             </w:r>
           </w:p>
         </w:tc>
@@ -1288,7 +1370,7 @@
               <w:rPr>
                 <w:sz w:val="20"/>
               </w:rPr>
-              <w:t>Discount adicional</w:t>
+              <w:t>Discount</w:t>
             </w:r>
           </w:p>
         </w:tc>
@@ -1301,7 +1383,7 @@
               <w:rPr>
                 <w:sz w:val="20"/>
               </w:rPr>
-              <w:t>**0%**</w:t>
+              <w:t>0% (sin descuento adicional al cap)</w:t>
             </w:r>
           </w:p>
         </w:tc>
@@ -1316,7 +1398,7 @@
               <w:rPr>
                 <w:sz w:val="20"/>
               </w:rPr>
-              <w:t>MFN (Most Favored Nation)</w:t>
+              <w:t>Most Favored Nation (MFN)</w:t>
             </w:r>
           </w:p>
         </w:tc>
@@ -1329,7 +1411,7 @@
               <w:rPr>
                 <w:sz w:val="20"/>
               </w:rPr>
-              <w:t>Sí — estándar YC</w:t>
+              <w:t>Sí (cláusula estándar)</w:t>
             </w:r>
           </w:p>
         </w:tc>
@@ -1344,7 +1426,7 @@
               <w:rPr>
                 <w:sz w:val="20"/>
               </w:rPr>
-              <w:t>Pro-rata en siguiente ronda</w:t>
+              <w:t>Pro-rata rights</w:t>
             </w:r>
           </w:p>
         </w:tc>
@@ -1357,7 +1439,7 @@
               <w:rPr>
                 <w:sz w:val="20"/>
               </w:rPr>
-              <w:t>Opcional, según inversor</w:t>
+              <w:t>Opcional, según preferencia del inversor</w:t>
             </w:r>
           </w:p>
         </w:tc>
@@ -1370,37 +1452,45 @@
         <w:rPr>
           <w:b/>
         </w:rPr>
-        <w:t>Lectura práctica:</w:t>
-      </w:r>
-      <w:r>
-        <w:t xml:space="preserve"> si la Serie A valora la empresa en </w:t>
+        <w:t>Lectura para el inversor (SAFE post-money YC, simplificado — counsel confirma):</w:t>
+      </w:r>
+      <w:r/>
+    </w:p>
+    <w:p>
+      <w:r>
+        <w:t xml:space="preserve">- Si la próxima ronda valora </w:t>
       </w:r>
       <w:r>
         <w:rPr>
           <w:b/>
         </w:rPr>
-        <w:t>1.000.000 USD</w:t>
-      </w:r>
-      <w:r>
-        <w:t xml:space="preserve">, el SAFE convierte como si valiera </w:t>
+        <w:t>por encima</w:t>
+      </w:r>
+      <w:r>
+        <w:t xml:space="preserve"> del cap (p. ej. USD 1.000.000), el SAFE convierte como si la valuación fuera el </w:t>
       </w:r>
       <w:r>
         <w:rPr>
           <w:b/>
         </w:rPr>
-        <w:t>600.000</w:t>
-      </w:r>
-      <w:r>
-        <w:t xml:space="preserve"> → el inversor mantiene </w:t>
+        <w:t>cap USD 600.000</w:t>
+      </w:r>
+      <w:r>
+        <w:t xml:space="preserve"> → el inversor recibe ~</w:t>
       </w:r>
       <w:r>
         <w:rPr>
           <w:b/>
         </w:rPr>
-        <w:t>~18,66%</w:t>
-      </w:r>
-      <w:r>
-        <w:t xml:space="preserve">. Si la ronda valora </w:t>
+        <w:t>39,57%</w:t>
+      </w:r>
+      <w:r>
+        <w:t xml:space="preserve"> (237.412 / 600k) al convertir.</w:t>
+      </w:r>
+    </w:p>
+    <w:p>
+      <w:r>
+        <w:t xml:space="preserve">- Si la próxima ronda valora </w:t>
       </w:r>
       <w:r>
         <w:rPr>
@@ -1409,16 +1499,25 @@
         <w:t>por debajo</w:t>
       </w:r>
       <w:r>
-        <w:t xml:space="preserve"> de 600k, convierte a valuación de mercado y recibe </w:t>
+        <w:t xml:space="preserve"> del cap, el precio de conversión suele ser el de esa ronda → el inversor recibe </w:t>
       </w:r>
       <w:r>
         <w:rPr>
           <w:b/>
         </w:rPr>
-        <w:t>menos</w:t>
-      </w:r>
-      <w:r>
-        <w:t xml:space="preserve"> del 18,66%.</w:t>
+        <w:t>más</w:t>
+      </w:r>
+      <w:r>
+        <w:t xml:space="preserve"> del ~39,57% (más acciones por el mismo USD 237.412). El cap </w:t>
+      </w:r>
+      <w:r>
+        <w:rPr>
+          <w:b/>
+        </w:rPr>
+        <w:t>techa</w:t>
+      </w:r>
+      <w:r>
+        <w:t xml:space="preserve"> el upside de valuación alta; no reduce el % cuando la ronda es más barata.</w:t>
       </w:r>
     </w:p>
     <w:p>
@@ -1426,7 +1525,7 @@
         <w:pStyle w:val="Heading2"/>
       </w:pPr>
       <w:r>
-        <w:t>Términos por escenario de capital</w:t>
+        <w:t>2.3 Términos del SAFE (canon v4)</w:t>
       </w:r>
     </w:p>
     <w:tbl>
@@ -1436,15 +1535,13 @@
         <w:tblLook w:firstColumn="1" w:firstRow="1" w:lastColumn="0" w:lastRow="0" w:noHBand="0" w:noVBand="1" w:val="04A0"/>
       </w:tblPr>
       <w:tblGrid>
-        <w:gridCol w:w="2160"/>
-        <w:gridCol w:w="2160"/>
-        <w:gridCol w:w="2160"/>
-        <w:gridCol w:w="2160"/>
+        <w:gridCol w:w="4320"/>
+        <w:gridCol w:w="4320"/>
       </w:tblGrid>
       <w:tr>
         <w:tc>
           <w:tcPr>
-            <w:tcW w:type="dxa" w:w="2160"/>
+            <w:tcW w:type="dxa" w:w="4320"/>
             <w:shd w:fill="1E2A5A"/>
           </w:tcPr>
           <w:p>
@@ -1454,13 +1551,13 @@
                 <w:color w:val="FFFFFF"/>
                 <w:sz w:val="20"/>
               </w:rPr>
-              <w:t>Escenario</w:t>
+              <w:t>Término</w:t>
             </w:r>
           </w:p>
         </w:tc>
         <w:tc>
           <w:tcPr>
-            <w:tcW w:type="dxa" w:w="2160"/>
+            <w:tcW w:type="dxa" w:w="4320"/>
             <w:shd w:fill="1E2A5A"/>
           </w:tcPr>
           <w:p>
@@ -1470,39 +1567,7 @@
                 <w:color w:val="FFFFFF"/>
                 <w:sz w:val="20"/>
               </w:rPr>
-              <w:t>Monto SAFE</w:t>
-            </w:r>
-          </w:p>
-        </w:tc>
-        <w:tc>
-          <w:tcPr>
-            <w:tcW w:type="dxa" w:w="2160"/>
-            <w:shd w:fill="1E2A5A"/>
-          </w:tcPr>
-          <w:p>
-            <w:r>
-              <w:rPr>
-                <w:b/>
-                <w:color w:val="FFFFFF"/>
-                <w:sz w:val="20"/>
-              </w:rPr>
-              <w:t>Cap post-money</w:t>
-            </w:r>
-          </w:p>
-        </w:tc>
-        <w:tc>
-          <w:tcPr>
-            <w:tcW w:type="dxa" w:w="2160"/>
-            <w:shd w:fill="1E2A5A"/>
-          </w:tcPr>
-          <w:p>
-            <w:r>
-              <w:rPr>
-                <w:b/>
-                <w:color w:val="FFFFFF"/>
-                <w:sz w:val="20"/>
-              </w:rPr>
-              <w:t>Equity ref.</w:t>
+              <w:t>Valor (canon v4)</w:t>
             </w:r>
           </w:p>
         </w:tc>
@@ -1510,53 +1575,27 @@
       <w:tr>
         <w:tc>
           <w:tcPr>
-            <w:tcW w:type="dxa" w:w="2160"/>
+            <w:tcW w:type="dxa" w:w="4320"/>
           </w:tcPr>
           <w:p>
             <w:r>
               <w:rPr>
                 <w:sz w:val="20"/>
               </w:rPr>
-              <w:t>**Lean (principal)**</w:t>
+              <w:t>Monto SAFE</w:t>
             </w:r>
           </w:p>
         </w:tc>
         <w:tc>
           <w:tcPr>
-            <w:tcW w:type="dxa" w:w="2160"/>
+            <w:tcW w:type="dxa" w:w="4320"/>
           </w:tcPr>
           <w:p>
             <w:r>
               <w:rPr>
                 <w:sz w:val="20"/>
               </w:rPr>
-              <w:t>**~112.000**</w:t>
-            </w:r>
-          </w:p>
-        </w:tc>
-        <w:tc>
-          <w:tcPr>
-            <w:tcW w:type="dxa" w:w="2160"/>
-          </w:tcPr>
-          <w:p>
-            <w:r>
-              <w:rPr>
-                <w:sz w:val="20"/>
-              </w:rPr>
-              <w:t>**600.000**</w:t>
-            </w:r>
-          </w:p>
-        </w:tc>
-        <w:tc>
-          <w:tcPr>
-            <w:tcW w:type="dxa" w:w="2160"/>
-          </w:tcPr>
-          <w:p>
-            <w:r>
-              <w:rPr>
-                <w:sz w:val="20"/>
-              </w:rPr>
-              <w:t>**~18,66%**</w:t>
+              <w:t>**USD 237.412**</w:t>
             </w:r>
           </w:p>
         </w:tc>
@@ -1564,53 +1603,27 @@
       <w:tr>
         <w:tc>
           <w:tcPr>
-            <w:tcW w:type="dxa" w:w="2160"/>
+            <w:tcW w:type="dxa" w:w="4320"/>
           </w:tcPr>
           <w:p>
             <w:r>
               <w:rPr>
                 <w:sz w:val="20"/>
               </w:rPr>
-              <w:t>Base</w:t>
+              <w:t>Post-money valuation cap</w:t>
             </w:r>
           </w:p>
         </w:tc>
         <w:tc>
           <w:tcPr>
-            <w:tcW w:type="dxa" w:w="2160"/>
+            <w:tcW w:type="dxa" w:w="4320"/>
           </w:tcPr>
           <w:p>
             <w:r>
               <w:rPr>
                 <w:sz w:val="20"/>
               </w:rPr>
-              <w:t>~157.000</w:t>
-            </w:r>
-          </w:p>
-        </w:tc>
-        <w:tc>
-          <w:tcPr>
-            <w:tcW w:type="dxa" w:w="2160"/>
-          </w:tcPr>
-          <w:p>
-            <w:r>
-              <w:rPr>
-                <w:sz w:val="20"/>
-              </w:rPr>
-              <w:t>~913.000</w:t>
-            </w:r>
-          </w:p>
-        </w:tc>
-        <w:tc>
-          <w:tcPr>
-            <w:tcW w:type="dxa" w:w="2160"/>
-          </w:tcPr>
-          <w:p>
-            <w:r>
-              <w:rPr>
-                <w:sz w:val="20"/>
-              </w:rPr>
-              <w:t>~17,23%</w:t>
+              <w:t>**USD 600.000**</w:t>
             </w:r>
           </w:p>
         </w:tc>
@@ -1618,107 +1631,27 @@
       <w:tr>
         <w:tc>
           <w:tcPr>
-            <w:tcW w:type="dxa" w:w="2160"/>
+            <w:tcW w:type="dxa" w:w="4320"/>
           </w:tcPr>
           <w:p>
             <w:r>
               <w:rPr>
                 <w:sz w:val="20"/>
               </w:rPr>
-              <w:t>Growth</w:t>
+              <w:t>Equity implícito si cap aplica</w:t>
             </w:r>
           </w:p>
         </w:tc>
         <w:tc>
           <w:tcPr>
-            <w:tcW w:type="dxa" w:w="2160"/>
+            <w:tcW w:type="dxa" w:w="4320"/>
           </w:tcPr>
           <w:p>
             <w:r>
               <w:rPr>
                 <w:sz w:val="20"/>
               </w:rPr>
-              <w:t>~187.000</w:t>
-            </w:r>
-          </w:p>
-        </w:tc>
-        <w:tc>
-          <w:tcPr>
-            <w:tcW w:type="dxa" w:w="2160"/>
-          </w:tcPr>
-          <w:p>
-            <w:r>
-              <w:rPr>
-                <w:sz w:val="20"/>
-              </w:rPr>
-              <w:t>~1.205.000</w:t>
-            </w:r>
-          </w:p>
-        </w:tc>
-        <w:tc>
-          <w:tcPr>
-            <w:tcW w:type="dxa" w:w="2160"/>
-          </w:tcPr>
-          <w:p>
-            <w:r>
-              <w:rPr>
-                <w:sz w:val="20"/>
-              </w:rPr>
-              <w:t>~15,55%</w:t>
-            </w:r>
-          </w:p>
-        </w:tc>
-      </w:tr>
-      <w:tr>
-        <w:tc>
-          <w:tcPr>
-            <w:tcW w:type="dxa" w:w="2160"/>
-          </w:tcPr>
-          <w:p>
-            <w:r>
-              <w:rPr>
-                <w:sz w:val="20"/>
-              </w:rPr>
-              <w:t>Blitz (6× Sales stretch)</w:t>
-            </w:r>
-          </w:p>
-        </w:tc>
-        <w:tc>
-          <w:tcPr>
-            <w:tcW w:type="dxa" w:w="2160"/>
-          </w:tcPr>
-          <w:p>
-            <w:r>
-              <w:rPr>
-                <w:sz w:val="20"/>
-              </w:rPr>
-              <w:t>~185.000</w:t>
-            </w:r>
-          </w:p>
-        </w:tc>
-        <w:tc>
-          <w:tcPr>
-            <w:tcW w:type="dxa" w:w="2160"/>
-          </w:tcPr>
-          <w:p>
-            <w:r>
-              <w:rPr>
-                <w:sz w:val="20"/>
-              </w:rPr>
-              <w:t>~1.288.000</w:t>
-            </w:r>
-          </w:p>
-        </w:tc>
-        <w:tc>
-          <w:tcPr>
-            <w:tcW w:type="dxa" w:w="2160"/>
-          </w:tcPr>
-          <w:p>
-            <w:r>
-              <w:rPr>
-                <w:sz w:val="20"/>
-              </w:rPr>
-              <w:t>~14,36%</w:t>
+              <w:t>**~39,57%** *(237.412 / 600k)*</w:t>
             </w:r>
           </w:p>
         </w:tc>
@@ -1726,26 +1659,119 @@
     </w:tbl>
     <w:p/>
     <w:p>
-      <w:r>
-        <w:t xml:space="preserve">Lean es el </w:t>
+      <w:pPr>
+        <w:pStyle w:val="Heading2"/>
+      </w:pPr>
+      <w:r>
+        <w:t>2.3.1 Nota sobre el cap</w:t>
+      </w:r>
+    </w:p>
+    <w:p>
+      <w:r>
+        <w:t xml:space="preserve">El benchmark típico de pre-seed LatAm 2025-2026 para tickets USD 50-100k está en torno a </w:t>
       </w:r>
       <w:r>
         <w:rPr>
           <w:b/>
         </w:rPr>
-        <w:t>mínimo viable</w:t>
-      </w:r>
-      <w:r>
-        <w:t xml:space="preserve"> documentado para piloto Carabobo con </w:t>
+        <w:t>10-12% equity</w:t>
+      </w:r>
+      <w:r>
+        <w:t xml:space="preserve"> ([fuente: LatAm VC Report 2024-2025](https://www.endeavor.org.mx/) y reportes Crunchbase — </w:t>
       </w:r>
       <w:r>
         <w:rPr>
           <w:b/>
         </w:rPr>
-        <w:t>4 vendedores</w:t>
-      </w:r>
-      <w:r>
-        <w:t xml:space="preserve"> y dev junior.</w:t>
+        <w:t>[verificar fuente primaria 2026]</w:t>
+      </w:r>
+      <w:r>
+        <w:t>). El cap de Zonix Pharma (</w:t>
+      </w:r>
+      <w:r>
+        <w:rPr>
+          <w:b/>
+        </w:rPr>
+        <w:t>USD 237.412</w:t>
+      </w:r>
+      <w:r>
+        <w:t xml:space="preserve"> / cap </w:t>
+      </w:r>
+      <w:r>
+        <w:rPr>
+          <w:b/>
+        </w:rPr>
+        <w:t>USD 600k</w:t>
+      </w:r>
+      <w:r>
+        <w:t xml:space="preserve">) da </w:t>
+      </w:r>
+      <w:r>
+        <w:rPr>
+          <w:b/>
+        </w:rPr>
+        <w:t>~39,57%</w:t>
+      </w:r>
+      <w:r>
+        <w:t xml:space="preserve">, por encima del benchmark LatAm 10–12% — coherente con ticket mayor (Fase 0 + burn + reserva Excel), </w:t>
+      </w:r>
+      <w:r>
+        <w:rPr>
+          <w:b/>
+        </w:rPr>
+        <w:t>Co-CEO</w:t>
+      </w:r>
+      <w:r>
+        <w:t xml:space="preserve">, </w:t>
+      </w:r>
+      <w:r>
+        <w:rPr>
+          <w:b/>
+        </w:rPr>
+        <w:t>4× Sales</w:t>
+      </w:r>
+      <w:r>
+        <w:t xml:space="preserve">, Dev en nómina (ver [MODELO_FINANCIERO_ZONIX_PHARMA.xlsx](MODELO_FINANCIERO_ZONIX_PHARMA.xlsx)). </w:t>
+      </w:r>
+      <w:r>
+        <w:rPr>
+          <w:b/>
+        </w:rPr>
+        <w:t>El ask vigente es único: USD 237.412 @ cap 600k → ~39,57%.</w:t>
+      </w:r>
+      <w:r/>
+    </w:p>
+    <w:p>
+      <w:r/>
+      <w:r>
+        <w:rPr>
+          <w:b/>
+        </w:rPr>
+        <w:t>Decisión consciente del founder:</w:t>
+      </w:r>
+      <w:r>
+        <w:t xml:space="preserve"> este cap es </w:t>
+      </w:r>
+      <w:r>
+        <w:rPr>
+          <w:b/>
+        </w:rPr>
+        <w:t>intencional como señal de confianza al primer inversor</w:t>
+      </w:r>
+      <w:r>
+        <w:t xml:space="preserve"> (lead investor del SAFE). El piloto tiene mucho más riesgo que un negocio post-PMF; el inversor que entra ahora merece compensación por el riesgo asumido.</w:t>
+      </w:r>
+    </w:p>
+    <w:p>
+      <w:r/>
+      <w:r>
+        <w:rPr>
+          <w:b/>
+        </w:rPr>
+        <w:t>Implicación práctica:</w:t>
+      </w:r>
+      <w:r>
+        <w:t xml:space="preserve"> si Zonix Pharma supera el plan (escenario optimista), el primer inversor obtiene retorno desproporcionadamente alto. Eso está bien — es exactamente el deal pre-seed.</w:t>
       </w:r>
     </w:p>
     <w:p>
@@ -1753,57 +1779,195 @@
         <w:pStyle w:val="Heading2"/>
       </w:pPr>
       <w:r>
-        <w:t>Nota sobre el cap 600k</w:t>
+        <w:t>2.4 Cláusulas adicionales recomendadas</w:t>
       </w:r>
     </w:p>
     <w:p>
       <w:r>
-        <w:t xml:space="preserve">Benchmark pre-seed LatAm (ticket 50–100k): equity típico </w:t>
+        <w:t xml:space="preserve">1. </w:t>
       </w:r>
       <w:r>
         <w:rPr>
           <w:b/>
         </w:rPr>
-        <w:t>~10–12%</w:t>
-      </w:r>
-      <w:r>
-        <w:t xml:space="preserve">. Zonix propone </w:t>
+        <w:t>Vesting del founder:</w:t>
+      </w:r>
+      <w:r>
+        <w:t xml:space="preserve"> cláusula de re-vesting si </w:t>
       </w:r>
       <w:r>
         <w:rPr>
           <w:b/>
         </w:rPr>
-        <w:t>~18,66%</w:t>
-      </w:r>
-      <w:r>
-        <w:t xml:space="preserve"> — </w:t>
+        <w:t>Zonix Pharma</w:t>
+      </w:r>
+      <w:r>
+        <w:t xml:space="preserve"> levanta Serie A (founder vesteando 4 años con cliff 1 año desde la Serie A). Protege al inversor.</w:t>
+      </w:r>
+    </w:p>
+    <w:p>
+      <w:r>
+        <w:t xml:space="preserve">2. </w:t>
       </w:r>
       <w:r>
         <w:rPr>
           <w:b/>
         </w:rPr>
-        <w:t>más alto</w:t>
-      </w:r>
-      <w:r>
-        <w:t xml:space="preserve">, de forma </w:t>
+        <w:t>Información al inversor (information rights):</w:t>
+      </w:r>
+      <w:r>
+        <w:t xml:space="preserve"> reportes </w:t>
       </w:r>
       <w:r>
         <w:rPr>
           <w:b/>
         </w:rPr>
-        <w:t>consciente</w:t>
-      </w:r>
-      <w:r>
-        <w:t xml:space="preserve">: compensa riesgo temprano, ticket, co-CEO en nómina y replante operativo bootstrap. Es señal de confianza al </w:t>
+        <w:t>mensuales</w:t>
+      </w:r>
+      <w:r>
+        <w:t xml:space="preserve"> los </w:t>
       </w:r>
       <w:r>
         <w:rPr>
           <w:b/>
         </w:rPr>
-        <w:t>lead investor</w:t>
-      </w:r>
-      <w:r>
-        <w:t>, no error de cálculo.</w:t>
+        <w:t>primeros 6 meses</w:t>
+      </w:r>
+      <w:r>
+        <w:t xml:space="preserve"> pos-cierre; </w:t>
+      </w:r>
+      <w:r>
+        <w:rPr>
+          <w:b/>
+        </w:rPr>
+        <w:t>trimestrales</w:t>
+      </w:r>
+      <w:r>
+        <w:t xml:space="preserve"> después. Formato: email + adjuntos acordados (métricas §6 [PROYECCION_FINANCIERA_12M.md](PROYECCION_FINANCIERA_12M.md)).</w:t>
+      </w:r>
+    </w:p>
+    <w:p>
+      <w:r>
+        <w:t xml:space="preserve">3. </w:t>
+      </w:r>
+      <w:r>
+        <w:rPr>
+          <w:b/>
+        </w:rPr>
+        <w:t>Derechos de observación (opcional):</w:t>
+      </w:r>
+      <w:r>
+        <w:t xml:space="preserve"> </w:t>
+      </w:r>
+      <w:r>
+        <w:rPr>
+          <w:b/>
+        </w:rPr>
+        <w:t>board observer</w:t>
+      </w:r>
+      <w:r>
+        <w:t xml:space="preserve"> sin voto en junta — solo si el ticket ≥ umbral acordado (ej. lead USD 50k+); no administración operativa diaria.</w:t>
+      </w:r>
+    </w:p>
+    <w:p>
+      <w:r>
+        <w:t xml:space="preserve">4. </w:t>
+      </w:r>
+      <w:r>
+        <w:rPr>
+          <w:b/>
+        </w:rPr>
+        <w:t>Asuntos reservados</w:t>
+      </w:r>
+      <w:r>
+        <w:t xml:space="preserve"> (requieren notificación previa al inversor por escrito si impactan valor/dilución): cambio de control; nueva emisión que diluya </w:t>
+      </w:r>
+      <w:r>
+        <w:rPr>
+          <w:b/>
+        </w:rPr>
+        <w:t>&gt; 10%</w:t>
+      </w:r>
+      <w:r>
+        <w:t xml:space="preserve"> pre-money en una sola ronda; remuneración anual del founder por encima de umbral definido; pivot que abandone vertical farmacéutico.</w:t>
+      </w:r>
+    </w:p>
+    <w:p>
+      <w:r>
+        <w:t xml:space="preserve">5. </w:t>
+      </w:r>
+      <w:r>
+        <w:rPr>
+          <w:b/>
+        </w:rPr>
+        <w:t>Right of First Refusal (ROFR):</w:t>
+      </w:r>
+      <w:r>
+        <w:t xml:space="preserve"> el inversor del SAFE tiene derecho a participar en la siguiente ronda hasta mantener su % proporcional.</w:t>
+      </w:r>
+    </w:p>
+    <w:p>
+      <w:r>
+        <w:t xml:space="preserve">6. </w:t>
+      </w:r>
+      <w:r>
+        <w:rPr>
+          <w:b/>
+        </w:rPr>
+        <w:t>MFN (Most Favored Nation):</w:t>
+      </w:r>
+      <w:r>
+        <w:t xml:space="preserve"> si </w:t>
+      </w:r>
+      <w:r>
+        <w:rPr>
+          <w:b/>
+        </w:rPr>
+        <w:t>Zonix Pharma</w:t>
+      </w:r>
+      <w:r>
+        <w:t xml:space="preserve"> emite un SAFE futuro con mejores términos, el inversor actual recibe los mismos términos. Estándar. </w:t>
+      </w:r>
+      <w:r>
+        <w:rPr>
+          <w:b/>
+        </w:rPr>
+        <w:t>No confundir</w:t>
+      </w:r>
+      <w:r>
+        <w:t xml:space="preserve"> con la cláusula de «nación más favorecida» </w:t>
+      </w:r>
+      <w:r>
+        <w:rPr>
+          <w:b/>
+        </w:rPr>
+        <w:t>corporativa</w:t>
+      </w:r>
+      <w:r>
+        <w:t xml:space="preserve"> (garantizar a un socio estratégico el mejor trato comercial vs terceros) — esa es un </w:t>
+      </w:r>
+      <w:r>
+        <w:rPr>
+          <w:b/>
+        </w:rPr>
+        <w:t>red flag</w:t>
+      </w:r>
+      <w:r>
+        <w:t xml:space="preserve"> de inversor corporativo, ver §2.6 y [CHECKLIST_PRE_INVERSOR.md](CHECKLIST_PRE_INVERSOR.md) §7.8.</w:t>
+      </w:r>
+    </w:p>
+    <w:p>
+      <w:r>
+        <w:t xml:space="preserve">7. </w:t>
+      </w:r>
+      <w:r>
+        <w:rPr>
+          <w:b/>
+        </w:rPr>
+        <w:t>Restricciones de transferencia:</w:t>
+      </w:r>
+      <w:r>
+        <w:t xml:space="preserve"> el SAFE no se puede vender a terceros sin consentimiento del founder.</w:t>
       </w:r>
     </w:p>
     <w:p>
@@ -1811,131 +1975,145 @@
         <w:pStyle w:val="Heading2"/>
       </w:pPr>
       <w:r>
-        <w:t>Cláusulas recomendadas (checklist para abogado)</w:t>
+        <w:t>2.6 Inversor corporativo / estratégico (cadena, distribuidor, agregador)</w:t>
       </w:r>
     </w:p>
     <w:p>
       <w:r>
-        <w:t xml:space="preserve">1. </w:t>
+        <w:t xml:space="preserve">Este pack está diseñado para </w:t>
       </w:r>
       <w:r>
         <w:rPr>
           <w:b/>
         </w:rPr>
-        <w:t>Vesting founder</w:t>
-      </w:r>
-      <w:r>
-        <w:t xml:space="preserve"> en Serie A (4 años, cliff 1 año) — protege al inversor.</w:t>
-      </w:r>
-    </w:p>
-    <w:p>
-      <w:r>
-        <w:t xml:space="preserve">2. </w:t>
+        <w:t>ángel / fondo pre-seed</w:t>
+      </w:r>
+      <w:r>
+        <w:t xml:space="preserve">. Si el interesado es un </w:t>
       </w:r>
       <w:r>
         <w:rPr>
           <w:b/>
         </w:rPr>
-        <w:t>Information rights</w:t>
-      </w:r>
-      <w:r>
-        <w:t xml:space="preserve"> — reportes mensuales 6 meses; trimestrales después.</w:t>
-      </w:r>
-    </w:p>
-    <w:p>
-      <w:r>
-        <w:t xml:space="preserve">3. </w:t>
+        <w:t>corporativo</w:t>
+      </w:r>
+      <w:r>
+        <w:t xml:space="preserve"> (Steve Blank, UniMOOC M7: la gran empresa invierte para que </w:t>
       </w:r>
       <w:r>
         <w:rPr>
           <w:b/>
         </w:rPr>
-        <w:t>Board observer</w:t>
-      </w:r>
-      <w:r>
-        <w:t xml:space="preserve"> (opcional) — sin voto; solo si ticket lead ≥ umbral acordado.</w:t>
+        <w:t>su</w:t>
+      </w:r>
+      <w:r>
+        <w:t xml:space="preserve"> negocio crezca):</w:t>
       </w:r>
     </w:p>
     <w:p>
       <w:r>
-        <w:t xml:space="preserve">4. </w:t>
+        <w:t xml:space="preserve">- </w:t>
       </w:r>
       <w:r>
         <w:rPr>
           <w:b/>
         </w:rPr>
-        <w:t>Asuntos reservados</w:t>
-      </w:r>
-      <w:r>
-        <w:t xml:space="preserve"> — cambio de control, dilución &gt;10%, pivot fuera de pharma.</w:t>
+        <w:t>Red flags en term sheet</w:t>
+      </w:r>
+      <w:r>
+        <w:t xml:space="preserve"> — no aceptar verbalmente, derivar a abogado: exclusividad (zona/categoría/tiempo), nación más favorecida comercial, acceso a tecnología/datos como condición, derecho de primera oferta o veto en M&amp;A/Serie A. Tabla completa: [CHECKLIST_PRE_INVERSOR.md](CHECKLIST_PRE_INVERSOR.md) §7.8.</w:t>
       </w:r>
     </w:p>
     <w:p>
       <w:r>
-        <w:t xml:space="preserve">5. </w:t>
+        <w:t xml:space="preserve">- </w:t>
       </w:r>
       <w:r>
         <w:rPr>
           <w:b/>
         </w:rPr>
-        <w:t>ROFR</w:t>
-      </w:r>
-      <w:r>
-        <w:t xml:space="preserve"> — derecho a participar en siguiente ronda.</w:t>
+        <w:t>Datos de salud nunca</w:t>
+      </w:r>
+      <w:r>
+        <w:t xml:space="preserve"> son moneda de negociación (§4.4; [PLAN_MODULO_OPERATIVO_CLAVE.md](PLAN_MODULO_OPERATIVO_CLAVE.md) §14).</w:t>
       </w:r>
     </w:p>
     <w:p>
       <w:r>
-        <w:t xml:space="preserve">6. </w:t>
+        <w:t xml:space="preserve">- Todo término corporativo se cierra con </w:t>
       </w:r>
       <w:r>
         <w:rPr>
           <w:b/>
         </w:rPr>
-        <w:t>MFN</w:t>
-      </w:r>
-      <w:r>
-        <w:t xml:space="preserve"> — si un SAFE futuro tiene mejores términos, el actual los recibe.</w:t>
+        <w:t>abogado cross-border</w:t>
+      </w:r>
+      <w:r>
+        <w:t xml:space="preserve"> `[PENDIENTE abogado]` — skill de checklist: `zonix-legal-contracts-ve`.</w:t>
       </w:r>
     </w:p>
     <w:p>
-      <w:r>
-        <w:t xml:space="preserve">7. </w:t>
+      <w:pPr>
+        <w:pStyle w:val="Heading2"/>
+      </w:pPr>
+      <w:r>
+        <w:t>2.5 Documento físico</w:t>
+      </w:r>
+    </w:p>
+    <w:p>
+      <w:r>
+        <w:t xml:space="preserve">- </w:t>
       </w:r>
       <w:r>
         <w:rPr>
           <w:b/>
         </w:rPr>
-        <w:t>Restricción de transferencia</w:t>
-      </w:r>
-      <w:r>
-        <w:t xml:space="preserve"> del SAFE sin consentimiento del founder.</w:t>
+        <w:t>Template:</w:t>
+      </w:r>
+      <w:r>
+        <w:t xml:space="preserve"> Y Combinator post-money cap SAFE (template público).</w:t>
       </w:r>
     </w:p>
     <w:p>
-      <w:r/>
+      <w:r>
+        <w:t xml:space="preserve">- </w:t>
+      </w:r>
       <w:r>
         <w:rPr>
           <w:b/>
         </w:rPr>
-        <w:t>Template físico:</w:t>
-      </w:r>
-      <w:r>
-        <w:t xml:space="preserve"> Y Combinator post-money cap SAFE → adaptación abogado VE (bilingüe recomendado). Costo adaptación orientativo: </w:t>
+        <w:t>Adaptación:</w:t>
+      </w:r>
+      <w:r>
+        <w:t xml:space="preserve"> abogado venezolano adapta a marco legal local (gobernabilidad, jurisdicción, idioma — bilingüe español/inglés recomendado).</w:t>
+      </w:r>
+    </w:p>
+    <w:p>
+      <w:r>
+        <w:t xml:space="preserve">- </w:t>
       </w:r>
       <w:r>
         <w:rPr>
           <w:b/>
         </w:rPr>
-        <w:t>200–400 USD</w:t>
-      </w:r>
-      <w:r>
-        <w:t>.</w:t>
+        <w:t>Costo de adaptación legal:</w:t>
+      </w:r>
+      <w:r>
+        <w:t xml:space="preserve"> USD 200-400 one-shot.</w:t>
       </w:r>
     </w:p>
     <w:p>
       <w:r>
-        <w:t>────────────────────────────────────────</w:t>
+        <w:t xml:space="preserve">- </w:t>
+      </w:r>
+      <w:r>
+        <w:rPr>
+          <w:b/>
+        </w:rPr>
+        <w:t>Firma:</w:t>
+      </w:r>
+      <w:r>
+        <w:t xml:space="preserve"> electrónica con DocuSign o equivalente. Notariado VE opcional pero recomendado.</w:t>
       </w:r>
     </w:p>
     <w:p>
@@ -1943,7 +2121,7 @@
         <w:pStyle w:val="Heading1"/>
       </w:pPr>
       <w:r>
-        <w:t>Cap table simplificado</w:t>
+        <w:t>3. Cap table proyectado</w:t>
       </w:r>
     </w:p>
     <w:p>
@@ -1951,7 +2129,7 @@
         <w:pStyle w:val="Heading2"/>
       </w:pPr>
       <w:r>
-        <w:t>Hoy (pre-SAFE)</w:t>
+        <w:t>3.1 Pre-SAFE (hoy)</w:t>
       </w:r>
     </w:p>
     <w:tbl>
@@ -2010,7 +2188,7 @@
                 <w:color w:val="FFFFFF"/>
                 <w:sz w:val="20"/>
               </w:rPr>
-              <w:t>%</w:t>
+              <w:t>% equity</w:t>
             </w:r>
           </w:p>
         </w:tc>
@@ -2051,7 +2229,7 @@
               <w:rPr>
                 <w:sz w:val="20"/>
               </w:rPr>
-              <w:t>**100%**</w:t>
+              <w:t>100,00%</w:t>
             </w:r>
           </w:p>
         </w:tc>
@@ -2063,7 +2241,7 @@
         <w:pStyle w:val="Heading2"/>
       </w:pPr>
       <w:r>
-        <w:t>Tras conversión SAFE Lean (ilustrativo — no es hoy)</w:t>
+        <w:t>3.2 Post-SAFE (canon v4, USD 237.412 @ cap USD 600k)</w:t>
       </w:r>
     </w:p>
     <w:p>
@@ -2071,7 +2249,401 @@
         <w:rPr>
           <w:i/>
         </w:rPr>
-        <w:t>El SAFE **no crea acciones al firmar**. Solo al **convertir** en la próxima ronda con valuación.</w:t>
+        <w:t>**Nota:** el SAFE NO crea acciones hoy. Sólo al momento de conversión (próxima ronda con valuación de mercado).</w:t>
+      </w:r>
+    </w:p>
+    <w:tbl>
+      <w:tblPr>
+        <w:tblStyle w:val="TableGrid"/>
+        <w:tblW w:type="auto" w:w="0"/>
+        <w:tblLook w:firstColumn="1" w:firstRow="1" w:lastColumn="0" w:lastRow="0" w:noHBand="0" w:noVBand="1" w:val="04A0"/>
+      </w:tblPr>
+      <w:tblGrid>
+        <w:gridCol w:w="2160"/>
+        <w:gridCol w:w="2160"/>
+        <w:gridCol w:w="2160"/>
+        <w:gridCol w:w="2160"/>
+      </w:tblGrid>
+      <w:tr>
+        <w:tc>
+          <w:tcPr>
+            <w:tcW w:type="dxa" w:w="2160"/>
+            <w:shd w:fill="1E2A5A"/>
+          </w:tcPr>
+          <w:p>
+            <w:r>
+              <w:rPr>
+                <w:b/>
+                <w:color w:val="FFFFFF"/>
+                <w:sz w:val="20"/>
+              </w:rPr>
+              <w:t>Stakeholder</w:t>
+            </w:r>
+          </w:p>
+        </w:tc>
+        <w:tc>
+          <w:tcPr>
+            <w:tcW w:type="dxa" w:w="2160"/>
+            <w:shd w:fill="1E2A5A"/>
+          </w:tcPr>
+          <w:p>
+            <w:r>
+              <w:rPr>
+                <w:b/>
+                <w:color w:val="FFFFFF"/>
+                <w:sz w:val="20"/>
+              </w:rPr>
+              <w:t>Acciones</w:t>
+            </w:r>
+          </w:p>
+        </w:tc>
+        <w:tc>
+          <w:tcPr>
+            <w:tcW w:type="dxa" w:w="2160"/>
+            <w:shd w:fill="1E2A5A"/>
+          </w:tcPr>
+          <w:p>
+            <w:r>
+              <w:rPr>
+                <w:b/>
+                <w:color w:val="FFFFFF"/>
+                <w:sz w:val="20"/>
+              </w:rPr>
+              <w:t>% equity hoy</w:t>
+            </w:r>
+          </w:p>
+        </w:tc>
+        <w:tc>
+          <w:tcPr>
+            <w:tcW w:type="dxa" w:w="2160"/>
+            <w:shd w:fill="1E2A5A"/>
+          </w:tcPr>
+          <w:p>
+            <w:r>
+              <w:rPr>
+                <w:b/>
+                <w:color w:val="FFFFFF"/>
+                <w:sz w:val="20"/>
+              </w:rPr>
+              <w:t>% equity post-conversión SAFE</w:t>
+            </w:r>
+          </w:p>
+        </w:tc>
+      </w:tr>
+      <w:tr>
+        <w:tc>
+          <w:tcPr>
+            <w:tcW w:type="dxa" w:w="2160"/>
+          </w:tcPr>
+          <w:p>
+            <w:r>
+              <w:rPr>
+                <w:sz w:val="20"/>
+              </w:rPr>
+              <w:t>Founder</w:t>
+            </w:r>
+          </w:p>
+        </w:tc>
+        <w:tc>
+          <w:tcPr>
+            <w:tcW w:type="dxa" w:w="2160"/>
+          </w:tcPr>
+          <w:p>
+            <w:r>
+              <w:rPr>
+                <w:sz w:val="20"/>
+              </w:rPr>
+              <w:t>1.000.000</w:t>
+            </w:r>
+          </w:p>
+        </w:tc>
+        <w:tc>
+          <w:tcPr>
+            <w:tcW w:type="dxa" w:w="2160"/>
+          </w:tcPr>
+          <w:p>
+            <w:r>
+              <w:rPr>
+                <w:sz w:val="20"/>
+              </w:rPr>
+              <w:t>100,00%</w:t>
+            </w:r>
+          </w:p>
+        </w:tc>
+        <w:tc>
+          <w:tcPr>
+            <w:tcW w:type="dxa" w:w="2160"/>
+          </w:tcPr>
+          <w:p>
+            <w:r>
+              <w:rPr>
+                <w:sz w:val="20"/>
+              </w:rPr>
+              <w:t>~60,43% (si cap aplica)</w:t>
+            </w:r>
+          </w:p>
+        </w:tc>
+      </w:tr>
+      <w:tr>
+        <w:tc>
+          <w:tcPr>
+            <w:tcW w:type="dxa" w:w="2160"/>
+          </w:tcPr>
+          <w:p>
+            <w:r>
+              <w:rPr>
+                <w:sz w:val="20"/>
+              </w:rPr>
+              <w:t>Inversor SAFE</w:t>
+            </w:r>
+          </w:p>
+        </w:tc>
+        <w:tc>
+          <w:tcPr>
+            <w:tcW w:type="dxa" w:w="2160"/>
+          </w:tcPr>
+          <w:p>
+            <w:r>
+              <w:rPr>
+                <w:sz w:val="20"/>
+              </w:rPr>
+              <w:t>0 (todavía)</w:t>
+            </w:r>
+          </w:p>
+        </w:tc>
+        <w:tc>
+          <w:tcPr>
+            <w:tcW w:type="dxa" w:w="2160"/>
+          </w:tcPr>
+          <w:p>
+            <w:r>
+              <w:rPr>
+                <w:sz w:val="20"/>
+              </w:rPr>
+              <w:t>0,00%</w:t>
+            </w:r>
+          </w:p>
+        </w:tc>
+        <w:tc>
+          <w:tcPr>
+            <w:tcW w:type="dxa" w:w="2160"/>
+          </w:tcPr>
+          <w:p>
+            <w:r>
+              <w:rPr>
+                <w:sz w:val="20"/>
+              </w:rPr>
+              <w:t>~39,57% (al momento de conversión)</w:t>
+            </w:r>
+          </w:p>
+        </w:tc>
+      </w:tr>
+    </w:tbl>
+    <w:p/>
+    <w:p>
+      <w:pPr>
+        <w:pStyle w:val="Heading2"/>
+      </w:pPr>
+      <w:r>
+        <w:t>3.3 Cap table en próxima ronda Serie A (escenario hipotético, mes 24)</w:t>
+      </w:r>
+    </w:p>
+    <w:p>
+      <w:r>
+        <w:rPr>
+          <w:i/>
+        </w:rPr>
+        <w:t>**[RETIRADO — cap table fully diluted en revisión por abogado; NO VÁLIDO PARA DD]**</w:t>
+      </w:r>
+    </w:p>
+    <w:p>
+      <w:r>
+        <w:t>&gt;</w:t>
+      </w:r>
+    </w:p>
+    <w:p>
+      <w:r>
+        <w:rPr>
+          <w:i/>
+        </w:rPr>
+        <w:t>La tabla previa de % post-Serie A sumaba **116,47%** (Founder 51,34% + SAFE 39,57% + Serie A 20% + Pool 10%), lo cual es matemáticamente imposible. El error provenía de sumar % sin mecánicas de dilución; **no** reutilizar ese modelo.</w:t>
+      </w:r>
+    </w:p>
+    <w:p>
+      <w:r/>
+      <w:r>
+        <w:rPr>
+          <w:b/>
+        </w:rPr>
+        <w:t>Hipótesis Serie A:</w:t>
+      </w:r>
+      <w:r>
+        <w:t xml:space="preserve"> USD 500.000 a valuación pre-money USD 2.000.000 → post-money USD 2.500.000.</w:t>
+      </w:r>
+    </w:p>
+    <w:p>
+      <w:r/>
+      <w:r>
+        <w:rPr>
+          <w:b/>
+        </w:rPr>
+        <w:t>Interpretación SAFE post-money cap (YC — lectura operativa, counsel confirma):</w:t>
+      </w:r>
+      <w:r>
+        <w:t xml:space="preserve"> al </w:t>
+      </w:r>
+      <w:r>
+        <w:rPr>
+          <w:b/>
+        </w:rPr>
+        <w:t>convertir</w:t>
+      </w:r>
+      <w:r>
+        <w:t>, el SAFE apunta a ~</w:t>
+      </w:r>
+      <w:r>
+        <w:rPr>
+          <w:b/>
+        </w:rPr>
+        <w:t>39,57%</w:t>
+      </w:r>
+      <w:r>
+        <w:t xml:space="preserve"> del company (237.412 / 600k) en el momento de conversión según el template. El </w:t>
+      </w:r>
+      <w:r>
+        <w:rPr>
+          <w:b/>
+        </w:rPr>
+        <w:t>dinero nuevo</w:t>
+      </w:r>
+      <w:r>
+        <w:t xml:space="preserve"> de la Serie A (y ampliaciones de pool) </w:t>
+      </w:r>
+      <w:r>
+        <w:rPr>
+          <w:b/>
+        </w:rPr>
+        <w:t>también diluye</w:t>
+      </w:r>
+      <w:r>
+        <w:t xml:space="preserve"> al holder ya convertido: el ~39,57% </w:t>
+      </w:r>
+      <w:r>
+        <w:rPr>
+          <w:b/>
+        </w:rPr>
+        <w:t>no</w:t>
+      </w:r>
+      <w:r>
+        <w:t xml:space="preserve"> queda “congelado” para siempre post–Serie A. Los números exactos de acciones y el orden pool pre/post money los cierra el </w:t>
+      </w:r>
+      <w:r>
+        <w:rPr>
+          <w:b/>
+        </w:rPr>
+        <w:t>abogado</w:t>
+      </w:r>
+      <w:r>
+        <w:t>.</w:t>
+      </w:r>
+    </w:p>
+    <w:p>
+      <w:r/>
+      <w:r>
+        <w:rPr>
+          <w:b/>
+        </w:rPr>
+        <w:t>Lo que sí es válido declarar (sin tabla numérica hasta revisión counsel):</w:t>
+      </w:r>
+      <w:r/>
+    </w:p>
+    <w:p>
+      <w:r>
+        <w:t xml:space="preserve">- SAFE post-money: ancla de conversión </w:t>
+      </w:r>
+      <w:r>
+        <w:rPr>
+          <w:b/>
+        </w:rPr>
+        <w:t>~39,57%</w:t>
+      </w:r>
+      <w:r>
+        <w:t xml:space="preserve"> (237.412 / 600k) </w:t>
+      </w:r>
+      <w:r>
+        <w:rPr>
+          <w:b/>
+        </w:rPr>
+        <w:t>al convertir</w:t>
+      </w:r>
+      <w:r>
+        <w:t>.</w:t>
+      </w:r>
+    </w:p>
+    <w:p>
+      <w:r>
+        <w:t xml:space="preserve">- Post Serie A + pool 10%: el founder queda </w:t>
+      </w:r>
+      <w:r>
+        <w:rPr>
+          <w:b/>
+        </w:rPr>
+        <w:t>&lt;50%</w:t>
+      </w:r>
+      <w:r>
+        <w:t xml:space="preserve"> en escenarios típicos (estimación ilustrativa, recalcular con abogado).</w:t>
+      </w:r>
+    </w:p>
+    <w:p>
+      <w:r>
+        <w:t xml:space="preserve">- Si se busca founder &gt;50% post Serie A, hay que </w:t>
+      </w:r>
+      <w:r>
+        <w:rPr>
+          <w:b/>
+        </w:rPr>
+        <w:t>subir el cap</w:t>
+      </w:r>
+      <w:r>
+        <w:t xml:space="preserve"> o </w:t>
+      </w:r>
+      <w:r>
+        <w:rPr>
+          <w:b/>
+        </w:rPr>
+        <w:t>reducir el ask</w:t>
+      </w:r>
+      <w:r>
+        <w:t>.</w:t>
+      </w:r>
+    </w:p>
+    <w:p>
+      <w:r/>
+      <w:r>
+        <w:rPr>
+          <w:b/>
+        </w:rPr>
+        <w:t>Entregable formal:</w:t>
+      </w:r>
+      <w:r>
+        <w:t xml:space="preserve"> cap table fully diluted con acciones exactas, orden de emisión y pool pre/post money = producto del </w:t>
+      </w:r>
+      <w:r>
+        <w:rPr>
+          <w:b/>
+        </w:rPr>
+        <w:t>abogado</w:t>
+      </w:r>
+      <w:r>
+        <w:t xml:space="preserve"> al cerrar SAFE + Serie A. Hasta entonces, ningún cap table numérico circula en data room.</w:t>
+      </w:r>
+    </w:p>
+    <w:p>
+      <w:pPr>
+        <w:pStyle w:val="Heading2"/>
+      </w:pPr>
+      <w:r>
+        <w:t>3.4 Cap table en escenario optimista (Serie B + IPO o exit en año 5)</w:t>
       </w:r>
     </w:p>
     <w:tbl>
@@ -2113,7 +2685,7 @@
                 <w:color w:val="FFFFFF"/>
                 <w:sz w:val="20"/>
               </w:rPr>
-              <w:t>% post-conversión *(si cap 600k aplica)*</w:t>
+              <w:t>% final aproximado en exit</w:t>
             </w:r>
           </w:p>
         </w:tc>
@@ -2141,7 +2713,7 @@
               <w:rPr>
                 <w:sz w:val="20"/>
               </w:rPr>
-              <w:t>**~81,34%**</w:t>
+              <w:t>~30-40%</w:t>
             </w:r>
           </w:p>
         </w:tc>
@@ -2169,149 +2741,7 @@
               <w:rPr>
                 <w:sz w:val="20"/>
               </w:rPr>
-              <w:t>**~18,66%**</w:t>
-            </w:r>
-          </w:p>
-        </w:tc>
-      </w:tr>
-    </w:tbl>
-    <w:p/>
-    <w:p>
-      <w:pPr>
-        <w:pStyle w:val="Heading2"/>
-      </w:pPr>
-      <w:r>
-        <w:t>Ejemplo Serie A (hipotético — mes ~24)</w:t>
-      </w:r>
-    </w:p>
-    <w:p>
-      <w:r>
-        <w:t xml:space="preserve">Supuesto: </w:t>
-      </w:r>
-      <w:r>
-        <w:rPr>
-          <w:b/>
-        </w:rPr>
-        <w:t>500.000 USD</w:t>
-      </w:r>
-      <w:r>
-        <w:t xml:space="preserve"> a pre-money </w:t>
-      </w:r>
-      <w:r>
-        <w:rPr>
-          <w:b/>
-        </w:rPr>
-        <w:t>2.000.000</w:t>
-      </w:r>
-      <w:r>
-        <w:t xml:space="preserve"> → post-money </w:t>
-      </w:r>
-      <w:r>
-        <w:rPr>
-          <w:b/>
-        </w:rPr>
-        <w:t>2.500.000</w:t>
-      </w:r>
-      <w:r>
-        <w:t>.</w:t>
-      </w:r>
-    </w:p>
-    <w:tbl>
-      <w:tblPr>
-        <w:tblStyle w:val="TableGrid"/>
-        <w:tblW w:type="auto" w:w="0"/>
-        <w:tblLook w:firstColumn="1" w:firstRow="1" w:lastColumn="0" w:lastRow="0" w:noHBand="0" w:noVBand="1" w:val="04A0"/>
-      </w:tblPr>
-      <w:tblGrid>
-        <w:gridCol w:w="4320"/>
-        <w:gridCol w:w="4320"/>
-      </w:tblGrid>
-      <w:tr>
-        <w:tc>
-          <w:tcPr>
-            <w:tcW w:type="dxa" w:w="4320"/>
-            <w:shd w:fill="1E2A5A"/>
-          </w:tcPr>
-          <w:p>
-            <w:r>
-              <w:rPr>
-                <w:b/>
-                <w:color w:val="FFFFFF"/>
-                <w:sz w:val="20"/>
-              </w:rPr>
-              <w:t>Stakeholder</w:t>
-            </w:r>
-          </w:p>
-        </w:tc>
-        <w:tc>
-          <w:tcPr>
-            <w:tcW w:type="dxa" w:w="4320"/>
-            <w:shd w:fill="1E2A5A"/>
-          </w:tcPr>
-          <w:p>
-            <w:r>
-              <w:rPr>
-                <w:b/>
-                <w:color w:val="FFFFFF"/>
-                <w:sz w:val="20"/>
-              </w:rPr>
-              <w:t>% post Serie A *(ilustrativo)*</w:t>
-            </w:r>
-          </w:p>
-        </w:tc>
-      </w:tr>
-      <w:tr>
-        <w:tc>
-          <w:tcPr>
-            <w:tcW w:type="dxa" w:w="4320"/>
-          </w:tcPr>
-          <w:p>
-            <w:r>
-              <w:rPr>
-                <w:sz w:val="20"/>
-              </w:rPr>
-              <w:t>Founder</w:t>
-            </w:r>
-          </w:p>
-        </w:tc>
-        <w:tc>
-          <w:tcPr>
-            <w:tcW w:type="dxa" w:w="4320"/>
-          </w:tcPr>
-          <w:p>
-            <w:r>
-              <w:rPr>
-                <w:sz w:val="20"/>
-              </w:rPr>
-              <w:t>**~51,34%**</w:t>
-            </w:r>
-          </w:p>
-        </w:tc>
-      </w:tr>
-      <w:tr>
-        <w:tc>
-          <w:tcPr>
-            <w:tcW w:type="dxa" w:w="4320"/>
-          </w:tcPr>
-          <w:p>
-            <w:r>
-              <w:rPr>
-                <w:sz w:val="20"/>
-              </w:rPr>
-              <w:t>Inversor SAFE (cap 600k)</w:t>
-            </w:r>
-          </w:p>
-        </w:tc>
-        <w:tc>
-          <w:tcPr>
-            <w:tcW w:type="dxa" w:w="4320"/>
-          </w:tcPr>
-          <w:p>
-            <w:r>
-              <w:rPr>
-                <w:sz w:val="20"/>
-              </w:rPr>
-              <w:t>**~18,66%** *(no diluido extra por el cap)*</w:t>
+              <w:t>~7-10% (con dilución de 2 rondas posteriores)</w:t>
             </w:r>
           </w:p>
         </w:tc>
@@ -2339,7 +2769,7 @@
               <w:rPr>
                 <w:sz w:val="20"/>
               </w:rPr>
-              <w:t>**~20,00%**</w:t>
+              <w:t>~12-15%</w:t>
             </w:r>
           </w:p>
         </w:tc>
@@ -2354,7 +2784,7 @@
               <w:rPr>
                 <w:sz w:val="20"/>
               </w:rPr>
-              <w:t>Pool empleados / advisors</w:t>
+              <w:t>Inversor Serie B</w:t>
             </w:r>
           </w:p>
         </w:tc>
@@ -2367,80 +2797,7 @@
               <w:rPr>
                 <w:sz w:val="20"/>
               </w:rPr>
-              <w:t>**~10,00%**</w:t>
-            </w:r>
-          </w:p>
-        </w:tc>
-      </w:tr>
-    </w:tbl>
-    <w:p/>
-    <w:p>
-      <w:r>
-        <w:t xml:space="preserve">El founder mantiene </w:t>
-      </w:r>
-      <w:r>
-        <w:rPr>
-          <w:b/>
-        </w:rPr>
-        <w:t>&gt;50%</w:t>
-      </w:r>
-      <w:r>
-        <w:t xml:space="preserve"> — saludable para seguir liderando. Números exactos de acciones los cierra el abogado al redactar SAFE + Serie A.</w:t>
-      </w:r>
-    </w:p>
-    <w:p>
-      <w:r>
-        <w:t>────────────────────────────────────────</w:t>
-      </w:r>
-    </w:p>
-    <w:p>
-      <w:pPr>
-        <w:pStyle w:val="Heading1"/>
-      </w:pPr>
-      <w:r>
-        <w:t>Marco legal operativo (resumen)</w:t>
-      </w:r>
-    </w:p>
-    <w:tbl>
-      <w:tblPr>
-        <w:tblStyle w:val="TableGrid"/>
-        <w:tblW w:type="auto" w:w="0"/>
-        <w:tblLook w:firstColumn="1" w:firstRow="1" w:lastColumn="0" w:lastRow="0" w:noHBand="0" w:noVBand="1" w:val="04A0"/>
-      </w:tblPr>
-      <w:tblGrid>
-        <w:gridCol w:w="4320"/>
-        <w:gridCol w:w="4320"/>
-      </w:tblGrid>
-      <w:tr>
-        <w:tc>
-          <w:tcPr>
-            <w:tcW w:type="dxa" w:w="4320"/>
-            <w:shd w:fill="1E2A5A"/>
-          </w:tcPr>
-          <w:p>
-            <w:r>
-              <w:rPr>
-                <w:b/>
-                <w:color w:val="FFFFFF"/>
-                <w:sz w:val="20"/>
-              </w:rPr>
-              <w:t>Área</w:t>
-            </w:r>
-          </w:p>
-        </w:tc>
-        <w:tc>
-          <w:tcPr>
-            <w:tcW w:type="dxa" w:w="4320"/>
-            <w:shd w:fill="1E2A5A"/>
-          </w:tcPr>
-          <w:p>
-            <w:r>
-              <w:rPr>
-                <w:b/>
-                <w:color w:val="FFFFFF"/>
-                <w:sz w:val="20"/>
-              </w:rPr>
-              <w:t>Enfoque piloto</w:t>
+              <w:t>~15-20%</w:t>
             </w:r>
           </w:p>
         </w:tc>
@@ -2455,7 +2812,7 @@
               <w:rPr>
                 <w:sz w:val="20"/>
               </w:rPr>
-              <w:t>**SENIAT**</w:t>
+              <w:t>Pool empleados (acumulado)</w:t>
             </w:r>
           </w:p>
         </w:tc>
@@ -2468,147 +2825,7 @@
               <w:rPr>
                 <w:sz w:val="20"/>
               </w:rPr>
-              <w:t>IVA 16%, ISLR, factura digital desde mes 2</w:t>
-            </w:r>
-          </w:p>
-        </w:tc>
-      </w:tr>
-      <w:tr>
-        <w:tc>
-          <w:tcPr>
-            <w:tcW w:type="dxa" w:w="4320"/>
-          </w:tcPr>
-          <w:p>
-            <w:r>
-              <w:rPr>
-                <w:sz w:val="20"/>
-              </w:rPr>
-              <w:t>**Laboral**</w:t>
-            </w:r>
-          </w:p>
-        </w:tc>
-        <w:tc>
-          <w:tcPr>
-            <w:tcW w:type="dxa" w:w="4320"/>
-          </w:tcPr>
-          <w:p>
-            <w:r>
-              <w:rPr>
-                <w:sz w:val="20"/>
-              </w:rPr>
-              <w:t>Equipo en **honorarios profesionales / freelance** en USD — sin nómina formal en piloto; migración post-Serie A</w:t>
-            </w:r>
-          </w:p>
-        </w:tc>
-      </w:tr>
-      <w:tr>
-        <w:tc>
-          <w:tcPr>
-            <w:tcW w:type="dxa" w:w="4320"/>
-          </w:tcPr>
-          <w:p>
-            <w:r>
-              <w:rPr>
-                <w:sz w:val="20"/>
-              </w:rPr>
-              <w:t>**Farmacia VE**</w:t>
-            </w:r>
-          </w:p>
-        </w:tc>
-        <w:tc>
-          <w:tcPr>
-            <w:tcW w:type="dxa" w:w="4320"/>
-          </w:tcPr>
-          <w:p>
-            <w:r>
-              <w:rPr>
-                <w:sz w:val="20"/>
-              </w:rPr>
-              <w:t>Zonix **no** sustituye farmacéutico colegiado de cada farmacia; validación Rx en app + cumplimiento MPPS/INHRR</w:t>
-            </w:r>
-          </w:p>
-        </w:tc>
-      </w:tr>
-      <w:tr>
-        <w:tc>
-          <w:tcPr>
-            <w:tcW w:type="dxa" w:w="4320"/>
-          </w:tcPr>
-          <w:p>
-            <w:r>
-              <w:rPr>
-                <w:sz w:val="20"/>
-              </w:rPr>
-              <w:t>**Datos personales / salud**</w:t>
-            </w:r>
-          </w:p>
-        </w:tc>
-        <w:tc>
-          <w:tcPr>
-            <w:tcW w:type="dxa" w:w="4320"/>
-          </w:tcPr>
-          <w:p>
-            <w:r>
-              <w:rPr>
-                <w:sz w:val="20"/>
-              </w:rPr>
-              <w:t>Consentimiento explícito, minimización, acuerdos con proveedores (hosting, notificaciones push, verificación SMS) — textos **[PENDIENTE abogado]**</w:t>
-            </w:r>
-          </w:p>
-        </w:tc>
-      </w:tr>
-      <w:tr>
-        <w:tc>
-          <w:tcPr>
-            <w:tcW w:type="dxa" w:w="4320"/>
-          </w:tcPr>
-          <w:p>
-            <w:r>
-              <w:rPr>
-                <w:sz w:val="20"/>
-              </w:rPr>
-              <w:t>**Marca**</w:t>
-            </w:r>
-          </w:p>
-        </w:tc>
-        <w:tc>
-          <w:tcPr>
-            <w:tcW w:type="dxa" w:w="4320"/>
-          </w:tcPr>
-          <w:p>
-            <w:r>
-              <w:rPr>
-                <w:sz w:val="20"/>
-              </w:rPr>
-              <w:t>Registro SAPI «Zonix Pharma» — 60–90 días, ~250–400 USD</w:t>
-            </w:r>
-          </w:p>
-        </w:tc>
-      </w:tr>
-      <w:tr>
-        <w:tc>
-          <w:tcPr>
-            <w:tcW w:type="dxa" w:w="4320"/>
-          </w:tcPr>
-          <w:p>
-            <w:r>
-              <w:rPr>
-                <w:sz w:val="20"/>
-              </w:rPr>
-              <w:t>**Pagos**</w:t>
-            </w:r>
-          </w:p>
-        </w:tc>
-        <w:tc>
-          <w:tcPr>
-            <w:tcW w:type="dxa" w:w="4320"/>
-          </w:tcPr>
-          <w:p>
-            <w:r>
-              <w:rPr>
-                <w:sz w:val="20"/>
-              </w:rPr>
-              <w:t>Piloto: Zonix **no** es procesador de pagos centralizado; flujo documentado farmacia–paciente</w:t>
+              <w:t>~15-20%</w:t>
             </w:r>
           </w:p>
         </w:tc>
@@ -2616,11 +2833,391 @@
     </w:tbl>
     <w:p/>
     <w:p>
+      <w:r/>
+      <w:r>
+        <w:rPr>
+          <w:b/>
+        </w:rPr>
+        <w:t>Lectura:</w:t>
+      </w:r>
+      <w:r>
+        <w:t xml:space="preserve"> un inversor SAFE con </w:t>
+      </w:r>
+      <w:r>
+        <w:rPr>
+          <w:b/>
+        </w:rPr>
+        <w:t>~7–10%</w:t>
+      </w:r>
+      <w:r>
+        <w:t xml:space="preserve"> final (tras dilución de rondas posteriores) en exit a USD 50M tendría ~</w:t>
+      </w:r>
+      <w:r>
+        <w:rPr>
+          <w:b/>
+        </w:rPr>
+        <w:t>USD 3,5–5,0M</w:t>
+      </w:r>
+      <w:r>
+        <w:t xml:space="preserve"> ilustrativo (7–10% × 50M). Cifras de exit = hipótesis, no forecast.</w:t>
+      </w:r>
+    </w:p>
+    <w:p>
+      <w:pPr>
+        <w:pStyle w:val="Heading1"/>
+      </w:pPr>
+      <w:r>
+        <w:t>4. Marco legal venezolano (resumen)</w:t>
+      </w:r>
+    </w:p>
+    <w:p>
       <w:pPr>
         <w:pStyle w:val="Heading2"/>
       </w:pPr>
       <w:r>
-        <w:t>Datos de salud — roles y responsabilidades</w:t>
+        <w:t>4.1 Obligaciones SENIAT</w:t>
+      </w:r>
+    </w:p>
+    <w:p>
+      <w:r>
+        <w:t>- IVA mensual (16%).</w:t>
+      </w:r>
+    </w:p>
+    <w:p>
+      <w:r>
+        <w:t>- ISLR anual.</w:t>
+      </w:r>
+    </w:p>
+    <w:p>
+      <w:r>
+        <w:t>- Factura digital habilitada desde mes 2 del piloto.</w:t>
+      </w:r>
+    </w:p>
+    <w:p>
+      <w:r>
+        <w:t>- Detalle facturación: [PLAN_METODOS_PAGO.md](PLAN_METODOS_PAGO.md) §4; marco VE: [`../PLAN_REGULATORIO_PHARMA_VE.md`](../PLAN_REGULATORIO_PHARMA_VE.md) §6.</w:t>
+      </w:r>
+    </w:p>
+    <w:p>
+      <w:pPr>
+        <w:pStyle w:val="Heading2"/>
+      </w:pPr>
+      <w:r>
+        <w:t>4.2 Obligaciones laborales</w:t>
+      </w:r>
+    </w:p>
+    <w:p>
+      <w:r>
+        <w:t>- Si se contrata bajo régimen laboral formal: INCES, Seguro Social, Política Habitacional, vacaciones, utilidades.</w:t>
+      </w:r>
+    </w:p>
+    <w:p>
+      <w:r>
+        <w:t>- Si se contrata bajo régimen freelance / honorarios profesionales: solo el contrato individual con cada profesional.</w:t>
+      </w:r>
+    </w:p>
+    <w:p>
+      <w:r/>
+      <w:r>
+        <w:rPr>
+          <w:b/>
+        </w:rPr>
+        <w:t>Decisión del piloto:</w:t>
+      </w:r>
+      <w:r>
+        <w:t xml:space="preserve"> todo el equipo bajo régimen freelance / honorarios profesionales en USD. Sin nómina formal en piloto. Migración a régimen formal post-Serie A.</w:t>
+      </w:r>
+    </w:p>
+    <w:p>
+      <w:r/>
+      <w:r>
+        <w:rPr>
+          <w:b/>
+        </w:rPr>
+        <w:t>Mitigación riesgo:</w:t>
+      </w:r>
+      <w:r>
+        <w:t xml:space="preserve"> contrato escrito con cada freelance, factura mensual, registro contable. Asesor laboral revisa anualmente.</w:t>
+      </w:r>
+    </w:p>
+    <w:p>
+      <w:r/>
+      <w:r>
+        <w:rPr>
+          <w:b/>
+        </w:rPr>
+        <w:t>Riesgo laboral (revisión profesional):</w:t>
+      </w:r>
+      <w:r>
+        <w:t xml:space="preserve"> en VE, si una persona </w:t>
+      </w:r>
+      <w:r>
+        <w:rPr>
+          <w:b/>
+        </w:rPr>
+        <w:t>subordinada, con horario fijo y remuneración recurrente</w:t>
+      </w:r>
+      <w:r>
+        <w:t xml:space="preserve"> opera como “freelance”, SUNASS / inspectoría laboral puede </w:t>
+      </w:r>
+      <w:r>
+        <w:rPr>
+          <w:b/>
+        </w:rPr>
+        <w:t>reclasificar</w:t>
+      </w:r>
+      <w:r>
+        <w:t xml:space="preserve"> la relación como laboral (prestaciones retroactivas). Mitigación: (1) contratos de </w:t>
+      </w:r>
+      <w:r>
+        <w:rPr>
+          <w:b/>
+        </w:rPr>
+        <w:t>honorarios profesionales</w:t>
+      </w:r>
+      <w:r>
+        <w:t xml:space="preserve"> con alcance por entregables / mes facturado, sin exclusividad abusiva; (2) </w:t>
+      </w:r>
+      <w:r>
+        <w:rPr>
+          <w:b/>
+        </w:rPr>
+        <w:t>asesor laboral</w:t>
+      </w:r>
+      <w:r>
+        <w:t xml:space="preserve"> revisa plantillas antes de T+30; (3) al escalar a nómina formal, migración planificada con contador.</w:t>
+      </w:r>
+    </w:p>
+    <w:p>
+      <w:pPr>
+        <w:pStyle w:val="Heading2"/>
+      </w:pPr>
+      <w:r>
+        <w:t>4.3 Regulación específica farmacéutica</w:t>
+      </w:r>
+    </w:p>
+    <w:p>
+      <w:r>
+        <w:t xml:space="preserve">- </w:t>
+      </w:r>
+      <w:r>
+        <w:rPr>
+          <w:b/>
+        </w:rPr>
+        <w:t>Ley del Ejercicio de la Farmacia (Gaceta Oficial 1971, vigente):</w:t>
+      </w:r>
+      <w:r>
+        <w:t xml:space="preserve"> cada farmacia debe tener farmacéutico colegiado. Zonix Pharma NO contrata farmacéutico interno; cada farmacia afiliada aporta el suyo. *Copy comercial y T&amp;C: [PENDIENTE dictamen abogado + farmacéutico asesor antes de Day-D].*</w:t>
+      </w:r>
+    </w:p>
+    <w:p>
+      <w:r>
+        <w:t xml:space="preserve">- </w:t>
+      </w:r>
+      <w:r>
+        <w:rPr>
+          <w:b/>
+        </w:rPr>
+        <w:t>MPPS (Ministerio del Poder Popular para la Salud):</w:t>
+      </w:r>
+      <w:r>
+        <w:t xml:space="preserve"> registro de profesionales colegiados. </w:t>
+      </w:r>
+      <w:r>
+        <w:rPr>
+          <w:b/>
+        </w:rPr>
+        <w:t>Zonix Pharma</w:t>
+      </w:r>
+      <w:r>
+        <w:t xml:space="preserve"> verifica número MPPS de cada pharmacist en el onboarding.</w:t>
+      </w:r>
+    </w:p>
+    <w:p>
+      <w:r>
+        <w:t xml:space="preserve">- </w:t>
+      </w:r>
+      <w:r>
+        <w:rPr>
+          <w:b/>
+        </w:rPr>
+        <w:t>INHRR (Instituto Nacional de Higiene Rafael Rangel):</w:t>
+      </w:r>
+      <w:r>
+        <w:t xml:space="preserve"> registro de medicamentos. Solo se venden productos con INHRR vigente.</w:t>
+      </w:r>
+    </w:p>
+    <w:p>
+      <w:r>
+        <w:t xml:space="preserve">- </w:t>
+      </w:r>
+      <w:r>
+        <w:rPr>
+          <w:b/>
+        </w:rPr>
+        <w:t>Detalle:</w:t>
+      </w:r>
+      <w:r>
+        <w:t xml:space="preserve"> [`../PLAN_REGULATORIO_PHARMA_VE.md`](../PLAN_REGULATORIO_PHARMA_VE.md).</w:t>
+      </w:r>
+    </w:p>
+    <w:p>
+      <w:pPr>
+        <w:pStyle w:val="Heading2"/>
+      </w:pPr>
+      <w:r>
+        <w:t>4.4 Datos personales y datos de salud (revisión profesional)</w:t>
+      </w:r>
+    </w:p>
+    <w:p>
+      <w:r>
+        <w:t xml:space="preserve">- </w:t>
+      </w:r>
+      <w:r>
+        <w:rPr>
+          <w:b/>
+        </w:rPr>
+        <w:t>Ley de Protección de Datos Personales (Venezuela):</w:t>
+      </w:r>
+      <w:r>
+        <w:t xml:space="preserve"> existe </w:t>
+      </w:r>
+      <w:r>
+        <w:rPr>
+          <w:b/>
+        </w:rPr>
+        <w:t>proyecto de ley</w:t>
+      </w:r>
+      <w:r>
+        <w:t xml:space="preserve"> en discusión / tramitación en </w:t>
+      </w:r>
+      <w:r>
+        <w:rPr>
+          <w:b/>
+        </w:rPr>
+        <w:t>2025-2026</w:t>
+      </w:r>
+      <w:r>
+        <w:t xml:space="preserve">; </w:t>
+      </w:r>
+      <w:r>
+        <w:rPr>
+          <w:b/>
+        </w:rPr>
+        <w:t>confirmar estado de promulgación</w:t>
+      </w:r>
+      <w:r>
+        <w:t xml:space="preserve"> con abogado antes de citar “vigencia”. </w:t>
+      </w:r>
+      <w:r>
+        <w:rPr>
+          <w:b/>
+        </w:rPr>
+        <w:t>Mientras tanto:</w:t>
+      </w:r>
+      <w:r>
+        <w:t xml:space="preserve"> aplicar </w:t>
+      </w:r>
+      <w:r>
+        <w:rPr>
+          <w:b/>
+        </w:rPr>
+        <w:t>buenas prácticas</w:t>
+      </w:r>
+      <w:r>
+        <w:t xml:space="preserve"> alineadas a estándares internacionales (consentimiento, minimización, seguridad, derechos titular, encargados/DPA) como ya describe el pack operativo.</w:t>
+      </w:r>
+    </w:p>
+    <w:p>
+      <w:r>
+        <w:t xml:space="preserve">- </w:t>
+      </w:r>
+      <w:r>
+        <w:rPr>
+          <w:b/>
+        </w:rPr>
+        <w:t>Textos legales</w:t>
+      </w:r>
+      <w:r>
+        <w:t xml:space="preserve"> (aviso de privacidad, T&amp;C app, contrato marco farmacia) deben ser </w:t>
+      </w:r>
+      <w:r>
+        <w:rPr>
+          <w:b/>
+        </w:rPr>
+        <w:t>revisados y firmados</w:t>
+      </w:r>
+      <w:r>
+        <w:t xml:space="preserve"> por abogado antes de Day-D público.</w:t>
+      </w:r>
+    </w:p>
+    <w:p>
+      <w:r>
+        <w:t xml:space="preserve">- Datos de salud (recetas, historial de medicamentos, inferencias): </w:t>
+      </w:r>
+      <w:r>
+        <w:rPr>
+          <w:b/>
+        </w:rPr>
+        <w:t>categoría sensible</w:t>
+      </w:r>
+      <w:r>
+        <w:t xml:space="preserve">; consentimiento explícito, minimización, retención acotada, medidas técnicas y </w:t>
+      </w:r>
+      <w:r>
+        <w:rPr>
+          <w:b/>
+        </w:rPr>
+        <w:t>registro de tratamiento</w:t>
+      </w:r>
+      <w:r>
+        <w:t>.</w:t>
+      </w:r>
+    </w:p>
+    <w:p>
+      <w:r>
+        <w:t xml:space="preserve">- Implementación técnica y operativa: [PLAN_MODULO_OPERATIVO_CLAVE.md](PLAN_MODULO_OPERATIVO_CLAVE.md) secciones </w:t>
+      </w:r>
+      <w:r>
+        <w:rPr>
+          <w:b/>
+        </w:rPr>
+        <w:t>14</w:t>
+      </w:r>
+      <w:r>
+        <w:t xml:space="preserve"> (seguridad), </w:t>
+      </w:r>
+      <w:r>
+        <w:rPr>
+          <w:b/>
+        </w:rPr>
+        <w:t>16</w:t>
+      </w:r>
+      <w:r>
+        <w:t xml:space="preserve"> (playbook incidencias), </w:t>
+      </w:r>
+      <w:r>
+        <w:rPr>
+          <w:b/>
+        </w:rPr>
+        <w:t>17</w:t>
+      </w:r>
+      <w:r>
+        <w:t xml:space="preserve"> (modelo de amenazas) y </w:t>
+      </w:r>
+      <w:r>
+        <w:rPr>
+          <w:b/>
+        </w:rPr>
+        <w:t>18</w:t>
+      </w:r>
+      <w:r>
+        <w:t xml:space="preserve"> (QA / listo para piloto).</w:t>
+      </w:r>
+    </w:p>
+    <w:p>
+      <w:r>
+        <w:t>#### 4.4.1 Roles en el tratamiento (due diligence)</w:t>
       </w:r>
     </w:p>
     <w:tbl>
@@ -2720,7 +3317,7 @@
               <w:rPr>
                 <w:sz w:val="20"/>
               </w:rPr>
-              <w:t>Decide fines y medios del tratamiento de datos de usuarios</w:t>
+              <w:t>Decide fines y medios del tratamiento de datos de usuarios de la plataforma.</w:t>
             </w:r>
           </w:p>
         </w:tc>
@@ -2761,7 +3358,7 @@
               <w:rPr>
                 <w:sz w:val="20"/>
               </w:rPr>
-              <w:t>Receta retenida, libro de control, dispensación en sucursal</w:t>
+              <w:t>Tratamiento de datos en **sucursal física** (receta retenida, libro de control, dispensación).</w:t>
             </w:r>
           </w:p>
         </w:tc>
@@ -2776,7 +3373,7 @@
               <w:rPr>
                 <w:sz w:val="20"/>
               </w:rPr>
-              <w:t>**Encargados (subcontratistas)**</w:t>
+              <w:t>**Encargados del tratamiento (subencargados)**</w:t>
             </w:r>
           </w:p>
         </w:tc>
@@ -2789,7 +3386,7 @@
               <w:rPr>
                 <w:sz w:val="20"/>
               </w:rPr>
-              <w:t>Hosting, notificaciones push, verificación SMS, email</w:t>
+              <w:t>Proveedores con contrato tipo **DPA** (Data Processing Agreement): hosting (p. ej. VPS), push/notificaciones (**Firebase** FCM), verificación teléfono (**Firebase Phone Auth** / SMS), email transaccional, soporte con acceso acotado</w:t>
             </w:r>
           </w:p>
         </w:tc>
@@ -2802,7 +3399,7 @@
               <w:rPr>
                 <w:sz w:val="20"/>
               </w:rPr>
-              <w:t>Tratan datos por cuenta de Zonix; lista cerrada y revisión anual</w:t>
+              <w:t>Tratan datos **por cuenta y orden** de Zonix Pharma; lista cerrada y revisión anual.</w:t>
             </w:r>
           </w:p>
         </w:tc>
@@ -2810,15 +3407,234 @@
     </w:tbl>
     <w:p/>
     <w:p>
-      <w:r/>
+      <w:r>
+        <w:rPr>
+          <w:i/>
+        </w:rPr>
+        <w:t>**Pendiente legal:** mantener **registro de actividades de tratamiento** (ART) simple: finalidad, categorías de datos, categorías de interesados, subencargados, plazos de conservación, medidas de seguridad. Elaborar en **mes 1** con abogado (hoja única o documento interno).</w:t>
+      </w:r>
+    </w:p>
+    <w:p>
+      <w:r>
+        <w:t xml:space="preserve">#### 4.4.2 Bases jurídicas (resumen para pack) — </w:t>
+      </w:r>
       <w:r>
         <w:rPr>
           <w:b/>
         </w:rPr>
-        <w:t>Riesgo laboral:</w:t>
-      </w:r>
-      <w:r>
-        <w:t xml:space="preserve"> relaciones «freelance» con subordinación real pueden reclasificarse — contratos por entregables + asesor laboral antes de T+30. Si una persona tiene horario fijo, exclusividad y remuneración recurrente, SUNASS puede reclasificar como laboral con prestaciones retroactivas.</w:t>
+        <w:t>borrador hasta dictamen</w:t>
+      </w:r>
+      <w:r>
+        <w:t xml:space="preserve"> `[PENDIENTE abogado]`</w:t>
+      </w:r>
+    </w:p>
+    <w:p>
+      <w:r>
+        <w:t xml:space="preserve">- </w:t>
+      </w:r>
+      <w:r>
+        <w:rPr>
+          <w:b/>
+        </w:rPr>
+        <w:t>Ejecución de contrato / prestación del servicio:</w:t>
+      </w:r>
+      <w:r>
+        <w:t xml:space="preserve"> cuenta, pedidos, pagos, entregas.</w:t>
+      </w:r>
+    </w:p>
+    <w:p>
+      <w:r>
+        <w:t xml:space="preserve">- </w:t>
+      </w:r>
+      <w:r>
+        <w:rPr>
+          <w:b/>
+        </w:rPr>
+        <w:t>Consentimiento explícito:</w:t>
+      </w:r>
+      <w:r>
+        <w:t xml:space="preserve"> subida de receta, datos de salud opcionales, marketing no esencial.</w:t>
+      </w:r>
+    </w:p>
+    <w:p>
+      <w:r>
+        <w:t xml:space="preserve">- </w:t>
+      </w:r>
+      <w:r>
+        <w:rPr>
+          <w:b/>
+        </w:rPr>
+        <w:t>Obligación legal:</w:t>
+      </w:r>
+      <w:r>
+        <w:t xml:space="preserve"> facturación, retenciones contables, respuesta a autoridad competente con orden fundada.</w:t>
+      </w:r>
+    </w:p>
+    <w:p>
+      <w:r>
+        <w:t xml:space="preserve">#### 4.4.3 Derechos del titular (paciente / usuario) — </w:t>
+      </w:r>
+      <w:r>
+        <w:rPr>
+          <w:b/>
+        </w:rPr>
+        <w:t>borrador hasta dictamen</w:t>
+      </w:r>
+      <w:r>
+        <w:t xml:space="preserve"> `[PENDIENTE abogado]`</w:t>
+      </w:r>
+    </w:p>
+    <w:p>
+      <w:r>
+        <w:t>- Acceso, rectificación, supresión (salvo excepciones legales de conservación), oposición a tratamientos opcionales, portabilidad razonable.</w:t>
+      </w:r>
+    </w:p>
+    <w:p>
+      <w:r>
+        <w:t xml:space="preserve">- </w:t>
+      </w:r>
+      <w:r>
+        <w:rPr>
+          <w:b/>
+        </w:rPr>
+        <w:t>Canal:</w:t>
+      </w:r>
+      <w:r>
+        <w:t xml:space="preserve"> formulario en app + email a contacto oficial de la C.A. (definir en constitución). SLA interno de respuesta: </w:t>
+      </w:r>
+      <w:r>
+        <w:rPr>
+          <w:b/>
+        </w:rPr>
+        <w:t>15 días hábiles</w:t>
+      </w:r>
+      <w:r>
+        <w:t xml:space="preserve"> (ajustar a norma cuando el reglamento lo precise).</w:t>
+      </w:r>
+    </w:p>
+    <w:p>
+      <w:r>
+        <w:t>#### 4.4.4 Transferencias internacionales</w:t>
+      </w:r>
+    </w:p>
+    <w:p>
+      <w:r>
+        <w:t xml:space="preserve">- Si un proveedor aloja datos o procesa notificaciones </w:t>
+      </w:r>
+      <w:r>
+        <w:rPr>
+          <w:b/>
+        </w:rPr>
+        <w:t>fuera de VE</w:t>
+      </w:r>
+      <w:r>
+        <w:t xml:space="preserve"> (p. ej. EE.UU./UE), el aviso de privacidad debe indicarlo y basarse en </w:t>
+      </w:r>
+      <w:r>
+        <w:rPr>
+          <w:b/>
+        </w:rPr>
+        <w:t>cláusulas contractuales tipo</w:t>
+      </w:r>
+      <w:r>
+        <w:t xml:space="preserve">, consentimiento específico o decisión de adecuación — </w:t>
+      </w:r>
+      <w:r>
+        <w:rPr>
+          <w:b/>
+        </w:rPr>
+        <w:t>validar redacción con abogado</w:t>
+      </w:r>
+      <w:r>
+        <w:t>.</w:t>
+      </w:r>
+    </w:p>
+    <w:p>
+      <w:r>
+        <w:t>#### 4.4.5 Contrato marco farmacia–Zonix (B2B)</w:t>
+      </w:r>
+    </w:p>
+    <w:p>
+      <w:r>
+        <w:t xml:space="preserve">- Debe existir </w:t>
+      </w:r>
+      <w:r>
+        <w:rPr>
+          <w:b/>
+        </w:rPr>
+        <w:t>contrato o anexo</w:t>
+      </w:r>
+      <w:r>
+        <w:t xml:space="preserve"> que distribuya: (1) quién valida Rx; (2) custodia de receta física; (3) uso de marca; (4) límites de responsabilidad por desabastecimiento; (5) tratamiento de datos del paciente compartidos con la farmacia; (6) salida de datos al cierre de la relación.</w:t>
+      </w:r>
+    </w:p>
+    <w:p>
+      <w:r>
+        <w:t xml:space="preserve">- Plantilla base: abogado corporativo + visado </w:t>
+      </w:r>
+      <w:r>
+        <w:rPr>
+          <w:b/>
+        </w:rPr>
+        <w:t>farmacéutico asesor</w:t>
+      </w:r>
+      <w:r>
+        <w:t xml:space="preserve"> en cláusulas de dispensación.</w:t>
+      </w:r>
+    </w:p>
+    <w:p>
+      <w:r>
+        <w:t>#### 4.4.6 SAFE e instrumentos foráneos</w:t>
+      </w:r>
+    </w:p>
+    <w:p>
+      <w:r>
+        <w:t xml:space="preserve">- El </w:t>
+      </w:r>
+      <w:r>
+        <w:rPr>
+          <w:b/>
+        </w:rPr>
+        <w:t>SAFE (YC)</w:t>
+      </w:r>
+      <w:r>
+        <w:t xml:space="preserve"> es estándar internacional; su </w:t>
+      </w:r>
+      <w:r>
+        <w:rPr>
+          <w:b/>
+        </w:rPr>
+        <w:t>vigencia y interpretación</w:t>
+      </w:r>
+      <w:r>
+        <w:t xml:space="preserve"> en litigios VE puede requerir </w:t>
+      </w:r>
+      <w:r>
+        <w:rPr>
+          <w:b/>
+        </w:rPr>
+        <w:t>cláusula de ley y jurisdicción</w:t>
+      </w:r>
+      <w:r>
+        <w:t xml:space="preserve"> y traducción al español para registros locales. </w:t>
+      </w:r>
+      <w:r>
+        <w:rPr>
+          <w:b/>
+        </w:rPr>
+        <w:t>Recomendación:</w:t>
+      </w:r>
+      <w:r>
+        <w:t xml:space="preserve"> abogado con experiencia </w:t>
+      </w:r>
+      <w:r>
+        <w:rPr>
+          <w:b/>
+        </w:rPr>
+        <w:t>cross-border</w:t>
+      </w:r>
+      <w:r>
+        <w:t xml:space="preserve"> o al menos revisión de enforceability antes de firma.</w:t>
       </w:r>
     </w:p>
     <w:p>
@@ -2826,39 +3642,113 @@
         <w:pStyle w:val="Heading2"/>
       </w:pPr>
       <w:r>
-        <w:t>Contrato marco farmacia–Zonix (mínimos)</w:t>
+        <w:t>4.5 SAPI (registro de marca)</w:t>
       </w:r>
     </w:p>
     <w:p>
       <w:r>
-        <w:t xml:space="preserve">Debe cubrir: (1) quién valida Rx; (2) custodia de receta física; (3) uso de marca; (4) límites de responsabilidad; (5) tratamiento de datos del paciente; (6) salida de datos al cierre. Plantilla: abogado corporativo + visado </w:t>
+        <w:t xml:space="preserve">- </w:t>
       </w:r>
       <w:r>
         <w:rPr>
           <w:b/>
         </w:rPr>
-        <w:t>farmacéutico asesor</w:t>
-      </w:r>
-      <w:r>
-        <w:t xml:space="preserve"> en cláusulas de dispensación.</w:t>
+        <w:t>Marca:</w:t>
+      </w:r>
+      <w:r>
+        <w:t xml:space="preserve"> "Zonix Pharma" + logotipo Z geométrico.</w:t>
       </w:r>
     </w:p>
     <w:p>
       <w:r>
-        <w:t>────────────────────────────────────────</w:t>
+        <w:t xml:space="preserve">- </w:t>
+      </w:r>
+      <w:r>
+        <w:rPr>
+          <w:b/>
+        </w:rPr>
+        <w:t>Costo:</w:t>
+      </w:r>
+      <w:r>
+        <w:t xml:space="preserve"> USD 250-400 one-shot.</w:t>
+      </w:r>
+    </w:p>
+    <w:p>
+      <w:r>
+        <w:t xml:space="preserve">- </w:t>
+      </w:r>
+      <w:r>
+        <w:rPr>
+          <w:b/>
+        </w:rPr>
+        <w:t>Tiempo:</w:t>
+      </w:r>
+      <w:r>
+        <w:t xml:space="preserve"> 60-90 días desde solicitud.</w:t>
+      </w:r>
+    </w:p>
+    <w:p>
+      <w:r>
+        <w:t xml:space="preserve">- </w:t>
+      </w:r>
+      <w:r>
+        <w:rPr>
+          <w:b/>
+        </w:rPr>
+        <w:t>Vigencia:</w:t>
+      </w:r>
+      <w:r>
+        <w:t xml:space="preserve"> 10 años renovables.</w:t>
       </w:r>
     </w:p>
     <w:p>
       <w:pPr>
-        <w:pStyle w:val="Heading1"/>
+        <w:pStyle w:val="Heading2"/>
       </w:pPr>
       <w:r>
-        <w:t>Inversor corporativo / estratégico</w:t>
+        <w:t>4.6 KYC / AML y rol eventual como agregador de pagos (Sudeban)</w:t>
       </w:r>
     </w:p>
     <w:p>
-      <w:r>
-        <w:t>Si el interesado fuera cadena, distribuidor o agregador (no ángel pre-seed):</w:t>
+      <w:r/>
+      <w:r>
+        <w:rPr>
+          <w:b/>
+        </w:rPr>
+        <w:t>Piloto (mes 0-6):</w:t>
+      </w:r>
+      <w:r>
+        <w:t xml:space="preserve"> </w:t>
+      </w:r>
+      <w:r>
+        <w:rPr>
+          <w:b/>
+        </w:rPr>
+        <w:t>Zonix Pharma</w:t>
+      </w:r>
+      <w:r>
+        <w:t xml:space="preserve"> </w:t>
+      </w:r>
+      <w:r>
+        <w:rPr>
+          <w:b/>
+        </w:rPr>
+        <w:t>no</w:t>
+      </w:r>
+      <w:r>
+        <w:t xml:space="preserve"> recauda del paciente en nombre de terceros de forma centralizada — flujo documentado en [PLAN_METODOS_PAGO.md](PLAN_METODOS_PAGO.md); riesgo PSP limitado.</w:t>
+      </w:r>
+    </w:p>
+    <w:p>
+      <w:r/>
+      <w:r>
+        <w:rPr>
+          <w:b/>
+        </w:rPr>
+        <w:t>Triggers para plan formal mes 6+</w:t>
+      </w:r>
+      <w:r>
+        <w:t xml:space="preserve"> (activar con abogado + especialista Sudeban):</w:t>
       </w:r>
     </w:p>
     <w:tbl>
@@ -2868,13 +3758,14 @@
         <w:tblLook w:firstColumn="1" w:firstRow="1" w:lastColumn="0" w:lastRow="0" w:noHBand="0" w:noVBand="1" w:val="04A0"/>
       </w:tblPr>
       <w:tblGrid>
-        <w:gridCol w:w="4320"/>
-        <w:gridCol w:w="4320"/>
+        <w:gridCol w:w="2880"/>
+        <w:gridCol w:w="2880"/>
+        <w:gridCol w:w="2880"/>
       </w:tblGrid>
       <w:tr>
         <w:tc>
           <w:tcPr>
-            <w:tcW w:type="dxa" w:w="4320"/>
+            <w:tcW w:type="dxa" w:w="2880"/>
             <w:shd w:fill="1E2A5A"/>
           </w:tcPr>
           <w:p>
@@ -2884,13 +3775,13 @@
                 <w:color w:val="FFFFFF"/>
                 <w:sz w:val="20"/>
               </w:rPr>
-              <w:t>Red flag</w:t>
+              <w:t>Trigger</w:t>
             </w:r>
           </w:p>
         </w:tc>
         <w:tc>
           <w:tcPr>
-            <w:tcW w:type="dxa" w:w="4320"/>
+            <w:tcW w:type="dxa" w:w="2880"/>
             <w:shd w:fill="1E2A5A"/>
           </w:tcPr>
           <w:p>
@@ -2900,7 +3791,23 @@
                 <w:color w:val="FFFFFF"/>
                 <w:sz w:val="20"/>
               </w:rPr>
-              <w:t>Por qué importa</w:t>
+              <w:t>Umbral orientativo</w:t>
+            </w:r>
+          </w:p>
+        </w:tc>
+        <w:tc>
+          <w:tcPr>
+            <w:tcW w:type="dxa" w:w="2880"/>
+            <w:shd w:fill="1E2A5A"/>
+          </w:tcPr>
+          <w:p>
+            <w:r>
+              <w:rPr>
+                <w:b/>
+                <w:color w:val="FFFFFF"/>
+                <w:sz w:val="20"/>
+              </w:rPr>
+              <w:t>Acción</w:t>
             </w:r>
           </w:p>
         </w:tc>
@@ -2908,27 +3815,40 @@
       <w:tr>
         <w:tc>
           <w:tcPr>
-            <w:tcW w:type="dxa" w:w="4320"/>
+            <w:tcW w:type="dxa" w:w="2880"/>
           </w:tcPr>
           <w:p>
             <w:r>
               <w:rPr>
                 <w:sz w:val="20"/>
               </w:rPr>
-              <w:t>**Exclusividad** territorial</w:t>
+              <w:t>Volumen mensual agregado de fondos que transitan por cuentas corporativas de **Zonix Pharma**</w:t>
             </w:r>
           </w:p>
         </w:tc>
         <w:tc>
           <w:tcPr>
-            <w:tcW w:type="dxa" w:w="4320"/>
+            <w:tcW w:type="dxa" w:w="2880"/>
           </w:tcPr>
           <w:p>
             <w:r>
               <w:rPr>
                 <w:sz w:val="20"/>
               </w:rPr>
-              <w:t>Bloquea firmar otras farmacias en el piloto</w:t>
+              <w:t>&gt; orden **USD X** / mes (definir con contador y banco)</w:t>
+            </w:r>
+          </w:p>
+        </w:tc>
+        <w:tc>
+          <w:tcPr>
+            <w:tcW w:type="dxa" w:w="2880"/>
+          </w:tcPr>
+          <w:p>
+            <w:r>
+              <w:rPr>
+                <w:sz w:val="20"/>
+              </w:rPr>
+              <w:t>Evaluación licencia / figura adaptada</w:t>
             </w:r>
           </w:p>
         </w:tc>
@@ -2936,27 +3856,40 @@
       <w:tr>
         <w:tc>
           <w:tcPr>
-            <w:tcW w:type="dxa" w:w="4320"/>
+            <w:tcW w:type="dxa" w:w="2880"/>
           </w:tcPr>
           <w:p>
             <w:r>
               <w:rPr>
                 <w:sz w:val="20"/>
               </w:rPr>
-              <w:t>**Nación más favorecida** comercial</w:t>
+              <w:t>% de transacciones **cross-border** (Zelle/USDT) sobre total</w:t>
             </w:r>
           </w:p>
         </w:tc>
         <w:tc>
           <w:tcPr>
-            <w:tcW w:type="dxa" w:w="4320"/>
+            <w:tcW w:type="dxa" w:w="2880"/>
           </w:tcPr>
           <w:p>
             <w:r>
               <w:rPr>
                 <w:sz w:val="20"/>
               </w:rPr>
-              <w:t>Obliga siempre el mejor trato vs terceros</w:t>
+              <w:t>&gt; **30-40%** sostenido 3 meses</w:t>
+            </w:r>
+          </w:p>
+        </w:tc>
+        <w:tc>
+          <w:tcPr>
+            <w:tcW w:type="dxa" w:w="2880"/>
+          </w:tcPr>
+          <w:p>
+            <w:r>
+              <w:rPr>
+                <w:sz w:val="20"/>
+              </w:rPr>
+              <w:t>Refuerzo KYC contrapartes + política AML escrita</w:t>
             </w:r>
           </w:p>
         </w:tc>
@@ -2964,55 +3897,40 @@
       <w:tr>
         <w:tc>
           <w:tcPr>
-            <w:tcW w:type="dxa" w:w="4320"/>
+            <w:tcW w:type="dxa" w:w="2880"/>
           </w:tcPr>
           <w:p>
             <w:r>
               <w:rPr>
                 <w:sz w:val="20"/>
               </w:rPr>
-              <w:t>Acceso a **datos de salud** como contraprestación</w:t>
+              <w:t>**Zonix Pharma** pasa a liquidar **directamente** a farmacias/repartidores como intermediario</w:t>
             </w:r>
           </w:p>
         </w:tc>
         <w:tc>
           <w:tcPr>
-            <w:tcW w:type="dxa" w:w="4320"/>
+            <w:tcW w:type="dxa" w:w="2880"/>
           </w:tcPr>
           <w:p>
             <w:r>
               <w:rPr>
                 <w:sz w:val="20"/>
               </w:rPr>
-              <w:t>Los datos de salud **nunca** son moneda de negociación</w:t>
+              <w:t>Cualquier volumen</w:t>
             </w:r>
           </w:p>
         </w:tc>
-      </w:tr>
-      <w:tr>
         <w:tc>
           <w:tcPr>
-            <w:tcW w:type="dxa" w:w="4320"/>
+            <w:tcW w:type="dxa" w:w="2880"/>
           </w:tcPr>
           <w:p>
             <w:r>
               <w:rPr>
                 <w:sz w:val="20"/>
               </w:rPr>
-              <w:t>**Veto** en M&amp;A o Serie A</w:t>
-            </w:r>
-          </w:p>
-        </w:tc>
-        <w:tc>
-          <w:tcPr>
-            <w:tcW w:type="dxa" w:w="4320"/>
-          </w:tcPr>
-          <w:p>
-            <w:r>
-              <w:rPr>
-                <w:sz w:val="20"/>
-              </w:rPr>
-              <w:t>Reduce opcionalidad de salida</w:t>
+              <w:t>Due diligence Sudeban antes de encender</w:t>
             </w:r>
           </w:p>
         </w:tc>
@@ -3020,22 +3938,24 @@
     </w:tbl>
     <w:p/>
     <w:p>
-      <w:r>
-        <w:t xml:space="preserve">Todo término corporativo → </w:t>
-      </w:r>
+      <w:r/>
       <w:r>
         <w:rPr>
           <w:b/>
         </w:rPr>
-        <w:t>abogado cross-border</w:t>
-      </w:r>
-      <w:r>
-        <w:t>.</w:t>
-      </w:r>
-    </w:p>
-    <w:p>
-      <w:r>
-        <w:t>────────────────────────────────────────</w:t>
+        <w:t>Componentes del programa:</w:t>
+      </w:r>
+      <w:r>
+        <w:t xml:space="preserve"> KYC de farmacias (ya previsto onboarding), lista restrictiva interna, monitoreo de tickets fraud, conservación de evidencias, designación de </w:t>
+      </w:r>
+      <w:r>
+        <w:rPr>
+          <w:b/>
+        </w:rPr>
+        <w:t>responsable compliance</w:t>
+      </w:r>
+      <w:r>
+        <w:t xml:space="preserve"> (part-time CFO/legal hasta hire dedicado).</w:t>
       </w:r>
     </w:p>
     <w:p>
@@ -3043,26 +3963,57 @@
         <w:pStyle w:val="Heading1"/>
       </w:pPr>
       <w:r>
-        <w:t>Single-founder y mitigación</w:t>
+        <w:t>5. Equity de futuros empleados / advisors</w:t>
       </w:r>
     </w:p>
     <w:p>
-      <w:r>
-        <w:t xml:space="preserve">Zonix arranca con </w:t>
+      <w:pPr>
+        <w:pStyle w:val="Heading2"/>
+      </w:pPr>
+      <w:r>
+        <w:t>5.0 Single-founder y plan de mitigación</w:t>
+      </w:r>
+    </w:p>
+    <w:p>
+      <w:r>
+        <w:t xml:space="preserve">Zonix Pharma arranca con </w:t>
       </w:r>
       <w:r>
         <w:rPr>
           <w:b/>
         </w:rPr>
-        <w:t>un founder técnico</w:t>
-      </w:r>
-      <w:r>
-        <w:t xml:space="preserve"> (CEO + CTO). Mitigación documentada:</w:t>
+        <w:t>un solo founder técnico</w:t>
+      </w:r>
+      <w:r>
+        <w:t xml:space="preserve"> (CEO + CTO en la misma persona). Esto es válido para pre-seed pero merece transparencia:</w:t>
       </w:r>
     </w:p>
     <w:p>
       <w:r>
         <w:t xml:space="preserve">- </w:t>
+      </w:r>
+      <w:r>
+        <w:rPr>
+          <w:b/>
+        </w:rPr>
+        <w:t>Riesgo:</w:t>
+      </w:r>
+      <w:r>
+        <w:t xml:space="preserve"> dependencia técnica + decisional en un único individuo.</w:t>
+      </w:r>
+    </w:p>
+    <w:p>
+      <w:r>
+        <w:t xml:space="preserve">- </w:t>
+      </w:r>
+      <w:r>
+        <w:rPr>
+          <w:b/>
+        </w:rPr>
+        <w:t>Mitigación pre-PMF:</w:t>
+      </w:r>
+      <w:r>
+        <w:t xml:space="preserve"> </w:t>
       </w:r>
       <w:r>
         <w:rPr>
@@ -3071,50 +4022,194 @@
         <w:t>Co-CEO</w:t>
       </w:r>
       <w:r>
-        <w:t xml:space="preserve"> para dirección comercial y operación.</w:t>
-      </w:r>
-    </w:p>
-    <w:p>
-      <w:r>
-        <w:t xml:space="preserve">- </w:t>
+        <w:t xml:space="preserve"> para dirección general + </w:t>
       </w:r>
       <w:r>
         <w:rPr>
           <w:b/>
         </w:rPr>
-        <w:t>4× Sales B2B</w:t>
-      </w:r>
-      <w:r>
-        <w:t xml:space="preserve"> en calle desde T+30.</w:t>
+        <w:t>Marketing Lead</w:t>
+      </w:r>
+      <w:r>
+        <w:t xml:space="preserve"> para creatividad/campañas, documentado en [PRESUPUESTO_12_MESES_REFERENCIA.md](PRESUPUESTO_12_MESES_REFERENCIA.md) y [CUESTIONARIO_EQUIPO_PILOTO.md](CUESTIONARIO_EQUIPO_PILOTO.md).</w:t>
       </w:r>
     </w:p>
     <w:p>
       <w:r>
-        <w:t>- Post-Serie A: primer hire técnico senior para desacoplar producto de la persona única.</w:t>
-      </w:r>
-    </w:p>
-    <w:p>
-      <w:r>
-        <w:t>- Advisors potenciales mes 6–12: regulatorio farmacéutico (0,5–1% equity) y comercial retail VE (0,25–0,5%).</w:t>
-      </w:r>
-    </w:p>
-    <w:p>
-      <w:r>
-        <w:t xml:space="preserve">Pool reservado post-SAFE: </w:t>
+        <w:t xml:space="preserve">- </w:t>
       </w:r>
       <w:r>
         <w:rPr>
           <w:b/>
         </w:rPr>
-        <w:t>~10%</w:t>
-      </w:r>
-      <w:r>
-        <w:t xml:space="preserve"> para empleados clave y advisors; ampliación a 15–20% post Serie A.</w:t>
+        <w:t>Mitigación post-PMF (post-Serie A):</w:t>
+      </w:r>
+      <w:r>
+        <w:t xml:space="preserve"> primer hire es un </w:t>
+      </w:r>
+      <w:r>
+        <w:rPr>
+          <w:b/>
+        </w:rPr>
+        <w:t>CTO o Head of Engineering</w:t>
+      </w:r>
+      <w:r>
+        <w:t xml:space="preserve"> que asume el stack mientras el founder se mueve a CEO 100%.</w:t>
       </w:r>
     </w:p>
     <w:p>
       <w:r>
-        <w:t>────────────────────────────────────────</w:t>
+        <w:t xml:space="preserve">- </w:t>
+      </w:r>
+      <w:r>
+        <w:rPr>
+          <w:b/>
+        </w:rPr>
+        <w:t>Advisors potenciales en mes 6-12:</w:t>
+      </w:r>
+      <w:r>
+        <w:t xml:space="preserve"> un advisor regulatorio farmacéutico VE (0,5%-1% equity vesting 2 años) y un advisor comercial con experiencia retail VE (0,25%-0,5% equity).</w:t>
+      </w:r>
+    </w:p>
+    <w:p>
+      <w:pPr>
+        <w:pStyle w:val="Heading2"/>
+      </w:pPr>
+      <w:r>
+        <w:t>5.1 Pool reservado</w:t>
+      </w:r>
+    </w:p>
+    <w:p>
+      <w:r>
+        <w:t xml:space="preserve">- </w:t>
+      </w:r>
+      <w:r>
+        <w:rPr>
+          <w:b/>
+        </w:rPr>
+        <w:t>Pre Serie A:</w:t>
+      </w:r>
+      <w:r>
+        <w:t xml:space="preserve"> se reserva </w:t>
+      </w:r>
+      <w:r>
+        <w:rPr>
+          <w:b/>
+        </w:rPr>
+        <w:t>10% del cap table</w:t>
+      </w:r>
+      <w:r>
+        <w:t xml:space="preserve"> post-conversión SAFE para empleados clave + advisors.</w:t>
+      </w:r>
+    </w:p>
+    <w:p>
+      <w:r>
+        <w:t xml:space="preserve">- </w:t>
+      </w:r>
+      <w:r>
+        <w:rPr>
+          <w:b/>
+        </w:rPr>
+        <w:t>Post Serie A:</w:t>
+      </w:r>
+      <w:r>
+        <w:t xml:space="preserve"> se amplía a </w:t>
+      </w:r>
+      <w:r>
+        <w:rPr>
+          <w:b/>
+        </w:rPr>
+        <w:t>15-20%</w:t>
+      </w:r>
+      <w:r>
+        <w:t xml:space="preserve"> según necesidades.</w:t>
+      </w:r>
+    </w:p>
+    <w:p>
+      <w:pPr>
+        <w:pStyle w:val="Heading2"/>
+      </w:pPr>
+      <w:r>
+        <w:t>5.2 Política de stock options</w:t>
+      </w:r>
+    </w:p>
+    <w:p>
+      <w:r>
+        <w:t xml:space="preserve">- </w:t>
+      </w:r>
+      <w:r>
+        <w:rPr>
+          <w:b/>
+        </w:rPr>
+        <w:t>Vesting:</w:t>
+      </w:r>
+      <w:r>
+        <w:t xml:space="preserve"> 4 años con cliff 1 año.</w:t>
+      </w:r>
+    </w:p>
+    <w:p>
+      <w:r>
+        <w:t xml:space="preserve">- </w:t>
+      </w:r>
+      <w:r>
+        <w:rPr>
+          <w:b/>
+        </w:rPr>
+        <w:t>Strike price:</w:t>
+      </w:r>
+      <w:r>
+        <w:t xml:space="preserve"> valor justo de mercado al momento de otorgamiento.</w:t>
+      </w:r>
+    </w:p>
+    <w:p>
+      <w:r>
+        <w:t xml:space="preserve">- </w:t>
+      </w:r>
+      <w:r>
+        <w:rPr>
+          <w:b/>
+        </w:rPr>
+        <w:t>Acelerador:</w:t>
+      </w:r>
+      <w:r>
+        <w:t xml:space="preserve"> 50% acelerado en cambio de control (acquisition) — estándar.</w:t>
+      </w:r>
+    </w:p>
+    <w:p>
+      <w:r>
+        <w:t xml:space="preserve">- </w:t>
+      </w:r>
+      <w:r>
+        <w:rPr>
+          <w:b/>
+        </w:rPr>
+        <w:t>No options en piloto:</w:t>
+      </w:r>
+      <w:r>
+        <w:t xml:space="preserve"> los freelances tienen contrato directo, sin equity. Solo se otorgan stock options a empleados formales post-Serie A.</w:t>
+      </w:r>
+    </w:p>
+    <w:p>
+      <w:pPr>
+        <w:pStyle w:val="Heading2"/>
+      </w:pPr>
+      <w:r>
+        <w:t>5.3 Advisors</w:t>
+      </w:r>
+    </w:p>
+    <w:p>
+      <w:r>
+        <w:t>- 0,25% - 1% por advisor según valor aportado.</w:t>
+      </w:r>
+    </w:p>
+    <w:p>
+      <w:r>
+        <w:t>- Vesting 2 años con cliff 6 meses.</w:t>
+      </w:r>
+    </w:p>
+    <w:p>
+      <w:r>
+        <w:t>- Posible en mes 6-12 si aparece advisor regulatorio o de marketing relevante.</w:t>
       </w:r>
     </w:p>
     <w:p>
@@ -3122,7 +4217,7 @@
         <w:pStyle w:val="Heading1"/>
       </w:pPr>
       <w:r>
-        <w:t>Riesgos legales y mitigaciones (resumen)</w:t>
+        <w:t>6. Riesgos legales y mitigaciones</w:t>
       </w:r>
     </w:p>
     <w:tbl>
@@ -3196,7 +4291,7 @@
               <w:rPr>
                 <w:sz w:val="20"/>
               </w:rPr>
-              <w:t>Cambio regulación marketplace / Rx digital</w:t>
+              <w:t>Cambio en regulación marketplace</w:t>
             </w:r>
           </w:p>
         </w:tc>
@@ -3222,7 +4317,7 @@
               <w:rPr>
                 <w:sz w:val="20"/>
               </w:rPr>
-              <w:t>Asesor regulatorio + revisión Gaceta</w:t>
+              <w:t>Asesor regulatorio externo + revisión Gaceta semanal</w:t>
             </w:r>
           </w:p>
         </w:tc>
@@ -3237,7 +4332,7 @@
               <w:rPr>
                 <w:sz w:val="20"/>
               </w:rPr>
-              <w:t>MPPS cuestiona validación digital</w:t>
+              <w:t>MPPS bloquea validación digital de receta</w:t>
             </w:r>
           </w:p>
         </w:tc>
@@ -3250,7 +4345,7 @@
               <w:rPr>
                 <w:sz w:val="20"/>
               </w:rPr>
-              <w:t>Baja–media</w:t>
+              <w:t>Baja-media</w:t>
             </w:r>
           </w:p>
         </w:tc>
@@ -3263,48 +4358,7 @@
               <w:rPr>
                 <w:sz w:val="20"/>
               </w:rPr>
-              <w:t>Trazabilidad + export audit log</w:t>
-            </w:r>
-          </w:p>
-        </w:tc>
-      </w:tr>
-      <w:tr>
-        <w:tc>
-          <w:tcPr>
-            <w:tcW w:type="dxa" w:w="2880"/>
-          </w:tcPr>
-          <w:p>
-            <w:r>
-              <w:rPr>
-                <w:sz w:val="20"/>
-              </w:rPr>
-              <w:t>Reclasificación laboral freelance → nómina</w:t>
-            </w:r>
-          </w:p>
-        </w:tc>
-        <w:tc>
-          <w:tcPr>
-            <w:tcW w:type="dxa" w:w="2880"/>
-          </w:tcPr>
-          <w:p>
-            <w:r>
-              <w:rPr>
-                <w:sz w:val="20"/>
-              </w:rPr>
-              <w:t>Media</w:t>
-            </w:r>
-          </w:p>
-        </w:tc>
-        <w:tc>
-          <w:tcPr>
-            <w:tcW w:type="dxa" w:w="2880"/>
-          </w:tcPr>
-          <w:p>
-            <w:r>
-              <w:rPr>
-                <w:sz w:val="20"/>
-              </w:rPr>
-              <w:t>Contratos por entregables + asesor T+30</w:t>
+              <w:t>Trazabilidad + firma digital + auditoría on-demand</w:t>
             </w:r>
           </w:p>
         </w:tc>
@@ -3345,7 +4399,7 @@
               <w:rPr>
                 <w:sz w:val="20"/>
               </w:rPr>
-              <w:t>Habilitar desde mes 1</w:t>
+              <w:t>Habilitar desde mes 1 con proveedor autorizado</w:t>
             </w:r>
           </w:p>
         </w:tc>
@@ -3360,7 +4414,48 @@
               <w:rPr>
                 <w:sz w:val="20"/>
               </w:rPr>
-              <w:t>Inversor SAFE pide exit antes de Serie A</w:t>
+              <w:t>Devaluación bolívar afecta capital social</w:t>
+            </w:r>
+          </w:p>
+        </w:tc>
+        <w:tc>
+          <w:tcPr>
+            <w:tcW w:type="dxa" w:w="2880"/>
+          </w:tcPr>
+          <w:p>
+            <w:r>
+              <w:rPr>
+                <w:sz w:val="20"/>
+              </w:rPr>
+              <w:t>Alta</w:t>
+            </w:r>
+          </w:p>
+        </w:tc>
+        <w:tc>
+          <w:tcPr>
+            <w:tcW w:type="dxa" w:w="2880"/>
+          </w:tcPr>
+          <w:p>
+            <w:r>
+              <w:rPr>
+                <w:sz w:val="20"/>
+              </w:rPr>
+              <w:t>Capital social simbólico USD 1.000; dilución limpia</w:t>
+            </w:r>
+          </w:p>
+        </w:tc>
+      </w:tr>
+      <w:tr>
+        <w:tc>
+          <w:tcPr>
+            <w:tcW w:type="dxa" w:w="2880"/>
+          </w:tcPr>
+          <w:p>
+            <w:r>
+              <w:rPr>
+                <w:sz w:val="20"/>
+              </w:rPr>
+              <w:t>Inversor del SAFE quiere exit antes de Serie A</w:t>
             </w:r>
           </w:p>
         </w:tc>
@@ -3386,7 +4481,7 @@
               <w:rPr>
                 <w:sz w:val="20"/>
               </w:rPr>
-              <w:t>Cláusula conversión en liquidity event</w:t>
+              <w:t>Cláusula explícita: SAFE solo convierte en próxima ronda</w:t>
             </w:r>
           </w:p>
         </w:tc>
@@ -3401,7 +4496,7 @@
               <w:rPr>
                 <w:sz w:val="20"/>
               </w:rPr>
-              <w:t>Disputa contractual con farmacia</w:t>
+              <w:t>Disputas contractuales con farmacias</w:t>
             </w:r>
           </w:p>
         </w:tc>
@@ -3427,7 +4522,7 @@
               <w:rPr>
                 <w:sz w:val="20"/>
               </w:rPr>
-              <w:t>T&amp;C bilaterales + mediación CS</w:t>
+              <w:t>T&amp;C bilaterales firmados al onboarding + mediación Customer Support</w:t>
             </w:r>
           </w:p>
         </w:tc>
@@ -3435,8 +4530,110 @@
     </w:tbl>
     <w:p/>
     <w:p>
-      <w:r>
-        <w:t>────────────────────────────────────────</w:t>
+      <w:pPr>
+        <w:pStyle w:val="Heading1"/>
+      </w:pPr>
+      <w:r>
+        <w:t>7. Documentos legales que se entregan al inversor</w:t>
+      </w:r>
+    </w:p>
+    <w:p>
+      <w:r>
+        <w:t>Al cierre de la inversión, el inversor recibe:</w:t>
+      </w:r>
+    </w:p>
+    <w:p>
+      <w:r>
+        <w:t xml:space="preserve">1. </w:t>
+      </w:r>
+      <w:r>
+        <w:rPr>
+          <w:b/>
+        </w:rPr>
+        <w:t>SAFE firmado</w:t>
+      </w:r>
+      <w:r>
+        <w:t xml:space="preserve"> (PDF + original notariado opcional).</w:t>
+      </w:r>
+    </w:p>
+    <w:p>
+      <w:r>
+        <w:t xml:space="preserve">2. </w:t>
+      </w:r>
+      <w:r>
+        <w:rPr>
+          <w:b/>
+        </w:rPr>
+        <w:t>Acta constitutiva y estatutos</w:t>
+      </w:r>
+      <w:r>
+        <w:t xml:space="preserve"> de Zonix Pharma C.A. (cuando se constituya, ~30 días post-cierre).</w:t>
+      </w:r>
+    </w:p>
+    <w:p>
+      <w:r>
+        <w:t xml:space="preserve">3. </w:t>
+      </w:r>
+      <w:r>
+        <w:rPr>
+          <w:b/>
+        </w:rPr>
+        <w:t>Registro Mercantil</w:t>
+      </w:r>
+      <w:r>
+        <w:t xml:space="preserve"> estampado.</w:t>
+      </w:r>
+    </w:p>
+    <w:p>
+      <w:r>
+        <w:t xml:space="preserve">4. </w:t>
+      </w:r>
+      <w:r>
+        <w:rPr>
+          <w:b/>
+        </w:rPr>
+        <w:t>RIF de la empresa.</w:t>
+      </w:r>
+      <w:r/>
+    </w:p>
+    <w:p>
+      <w:r>
+        <w:t xml:space="preserve">5. </w:t>
+      </w:r>
+      <w:r>
+        <w:rPr>
+          <w:b/>
+        </w:rPr>
+        <w:t>Cap table actualizado.</w:t>
+      </w:r>
+      <w:r/>
+    </w:p>
+    <w:p>
+      <w:r>
+        <w:t xml:space="preserve">6. </w:t>
+      </w:r>
+      <w:r>
+        <w:rPr>
+          <w:b/>
+        </w:rPr>
+        <w:t>Carta de declaración del founder:</w:t>
+      </w:r>
+      <w:r>
+        <w:t xml:space="preserve"> confirma que el SAFE es la única deuda de la empresa al momento de firma.</w:t>
+      </w:r>
+    </w:p>
+    <w:p>
+      <w:r>
+        <w:t xml:space="preserve">7. </w:t>
+      </w:r>
+      <w:r>
+        <w:rPr>
+          <w:b/>
+        </w:rPr>
+        <w:t>Plan operativo de 12 meses:</w:t>
+      </w:r>
+      <w:r>
+        <w:t xml:space="preserve"> este pack completo.</w:t>
       </w:r>
     </w:p>
     <w:p>
@@ -3444,55 +4641,7 @@
         <w:pStyle w:val="Heading1"/>
       </w:pPr>
       <w:r>
-        <w:t>Documentos que recibe el inversor al cierre (referencia)</w:t>
-      </w:r>
-    </w:p>
-    <w:p>
-      <w:r>
-        <w:t>1. SAFE firmado (PDF).</w:t>
-      </w:r>
-    </w:p>
-    <w:p>
-      <w:r>
-        <w:t>2. Acta constitutiva y estatutos C.A. (~30 días post-wire).</w:t>
-      </w:r>
-    </w:p>
-    <w:p>
-      <w:r>
-        <w:t>3. Registro Mercantil estampado + RIF.</w:t>
-      </w:r>
-    </w:p>
-    <w:p>
-      <w:r>
-        <w:t>4. Cap table actualizado.</w:t>
-      </w:r>
-    </w:p>
-    <w:p>
-      <w:r>
-        <w:t>5. Carta del founder: SAFE como única deuda al firmar.</w:t>
-      </w:r>
-    </w:p>
-    <w:p>
-      <w:r>
-        <w:t>6. Pack operativo completo (este pack Gabriel + modelo Excel).</w:t>
-      </w:r>
-    </w:p>
-    <w:p>
-      <w:r>
-        <w:t>Gabriel no necesita estos documentos para una reunión de alianza; solo si Morr evoluciona hacia intro inversor formal.</w:t>
-      </w:r>
-    </w:p>
-    <w:p>
-      <w:r>
-        <w:t>────────────────────────────────────────</w:t>
-      </w:r>
-    </w:p>
-    <w:p>
-      <w:pPr>
-        <w:pStyle w:val="Heading1"/>
-      </w:pPr>
-      <w:r>
-        <w:t>Cronograma legal post-cierre (orientativo)</w:t>
+        <w:t>8. Cronograma legal post-inversión</w:t>
       </w:r>
     </w:p>
     <w:tbl>
@@ -3549,7 +4698,7 @@
               <w:rPr>
                 <w:sz w:val="20"/>
               </w:rPr>
-              <w:t>0</w:t>
+              <w:t>0 (cierre inversión)</w:t>
             </w:r>
           </w:p>
         </w:tc>
@@ -3562,7 +4711,7 @@
               <w:rPr>
                 <w:sz w:val="20"/>
               </w:rPr>
-              <w:t>Firma SAFE; wire **~112k**</w:t>
+              <w:t>Firma SAFE con **condición suspensiva de constitución C.A. ≤30 días** + **devolución automática** si no se constituye. El wire de **USD 237.412** se recibe en **escrow notarial** o **cuenta bloqueada** hasta acta constitutiva; alternativa: **tranche 1** tras constitución + apertura de cuenta empresa. **Carta de uso de fondos firmada** por el founder. **No se recibe el wire en cuenta personal del founder** (exposición fiduciaria/related-party evitada).</w:t>
             </w:r>
           </w:p>
         </w:tc>
@@ -3590,7 +4739,7 @@
               <w:rPr>
                 <w:sz w:val="20"/>
               </w:rPr>
-              <w:t>Constitución C.A.; cuenta empresa; traspaso patrimonial ordenado</w:t>
+              <w:t>Constitución legal C.A. completa. Apertura cuenta bancaria empresa. Transferencia interna founder → C.A.</w:t>
             </w:r>
           </w:p>
         </w:tc>
@@ -3605,7 +4754,7 @@
               <w:rPr>
                 <w:sz w:val="20"/>
               </w:rPr>
-              <w:t>1–2</w:t>
+              <w:t>1-2</w:t>
             </w:r>
           </w:p>
         </w:tc>
@@ -3618,7 +4767,7 @@
               <w:rPr>
                 <w:sz w:val="20"/>
               </w:rPr>
-              <w:t>RIF + factura digital</w:t>
+              <w:t>RIF + factura digital SENIAT habilitados.</w:t>
             </w:r>
           </w:p>
         </w:tc>
@@ -3633,7 +4782,7 @@
               <w:rPr>
                 <w:sz w:val="20"/>
               </w:rPr>
-              <w:t>2–3</w:t>
+              <w:t>2-3</w:t>
             </w:r>
           </w:p>
         </w:tc>
@@ -3646,7 +4795,7 @@
               <w:rPr>
                 <w:sz w:val="20"/>
               </w:rPr>
-              <w:t>Marca SAPI (paralelo)</w:t>
+              <w:t>Marca SAPI registrada (paralelo).</w:t>
             </w:r>
           </w:p>
         </w:tc>
@@ -3674,7 +4823,7 @@
               <w:rPr>
                 <w:sz w:val="20"/>
               </w:rPr>
-              <w:t>**Day-D** — go-live piloto (T+90 desde wire); **caja Day-D ~78.153**</w:t>
+              <w:t>**Day-D del piloto (T+90 desde wire).** Inicio **M1** financiero post-Day-D — ver [PROYECCION_FINANCIERA_12M.md](PROYECCION_FINANCIERA_12M.md) §0. Operación oficial de la C.A. en paralelo mes 1–3.</w:t>
             </w:r>
           </w:p>
         </w:tc>
@@ -3689,7 +4838,7 @@
               <w:rPr>
                 <w:sz w:val="20"/>
               </w:rPr>
-              <w:t>4–6</w:t>
+              <w:t>4-6</w:t>
             </w:r>
           </w:p>
         </w:tc>
@@ -3702,7 +4851,7 @@
               <w:rPr>
                 <w:sz w:val="20"/>
               </w:rPr>
-              <w:t>Reportes mensuales al inversor</w:t>
+              <w:t>Reporte mensual al inversor.</w:t>
             </w:r>
           </w:p>
         </w:tc>
@@ -3717,7 +4866,7 @@
               <w:rPr>
                 <w:sz w:val="20"/>
               </w:rPr>
-              <w:t>7–12</w:t>
+              <w:t>7-12</w:t>
             </w:r>
           </w:p>
         </w:tc>
@@ -3730,7 +4879,7 @@
               <w:rPr>
                 <w:sz w:val="20"/>
               </w:rPr>
-              <w:t>Reportes trimestrales</w:t>
+              <w:t>Reporte trimestral al inversor.</w:t>
             </w:r>
           </w:p>
         </w:tc>
@@ -3745,7 +4894,7 @@
               <w:rPr>
                 <w:sz w:val="20"/>
               </w:rPr>
-              <w:t>18–24</w:t>
+              <w:t>18-24</w:t>
             </w:r>
           </w:p>
         </w:tc>
@@ -3758,7 +4907,7 @@
               <w:rPr>
                 <w:sz w:val="20"/>
               </w:rPr>
-              <w:t>Posible Serie A → **conversión SAFE**</w:t>
+              <w:t>Posible Serie A. Conversión del SAFE.</w:t>
             </w:r>
           </w:p>
         </w:tc>
@@ -3766,187 +4915,41 @@
     </w:tbl>
     <w:p/>
     <w:p>
-      <w:r>
-        <w:t>────────────────────────────────────────</w:t>
-      </w:r>
-    </w:p>
-    <w:p>
       <w:pPr>
         <w:pStyle w:val="Heading1"/>
       </w:pPr>
       <w:r>
-        <w:t>Qué nos gustaría que revises, Gabriel</w:t>
+        <w:t>9. Documentos hermanos</w:t>
       </w:r>
     </w:p>
     <w:p>
       <w:r>
-        <w:t xml:space="preserve">1. </w:t>
-      </w:r>
-      <w:r>
-        <w:rPr>
-          <w:b/>
-        </w:rPr>
-        <w:t>C.A. en Carabobo</w:t>
-      </w:r>
-      <w:r>
-        <w:t xml:space="preserve"> — ¿Algún requisito local adicional que Morr vea en consultorías similares (municipales, bomberos, HQ)?</w:t>
+        <w:t>- [BRIEF_UNA_PAGINA.md](BRIEF_UNA_PAGINA.md): resumen de instrumento.</w:t>
       </w:r>
     </w:p>
     <w:p>
       <w:r>
-        <w:t xml:space="preserve">2. </w:t>
-      </w:r>
-      <w:r>
-        <w:rPr>
-          <w:b/>
-        </w:rPr>
-        <w:t>Cap 600k / ~18,66%</w:t>
-      </w:r>
-      <w:r>
-        <w:t xml:space="preserve"> — ¿Cómo lo percibe un ángel venezolano vs ticket ~112k? ¿Es coherente con el riesgo del piloto pharma?</w:t>
+        <w:t>- [PROYECCION_FINANCIERA_12M.md](PROYECCION_FINANCIERA_12M.md): cómo se gasta el SAFE.</w:t>
       </w:r>
     </w:p>
     <w:p>
       <w:r>
-        <w:t xml:space="preserve">3. </w:t>
-      </w:r>
-      <w:r>
-        <w:rPr>
-          <w:b/>
-        </w:rPr>
-        <w:t>Honorarios vs nómina</w:t>
-      </w:r>
-      <w:r>
-        <w:t xml:space="preserve"> — Riesgo SUNASS en equipos de ventas con horario fijo; ¿recomiendas asesor laboral local antes de contratar los 4 vendedores?</w:t>
+        <w:t>- [PLAN_LANZAMIENTO_COMERCIAL.md](PLAN_LANZAMIENTO_COMERCIAL.md): T+30 / T+60 / T+90.</w:t>
       </w:r>
     </w:p>
     <w:p>
       <w:r>
-        <w:t xml:space="preserve">4. </w:t>
-      </w:r>
-      <w:r>
-        <w:rPr>
-          <w:b/>
-        </w:rPr>
-        <w:t>SAFE enforceability en VE</w:t>
-      </w:r>
-      <w:r>
-        <w:t xml:space="preserve"> — ¿Abogados o contactos que recomiendes para adaptación YC + cláusula de ley aplicable?</w:t>
+        <w:t>- [`../PLAN_REGULATORIO_PHARMA_VE.md`](../PLAN_REGULATORIO_PHARMA_VE.md): marco farmacéutico VE.</w:t>
       </w:r>
     </w:p>
     <w:p>
       <w:r>
-        <w:t>────────────────────────────────────────</w:t>
+        <w:t>- [PLAN_METODOS_PAGO.md](PLAN_METODOS_PAGO.md) §10: Sudeban y no intermediación en piloto.</w:t>
       </w:r>
     </w:p>
     <w:p>
-      <w:pPr>
-        <w:pStyle w:val="Heading1"/>
-      </w:pPr>
-      <w:r>
-        <w:t>Disclaimers</w:t>
-      </w:r>
-    </w:p>
-    <w:p>
-      <w:r>
-        <w:t xml:space="preserve">- </w:t>
-      </w:r>
-      <w:r>
-        <w:rPr>
-          <w:b/>
-        </w:rPr>
-        <w:t>Este documento no es asesoría legal, fiscal ni regulatoria.</w:t>
-      </w:r>
-      <w:r>
-        <w:t xml:space="preserve"> Términos definitivos requieren abogado; marcar </w:t>
-      </w:r>
-      <w:r>
-        <w:rPr>
-          <w:b/>
-        </w:rPr>
-        <w:t>[PENDIENTE abogado]</w:t>
-      </w:r>
-      <w:r>
-        <w:t xml:space="preserve"> donde aplique.</w:t>
-      </w:r>
-    </w:p>
-    <w:p>
-      <w:r>
-        <w:t xml:space="preserve">- El SAFE es instrumento </w:t>
-      </w:r>
-      <w:r>
-        <w:rPr>
-          <w:b/>
-        </w:rPr>
-        <w:t>estándar internacional</w:t>
-      </w:r>
-      <w:r>
-        <w:t>; vigencia y litigios en Venezuela pueden requerir cláusula de ley, jurisdicción y traducción certificada.</w:t>
-      </w:r>
-    </w:p>
-    <w:p>
-      <w:r>
-        <w:t xml:space="preserve">- Cap table Serie A y exit son </w:t>
-      </w:r>
-      <w:r>
-        <w:rPr>
-          <w:b/>
-        </w:rPr>
-        <w:t>ilustrativos</w:t>
-      </w:r>
-      <w:r>
-        <w:t xml:space="preserve"> — no promesa de ronda ni valuación futura.</w:t>
-      </w:r>
-    </w:p>
-    <w:p>
-      <w:r>
-        <w:t>- Regulación farmacéutica (MPPS, INHRR, recetas) evoluciona; copy comercial y T&amp;C requieren dictamen antes de Day-D público.</w:t>
-      </w:r>
-    </w:p>
-    <w:p>
-      <w:r>
-        <w:t xml:space="preserve">- </w:t>
-      </w:r>
-      <w:r>
-        <w:rPr>
-          <w:b/>
-        </w:rPr>
-        <w:t>No es oferta de valores</w:t>
-      </w:r>
-      <w:r>
-        <w:t xml:space="preserve"> ni solicitud de inversión salvo acuerdo aparte y documentación legal definitiva.</w:t>
-      </w:r>
-    </w:p>
-    <w:p>
-      <w:r>
-        <w:t>────────────────────────────────────────</w:t>
-      </w:r>
-    </w:p>
-    <w:p>
-      <w:r/>
-      <w:r>
-        <w:rPr>
-          <w:b/>
-        </w:rPr>
-        <w:t>Abrahan Pulido</w:t>
-      </w:r>
-      <w:r>
-        <w:t xml:space="preserve">  </w:t>
-      </w:r>
-    </w:p>
-    <w:p>
-      <w:r>
-        <w:t xml:space="preserve">Founder / CEO / CTO — Zonix Pharma  </w:t>
-      </w:r>
-    </w:p>
-    <w:p>
-      <w:r>
-        <w:t>ing.pulido.abrahan@gmail.com · +58 412 4352014</w:t>
-      </w:r>
-    </w:p>
-    <w:p>
-      <w:r>
-        <w:t>*Zonix Pharma — junio 2026*</w:t>
+      <w:r>
+        <w:t>- [`../PLAN_REGULATORIO_PHARMA_VE.md`](../PLAN_REGULATORIO_PHARMA_VE.md): regulación farmacéutica VE.</w:t>
       </w:r>
     </w:p>
     <w:sectPr>
